--- a/downloads/student/ai-1-week-36.docx
+++ b/downloads/student/ai-1-week-36.docx
@@ -1976,6 +1976,16 @@
       </w:r>
     </w:p>
     <w:p>
+      <w:r>
+        <w:t>Read the labelled picture: Write one defensible success statement and one claim the evidence cannot support.</w:t>
+      </w:r>
+    </w:p>
+    <w:p>
+      <w:r>
+        <w:t>Change one thing: Someone adds the two unrun cases to the denominator as failures. Predict the result before checking the explanation. What remains the same?</w:t>
+      </w:r>
+    </w:p>
+    <w:p>
       <w:pPr>
         <w:pStyle w:val="Heading1"/>
       </w:pPr>
@@ -3696,6 +3706,187 @@
     <w:p>
       <w:r>
         <w:t>Attempt the independent case before hints. Record whether you worked alone, used a hint or followed a model. After feedback, fix the first unsupported step and explain why it changed. A later check uses a changed case, not a copied answer.</w:t>
+      </w:r>
+    </w:p>
+    <w:p>
+      <w:pPr>
+        <w:pStyle w:val="Heading1"/>
+      </w:pPr>
+      <w:r>
+        <w:t>15. Your lesson route</w:t>
+      </w:r>
+    </w:p>
+    <w:p>
+      <w:r>
+        <w:t>Start with this question: A fictional paper sorter team prepares an exhibition evidence board.</w:t>
+      </w:r>
+    </w:p>
+    <w:tbl>
+      <w:tblPr>
+        <w:tblStyle w:val="LightShading-Accent1"/>
+        <w:tblW w:type="auto" w:w="0"/>
+        <w:tblLook w:firstColumn="1" w:firstRow="1" w:lastColumn="0" w:lastRow="0" w:noHBand="0" w:noVBand="1" w:val="04A0"/>
+      </w:tblPr>
+      <w:tblGrid>
+        <w:gridCol w:w="5112"/>
+        <w:gridCol w:w="5112"/>
+      </w:tblGrid>
+      <w:tr>
+        <w:trPr>
+          <w:tblHeader/>
+        </w:trPr>
+        <w:tc>
+          <w:tcPr>
+            <w:tcW w:type="dxa" w:w="5112"/>
+          </w:tcPr>
+          <w:p>
+            <w:r>
+              <w:t>By the end, I can</w:t>
+            </w:r>
+          </w:p>
+        </w:tc>
+        <w:tc>
+          <w:tcPr>
+            <w:tcW w:type="dxa" w:w="5112"/>
+          </w:tcPr>
+          <w:p>
+            <w:r>
+              <w:t>How I will show it</w:t>
+            </w:r>
+          </w:p>
+        </w:tc>
+      </w:tr>
+      <w:tr>
+        <w:tc>
+          <w:tcPr>
+            <w:tcW w:type="dxa" w:w="5112"/>
+          </w:tcPr>
+          <w:p>
+            <w:r>
+              <w:t>Evaluate a saved candidate and a manual baseline fairly</w:t>
+            </w:r>
+          </w:p>
+        </w:tc>
+        <w:tc>
+          <w:tcPr>
+            <w:tcW w:type="dxa" w:w="5112"/>
+          </w:tcPr>
+          <w:p>
+            <w:r>
+              <w:t>Explain the deciding step, show a trace or test, and state one limit.</w:t>
+            </w:r>
+          </w:p>
+        </w:tc>
+      </w:tr>
+      <w:tr>
+        <w:tc>
+          <w:tcPr>
+            <w:tcW w:type="dxa" w:w="5112"/>
+          </w:tcPr>
+          <w:p>
+            <w:r>
+              <w:t>Defend a conclusion using results, failures and limits</w:t>
+            </w:r>
+          </w:p>
+        </w:tc>
+        <w:tc>
+          <w:tcPr>
+            <w:tcW w:type="dxa" w:w="5112"/>
+          </w:tcPr>
+          <w:p>
+            <w:r>
+              <w:t>Explain the deciding step, show a trace or test, and state one limit.</w:t>
+            </w:r>
+          </w:p>
+        </w:tc>
+      </w:tr>
+      <w:tr>
+        <w:tc>
+          <w:tcPr>
+            <w:tcW w:type="dxa" w:w="5112"/>
+          </w:tcPr>
+          <w:p>
+            <w:r>
+              <w:t>Explain the rules, privacy choices and human control in your project</w:t>
+            </w:r>
+          </w:p>
+        </w:tc>
+        <w:tc>
+          <w:tcPr>
+            <w:tcW w:type="dxa" w:w="5112"/>
+          </w:tcPr>
+          <w:p>
+            <w:r>
+              <w:t>Explain the deciding step, show a trace or test, and state one limit.</w:t>
+            </w:r>
+          </w:p>
+        </w:tc>
+      </w:tr>
+    </w:tbl>
+    <w:p>
+      <w:r>
+        <w:t>Remember → watch and explain → try with help → investigate → try independently → keep project evidence. Your teacher may spread this lesson across several classes.</w:t>
+      </w:r>
+    </w:p>
+    <w:p>
+      <w:r>
+        <w:t>Keep your first prediction. Compare it with what the evidence shows and explain any change.</w:t>
+      </w:r>
+    </w:p>
+    <w:p>
+      <w:pPr>
+        <w:pStyle w:val="Heading1"/>
+      </w:pPr>
+      <w:r>
+        <w:t>16. Finish and return</w:t>
+      </w:r>
+    </w:p>
+    <w:p>
+      <w:r>
+        <w:t>Close your notes. Explain this goal in your own words: Evaluate a saved candidate and a manual baseline fairly</w:t>
+      </w:r>
+    </w:p>
+    <w:p>
+      <w:pPr>
+        <w:pStyle w:val="Heading3"/>
+      </w:pPr>
+      <w:r>
+        <w:t>My deciding step, evidence and one remaining question</w:t>
+      </w:r>
+    </w:p>
+    <w:p>
+      <w:r>
+        <w:t>________________________________________________________________</w:t>
+      </w:r>
+    </w:p>
+    <w:p>
+      <w:r>
+        <w:t>________________________________________________________________</w:t>
+      </w:r>
+    </w:p>
+    <w:p>
+      <w:r>
+        <w:t>________________________________________________________________</w:t>
+      </w:r>
+    </w:p>
+    <w:p>
+      <w:r>
+        <w:t>________________________________________________________________</w:t>
+      </w:r>
+    </w:p>
+    <w:p>
+      <w:r>
+        <w:t>________________________________________________________________</w:t>
+      </w:r>
+    </w:p>
+    <w:p>
+      <w:r>
+        <w:t>If you are unsure, return to the worked picture and explain one arrow. If you are ready, change an input or assumption and justify your prediction.</w:t>
+      </w:r>
+    </w:p>
+    <w:p>
+      <w:r>
+        <w:t>Save your workbook evidence. At the next review, try a different case before opening your old answer.</w:t>
       </w:r>
     </w:p>
     <w:sectPr>

--- a/downloads/student/ai-1-week-36.docx
+++ b/downloads/student/ai-1-week-36.docx
@@ -3887,6 +3887,207 @@
     <w:p>
       <w:r>
         <w:t>Save your workbook evidence. At the next review, try a different case before opening your old answer.</w:t>
+      </w:r>
+    </w:p>
+    <w:p>
+      <w:pPr>
+        <w:pStyle w:val="Heading1"/>
+      </w:pPr>
+      <w:r>
+        <w:t>17. Supported practice, repair and portfolio</w:t>
+      </w:r>
+    </w:p>
+    <w:p>
+      <w:r>
+        <w:t>Use this supported practice once, in the browser or on paper. Keep the reserved independent assessment for a separate first attempt before teacher feedback.</w:t>
+      </w:r>
+    </w:p>
+    <w:p>
+      <w:r>
+        <w:t>A fictional paper sorter team prepares an exhibition evidence board.</w:t>
+      </w:r>
+    </w:p>
+    <w:p>
+      <w:pPr>
+        <w:pStyle w:val="Heading3"/>
+      </w:pPr>
+      <w:r>
+        <w:t>Practice 1: explain the deciding evidence</w:t>
+      </w:r>
+    </w:p>
+    <w:p>
+      <w:r>
+        <w:t>Which labelled step matches this detail? Prototype did not beat baseline on this measured outcome; explain its failures.</w:t>
+      </w:r>
+    </w:p>
+    <w:p>
+      <w:r>
+        <w:t>1. Keep incomplete work</w:t>
+      </w:r>
+    </w:p>
+    <w:p>
+      <w:r>
+        <w:t>2. Describe contract</w:t>
+      </w:r>
+    </w:p>
+    <w:p>
+      <w:r>
+        <w:t>3. Show results</w:t>
+      </w:r>
+    </w:p>
+    <w:p>
+      <w:r>
+        <w:t>4. Defend conclusion</w:t>
+      </w:r>
+    </w:p>
+    <w:p>
+      <w:pPr>
+        <w:pStyle w:val="Heading3"/>
+      </w:pPr>
+      <w:r>
+        <w:t>My selected conclusion, deciding fact and explanation</w:t>
+      </w:r>
+    </w:p>
+    <w:p>
+      <w:r>
+        <w:t>________________________________________________________________</w:t>
+      </w:r>
+    </w:p>
+    <w:p>
+      <w:r>
+        <w:t>________________________________________________________________</w:t>
+      </w:r>
+    </w:p>
+    <w:p>
+      <w:r>
+        <w:t>________________________________________________________________</w:t>
+      </w:r>
+    </w:p>
+    <w:p>
+      <w:r>
+        <w:t>________________________________________________________________</w:t>
+      </w:r>
+    </w:p>
+    <w:p>
+      <w:r>
+        <w:t>________________________________________________________________</w:t>
+      </w:r>
+    </w:p>
+    <w:p>
+      <w:r>
+        <w:t>Hint if needed: Read the steps in the pictorial case. Match the supplied detail to the stage that performs or records it.</w:t>
+      </w:r>
+    </w:p>
+    <w:p>
+      <w:r>
+        <w:t>After your attempt, compare with the supported explanation: Defend conclusion Prototype did not beat baseline on this measured outcome; explain its failures. An exhibition should make the evidence inspectable. A polished demonstration is not a substitute for the reserved-case record. The shared cases allow a direct descriptive comparison of pass rates; missing timing data prevents a claim that the prototype is faster. Unrun cases must not be treated as successes.</w:t>
+      </w:r>
+    </w:p>
+    <w:p>
+      <w:pPr>
+        <w:pStyle w:val="Heading3"/>
+      </w:pPr>
+      <w:r>
+        <w:t>Practice 2: explain the deciding evidence</w:t>
+      </w:r>
+    </w:p>
+    <w:p>
+      <w:r>
+        <w:t>Changed-case practice: Someone adds the two unrun cases to the denominator as failures. Which conclusion is supported by the supplied facts?</w:t>
+      </w:r>
+    </w:p>
+    <w:p>
+      <w:r>
+        <w:t>1. We can decide the result without examining the changed input or the procedure.</w:t>
+      </w:r>
+    </w:p>
+    <w:p>
+      <w:r>
+        <w:t>2. This one example guarantees correct results for every future input.</w:t>
+      </w:r>
+    </w:p>
+    <w:p>
+      <w:r>
+        <w:t>3. That reports a different measure, 8/12 completed successes out of planned cases.</w:t>
+      </w:r>
+    </w:p>
+    <w:p>
+      <w:pPr>
+        <w:pStyle w:val="Heading3"/>
+      </w:pPr>
+      <w:r>
+        <w:t>My selected conclusion, deciding fact and explanation</w:t>
+      </w:r>
+    </w:p>
+    <w:p>
+      <w:r>
+        <w:t>________________________________________________________________</w:t>
+      </w:r>
+    </w:p>
+    <w:p>
+      <w:r>
+        <w:t>________________________________________________________________</w:t>
+      </w:r>
+    </w:p>
+    <w:p>
+      <w:r>
+        <w:t>________________________________________________________________</w:t>
+      </w:r>
+    </w:p>
+    <w:p>
+      <w:r>
+        <w:t>________________________________________________________________</w:t>
+      </w:r>
+    </w:p>
+    <w:p>
+      <w:r>
+        <w:t>________________________________________________________________</w:t>
+      </w:r>
+    </w:p>
+    <w:p>
+      <w:r>
+        <w:t>Hint if needed: Use the changed condition and the deciding step in the pictorial trace. The answer must say what follows from those facts.</w:t>
+      </w:r>
+    </w:p>
+    <w:p>
+      <w:r>
+        <w:t>After your attempt, compare with the supported explanation: That reports a different measure, 8/12 completed successes out of planned cases. It cannot be called the original attempted-case pass rate; distinguish completion from evaluated correctness.</w:t>
+      </w:r>
+    </w:p>
+    <w:p>
+      <w:pPr>
+        <w:pStyle w:val="Heading3"/>
+      </w:pPr>
+      <w:r>
+        <w:t>Repair a missing building block</w:t>
+      </w:r>
+    </w:p>
+    <w:p>
+      <w:r>
+        <w:t>Review Improve One Cause (ai-1/35). Goal: Repair a located defect without changing the agreed requirements. Short practice: Explain why “our repaired version now picks something” is not enough to show success at 6.. Return to this week and explain what you changed.</w:t>
+      </w:r>
+    </w:p>
+    <w:p>
+      <w:r>
+        <w:t>Review Test Normal Cases (ai-1/33). Goal: Plan routine cases with expected results derived from the requirements. Short practice: Why is none correct for 8 but incorrect for 6? Use both capacity cards.. Return to this week and explain what you changed.</w:t>
+      </w:r>
+    </w:p>
+    <w:p>
+      <w:r>
+        <w:t>Review Choose Inputs and Outputs (ai-1/30). Goal: Turn the project outcome into precise input and output requirements. Short practice: Trace requests 10 and blank. Why should they not receive the same explanation?. Return to this week and explain what you changed.</w:t>
+      </w:r>
+    </w:p>
+    <w:p>
+      <w:pPr>
+        <w:pStyle w:val="Heading3"/>
+      </w:pPr>
+      <w:r>
+        <w:t>Keep your completed work</w:t>
+      </w:r>
+    </w:p>
+    <w:p>
+      <w:r>
+        <w:t>Use Download completed work in the hosted lesson to export your answers, reflections, practice feedback and code-run evidence. Open the HTML copy to read or print it. Drafts stay in this browser when storage is available; clear drafts on a shared device.</w:t>
       </w:r>
     </w:p>
     <w:sectPr>

--- a/downloads/student/ai-1-week-36.docx
+++ b/downloads/student/ai-1-week-36.docx
@@ -42,6 +42,11 @@
       </w:r>
     </w:p>
     <w:p>
+      <w:r>
+        <w:t>Start with the target: Evaluate a saved candidate and a manual baseline fairly. Try the recall before opening notes.</w:t>
+      </w:r>
+    </w:p>
+    <w:p>
       <w:pPr>
         <w:pStyle w:val="Heading3"/>
       </w:pPr>
@@ -50,18 +55,60 @@
       </w:r>
     </w:p>
     <w:p>
-      <w:r>
-        <w:t>I can evaluate a saved candidate and a manual baseline fairly.</w:t>
-      </w:r>
-    </w:p>
-    <w:p>
-      <w:r>
+      <w:pPr>
+        <w:spacing w:line="336" w:lineRule="auto" w:after="180"/>
+      </w:pPr>
+      <w:r>
+        <w:rPr>
+          <w:b w:val="0"/>
+        </w:rPr>
+        <w:t xml:space="preserve">I can evaluate a saved candidate and a manual </w:t>
+      </w:r>
+      <w:r>
+        <w:rPr>
+          <w:b/>
+        </w:rPr>
+        <w:t>baseline</w:t>
+      </w:r>
+      <w:r>
+        <w:rPr>
+          <w:b w:val="0"/>
+        </w:rPr>
+        <w:t xml:space="preserve"> fairly.</w:t>
+      </w:r>
+    </w:p>
+    <w:p>
+      <w:pPr>
+        <w:spacing w:line="336" w:lineRule="auto" w:after="180"/>
+      </w:pPr>
+      <w:r>
+        <w:rPr>
+          <w:b w:val="0"/>
+        </w:rPr>
         <w:t>I can defend a conclusion using results, failures and limits.</w:t>
       </w:r>
     </w:p>
     <w:p>
-      <w:r>
-        <w:t>I can explain the rules, privacy choices and human control in your project.</w:t>
+      <w:pPr>
+        <w:spacing w:line="336" w:lineRule="auto" w:after="180"/>
+      </w:pPr>
+      <w:r>
+        <w:rPr>
+          <w:b w:val="0"/>
+        </w:rPr>
+        <w:t xml:space="preserve">I can explain the rules, privacy choices and </w:t>
+      </w:r>
+      <w:r>
+        <w:rPr>
+          <w:b/>
+        </w:rPr>
+        <w:t>human control</w:t>
+      </w:r>
+      <w:r>
+        <w:rPr>
+          <w:b w:val="0"/>
+        </w:rPr>
+        <w:t xml:space="preserve"> in your project.</w:t>
       </w:r>
     </w:p>
     <w:p>
@@ -73,33 +120,117 @@
       </w:r>
     </w:p>
     <w:p>
-      <w:r>
+      <w:pPr>
+        <w:spacing w:line="336" w:lineRule="auto" w:after="180"/>
+      </w:pPr>
+      <w:r>
+        <w:rPr>
+          <w:b w:val="0"/>
+        </w:rPr>
         <w:t>Close your notes first. A rough first answer helps us choose the right starting point; it is not a score for your ability.</w:t>
       </w:r>
     </w:p>
     <w:p>
-      <w:r>
+      <w:pPr>
+        <w:spacing w:line="336" w:lineRule="auto" w:after="180"/>
+      </w:pPr>
+      <w:r>
+        <w:rPr>
+          <w:b w:val="0"/>
+        </w:rPr>
         <w:t>Without opening the old lesson, explain one key idea from Improve One Cause. Give an example and a mistake that the idea helps you avoid.</w:t>
       </w:r>
     </w:p>
     <w:p>
-      <w:r>
+      <w:pPr>
+        <w:spacing w:line="336" w:lineRule="auto" w:after="180"/>
+      </w:pPr>
+      <w:r>
+        <w:rPr>
+          <w:b w:val="0"/>
+        </w:rPr>
         <w:t>Without opening the old lesson, explain one key idea from Test Normal Cases. Give an example and a mistake that the idea helps you avoid.</w:t>
       </w:r>
     </w:p>
     <w:p>
-      <w:r>
-        <w:t>Without opening the old lesson, explain one key idea from Choose Inputs and Outputs. Give an example and a mistake that the idea helps you avoid.</w:t>
-      </w:r>
-    </w:p>
-    <w:p>
-      <w:r>
-        <w:t>After trying, check the relevant lesson or ask your teacher. Change the part of your explanation that the evidence shows was wrong.</w:t>
-      </w:r>
-    </w:p>
-    <w:p>
-      <w:r>
-        <w:t>Understanding is shown by explanation, transfer, testing, and limits.</w:t>
+      <w:pPr>
+        <w:spacing w:line="336" w:lineRule="auto" w:after="180"/>
+      </w:pPr>
+      <w:r>
+        <w:rPr>
+          <w:b w:val="0"/>
+        </w:rPr>
+        <w:t xml:space="preserve">Without opening the old lesson, explain one key idea from Choose </w:t>
+      </w:r>
+      <w:r>
+        <w:rPr>
+          <w:b/>
+        </w:rPr>
+        <w:t>Input</w:t>
+      </w:r>
+      <w:r>
+        <w:rPr>
+          <w:b w:val="0"/>
+        </w:rPr>
+        <w:t xml:space="preserve">s and </w:t>
+      </w:r>
+      <w:r>
+        <w:rPr>
+          <w:b/>
+        </w:rPr>
+        <w:t>Output</w:t>
+      </w:r>
+      <w:r>
+        <w:rPr>
+          <w:b w:val="0"/>
+        </w:rPr>
+        <w:t>s. Give an example and a mistake that the idea helps you avoid.</w:t>
+      </w:r>
+    </w:p>
+    <w:p>
+      <w:pPr>
+        <w:spacing w:line="336" w:lineRule="auto" w:after="180"/>
+      </w:pPr>
+      <w:r>
+        <w:rPr>
+          <w:b w:val="0"/>
+        </w:rPr>
+        <w:t xml:space="preserve">After trying, check the relevant lesson or ask your teacher. Change the part of your explanation that the </w:t>
+      </w:r>
+      <w:r>
+        <w:rPr>
+          <w:b/>
+        </w:rPr>
+        <w:t>evidence</w:t>
+      </w:r>
+      <w:r>
+        <w:rPr>
+          <w:b w:val="0"/>
+        </w:rPr>
+        <w:t xml:space="preserve"> shows was wrong.</w:t>
+      </w:r>
+    </w:p>
+    <w:p>
+      <w:pPr>
+        <w:spacing w:line="336" w:lineRule="auto" w:after="180"/>
+      </w:pPr>
+      <w:r>
+        <w:rPr>
+          <w:b w:val="0"/>
+        </w:rPr>
+        <w:t xml:space="preserve">Understanding is shown by explanation, </w:t>
+      </w:r>
+      <w:r>
+        <w:rPr>
+          <w:b/>
+        </w:rPr>
+        <w:t>transfer</w:t>
+      </w:r>
+      <w:r>
+        <w:rPr>
+          <w:b w:val="0"/>
+        </w:rPr>
+        <w:t>, testing, and limits.</w:t>
       </w:r>
     </w:p>
     <w:p>
@@ -139,12 +270,45 @@
       </w:r>
     </w:p>
     <w:p>
-      <w:r>
-        <w:t>LEARNING TARGET  Defend a sorter with 10/12 routine successes and 2/4 mixed-material successes. Report overall and separate results, show one failure and propose a justified next step. What claim would overstate the evidence?</w:t>
-      </w:r>
-    </w:p>
-    <w:p>
-      <w:r>
+      <w:pPr>
+        <w:pStyle w:val="Heading3"/>
+      </w:pPr>
+      <w:r>
+        <w:t>Your target</w:t>
+      </w:r>
+    </w:p>
+    <w:p>
+      <w:pPr>
+        <w:spacing w:line="336" w:lineRule="auto" w:after="180"/>
+        <w:shd w:fill="EDF7F3"/>
+      </w:pPr>
+      <w:r>
+        <w:rPr>
+          <w:b w:val="0"/>
+        </w:rPr>
+        <w:t xml:space="preserve">LEARNING TARGET  Defend a sorter with 10/12 routine successes and 2/4 mixed-material successes. Report overall and separate results, show one failure and propose a justified next step. What claim would overstate the </w:t>
+      </w:r>
+      <w:r>
+        <w:rPr>
+          <w:b/>
+        </w:rPr>
+        <w:t>evidence</w:t>
+      </w:r>
+      <w:r>
+        <w:rPr>
+          <w:b w:val="0"/>
+        </w:rPr>
+        <w:t>?</w:t>
+      </w:r>
+    </w:p>
+    <w:p>
+      <w:pPr>
+        <w:spacing w:line="336" w:lineRule="auto" w:after="180"/>
+      </w:pPr>
+      <w:r>
+        <w:rPr>
+          <w:b w:val="0"/>
+        </w:rPr>
         <w:t>Learner name:</w:t>
       </w:r>
     </w:p>
@@ -157,7 +321,13 @@
       </w:r>
     </w:p>
     <w:p>
-      <w:r>
+      <w:pPr>
+        <w:spacing w:line="336" w:lineRule="auto" w:after="180"/>
+      </w:pPr>
+      <w:r>
+        <w:rPr>
+          <w:b w:val="0"/>
+        </w:rPr>
         <w:t>You change a candidate after seeing a final test fail. Can the same case be an unseen final test of the new version? Explain.</w:t>
       </w:r>
     </w:p>
@@ -170,8 +340,26 @@
       </w:r>
     </w:p>
     <w:p>
-      <w:r>
-        <w:t>By the end, I can defend a project using measured results, limits and an honest baseline comparison.</w:t>
+      <w:pPr>
+        <w:spacing w:line="336" w:lineRule="auto" w:after="180"/>
+      </w:pPr>
+      <w:r>
+        <w:rPr>
+          <w:b w:val="0"/>
+        </w:rPr>
+        <w:t xml:space="preserve">By the end, I can defend a project using measured results, limits and an honest </w:t>
+      </w:r>
+      <w:r>
+        <w:rPr>
+          <w:b/>
+        </w:rPr>
+        <w:t>baseline</w:t>
+      </w:r>
+      <w:r>
+        <w:rPr>
+          <w:b w:val="0"/>
+        </w:rPr>
+        <w:t xml:space="preserve"> comparison.</w:t>
       </w:r>
     </w:p>
     <w:p>
@@ -184,6 +372,17 @@
     </w:p>
     <w:p>
       <w:r>
+        <w:t>Investigate the supplied Expo and Defense case. Separate observations, given facts and assumptions before choosing an explanation.</w:t>
+      </w:r>
+    </w:p>
+    <w:p>
+      <w:pPr>
+        <w:spacing w:line="336" w:lineRule="auto" w:after="180"/>
+      </w:pPr>
+      <w:r>
+        <w:rPr>
+          <w:b/>
+        </w:rPr>
         <w:t>PICTURE STORY</w:t>
       </w:r>
     </w:p>
@@ -196,8 +395,26 @@
       </w:r>
     </w:p>
     <w:p>
-      <w:r>
-        <w:t>Pictures give clues; evidence tells us what the clues mean.</w:t>
+      <w:pPr>
+        <w:spacing w:line="336" w:lineRule="auto" w:after="180"/>
+      </w:pPr>
+      <w:r>
+        <w:rPr>
+          <w:b w:val="0"/>
+        </w:rPr>
+        <w:t xml:space="preserve">Pictures give clues; </w:t>
+      </w:r>
+      <w:r>
+        <w:rPr>
+          <w:b/>
+        </w:rPr>
+        <w:t>evidence</w:t>
+      </w:r>
+      <w:r>
+        <w:rPr>
+          <w:b w:val="0"/>
+        </w:rPr>
+        <w:t xml:space="preserve"> tells us what the clues mean.</w:t>
       </w:r>
     </w:p>
     <w:p>
@@ -237,46 +454,146 @@
       </w:r>
     </w:p>
     <w:p>
-      <w:r>
-        <w:t>MYSTERY  A team presents the Classroom Sorter, traces a new item live, shows test evidence, explains one failure, and states when a human must decide.</w:t>
-      </w:r>
-    </w:p>
-    <w:p>
       <w:pPr>
         <w:pStyle w:val="Heading3"/>
       </w:pPr>
       <w:r>
+        <w:t>Start with this puzzle</w:t>
+      </w:r>
+    </w:p>
+    <w:p>
+      <w:pPr>
+        <w:spacing w:line="336" w:lineRule="auto" w:after="180"/>
+        <w:shd w:fill="F1F6FC"/>
+      </w:pPr>
+      <w:r>
+        <w:rPr>
+          <w:b w:val="0"/>
+        </w:rPr>
+        <w:t xml:space="preserve">MYSTERY  A team presents the Classroom Sorter, traces a new item live, shows test </w:t>
+      </w:r>
+      <w:r>
+        <w:rPr>
+          <w:b/>
+        </w:rPr>
+        <w:t>evidence</w:t>
+      </w:r>
+      <w:r>
+        <w:rPr>
+          <w:b w:val="0"/>
+        </w:rPr>
+        <w:t>, explains one failure, and states when a human must decide.</w:t>
+      </w:r>
+    </w:p>
+    <w:p>
+      <w:pPr>
+        <w:pStyle w:val="Heading3"/>
+      </w:pPr>
+      <w:r>
         <w:t>What do you notice?</w:t>
       </w:r>
     </w:p>
     <w:p>
-      <w:r>
+      <w:pPr>
+        <w:spacing w:line="336" w:lineRule="auto" w:after="180"/>
+      </w:pPr>
+      <w:r>
+        <w:rPr>
+          <w:b w:val="0"/>
+        </w:rPr>
         <w:t>Name three visible details without explaining them yet.</w:t>
       </w:r>
     </w:p>
     <w:p>
-      <w:r>
+      <w:pPr>
+        <w:spacing w:line="336" w:lineRule="auto" w:after="180"/>
+      </w:pPr>
+      <w:r>
+        <w:rPr>
+          <w:b w:val="0"/>
+        </w:rPr>
         <w:t>Circle the detail most connected to the system's decision.</w:t>
       </w:r>
     </w:p>
     <w:p>
-      <w:r>
+      <w:pPr>
+        <w:spacing w:line="336" w:lineRule="auto" w:after="180"/>
+      </w:pPr>
+      <w:r>
+        <w:rPr>
+          <w:b w:val="0"/>
+        </w:rPr>
         <w:t>Name one detail that may be decoration or distraction.</w:t>
       </w:r>
     </w:p>
     <w:p>
-      <w:r>
-        <w:t>Make a first prediction and state the clue that supports it.</w:t>
-      </w:r>
-    </w:p>
-    <w:p>
-      <w:r>
-        <w:t>My observations, prediction, and evidence:</w:t>
-      </w:r>
-    </w:p>
-    <w:p>
-      <w:r>
-        <w:t>GOOD THINKING  A prediction can change when stronger evidence appears.</w:t>
+      <w:pPr>
+        <w:spacing w:line="336" w:lineRule="auto" w:after="180"/>
+      </w:pPr>
+      <w:r>
+        <w:rPr>
+          <w:b w:val="0"/>
+        </w:rPr>
+        <w:t xml:space="preserve">Make a first </w:t>
+      </w:r>
+      <w:r>
+        <w:rPr>
+          <w:b/>
+        </w:rPr>
+        <w:t>prediction</w:t>
+      </w:r>
+      <w:r>
+        <w:rPr>
+          <w:b w:val="0"/>
+        </w:rPr>
+        <w:t xml:space="preserve"> and state the clue that supports it.</w:t>
+      </w:r>
+    </w:p>
+    <w:p>
+      <w:pPr>
+        <w:spacing w:line="336" w:lineRule="auto" w:after="180"/>
+      </w:pPr>
+      <w:r>
+        <w:rPr>
+          <w:b w:val="0"/>
+        </w:rPr>
+        <w:t xml:space="preserve">My </w:t>
+      </w:r>
+      <w:r>
+        <w:rPr>
+          <w:b/>
+        </w:rPr>
+        <w:t>observation</w:t>
+      </w:r>
+      <w:r>
+        <w:rPr>
+          <w:b w:val="0"/>
+        </w:rPr>
+        <w:t xml:space="preserve">s, </w:t>
+      </w:r>
+      <w:r>
+        <w:rPr>
+          <w:b/>
+        </w:rPr>
+        <w:t>prediction</w:t>
+      </w:r>
+      <w:r>
+        <w:rPr>
+          <w:b w:val="0"/>
+        </w:rPr>
+        <w:t xml:space="preserve">, and </w:t>
+      </w:r>
+      <w:r>
+        <w:rPr>
+          <w:b/>
+        </w:rPr>
+        <w:t>evidence</w:t>
+      </w:r>
+      <w:r>
+        <w:rPr>
+          <w:b w:val="0"/>
+        </w:rPr>
+        <w:t>:</w:t>
       </w:r>
     </w:p>
     <w:p>
@@ -284,22 +601,200 @@
         <w:pStyle w:val="Heading3"/>
       </w:pPr>
       <w:r>
+        <w:t>Thinking habit</w:t>
+      </w:r>
+    </w:p>
+    <w:p>
+      <w:pPr>
+        <w:spacing w:line="336" w:lineRule="auto" w:after="180"/>
+        <w:shd w:fill="EDF7F3"/>
+      </w:pPr>
+      <w:r>
+        <w:rPr>
+          <w:b w:val="0"/>
+        </w:rPr>
+        <w:t xml:space="preserve">GOOD THINKING  A </w:t>
+      </w:r>
+      <w:r>
+        <w:rPr>
+          <w:b/>
+        </w:rPr>
+        <w:t>prediction</w:t>
+      </w:r>
+      <w:r>
+        <w:rPr>
+          <w:b w:val="0"/>
+        </w:rPr>
+        <w:t xml:space="preserve"> can change when stronger </w:t>
+      </w:r>
+      <w:r>
+        <w:rPr>
+          <w:b/>
+        </w:rPr>
+        <w:t>evidence</w:t>
+      </w:r>
+      <w:r>
+        <w:rPr>
+          <w:b w:val="0"/>
+        </w:rPr>
+        <w:t xml:space="preserve"> appears.</w:t>
+      </w:r>
+    </w:p>
+    <w:p>
+      <w:pPr>
+        <w:pStyle w:val="Heading3"/>
+      </w:pPr>
+      <w:r>
         <w:t>A closer explanation</w:t>
       </w:r>
     </w:p>
     <w:p>
-      <w:r>
-        <w:t>This week you will evaluate your activity adviser and explain what its evidence supports. A project with an honestly reported failure can show strong understanding. Save your candidate instructions, version label, input rules, development records and known problems before your teacher reveals the final requests and catalogue. Keep the instructions unchanged during this evaluation.</w:t>
-      </w:r>
-    </w:p>
-    <w:p>
-      <w:r>
-        <w:t>The agreed rule remains: validate whole available minutes from 0 to 30 and Quiet required Yes or No. No allows quiet or nonquiet activities. Start at the first row and suggest the first activity whose time is no more than available time AND whose quiet label satisfies the request. Explain the choice. If all rows fail, report no match. Invalid or missing input needs clarification before searching. Clear the previous output for each run.</w:t>
-      </w:r>
-    </w:p>
-    <w:p>
-      <w:r>
-        <w:t>Your teacher will supply a fresh, labelled catalogue in the same format. Its values are test inputs, not permission to rewrite your instructions. All materials are assumed available. The manual baseline checks every row against the same requirements, then selects the first fit. Both methods advise only; neither books, publishes or chooses on a person’s behalf.</w:t>
+      <w:pPr>
+        <w:spacing w:line="336" w:lineRule="auto" w:after="180"/>
+      </w:pPr>
+      <w:r>
+        <w:rPr>
+          <w:b w:val="0"/>
+        </w:rPr>
+        <w:t xml:space="preserve">This week you will evaluate your activity adviser and explain what its </w:t>
+      </w:r>
+      <w:r>
+        <w:rPr>
+          <w:b/>
+        </w:rPr>
+        <w:t>evidence</w:t>
+      </w:r>
+      <w:r>
+        <w:rPr>
+          <w:b w:val="0"/>
+        </w:rPr>
+        <w:t xml:space="preserve"> supports. A project with an honestly reported failure can show strong understanding.</w:t>
+      </w:r>
+    </w:p>
+    <w:p>
+      <w:pPr>
+        <w:spacing w:line="336" w:lineRule="auto" w:after="180"/>
+      </w:pPr>
+      <w:r>
+        <w:rPr>
+          <w:b w:val="0"/>
+        </w:rPr>
+        <w:t xml:space="preserve">Save your candidate instructions, version label, </w:t>
+      </w:r>
+      <w:r>
+        <w:rPr>
+          <w:b/>
+        </w:rPr>
+        <w:t>input</w:t>
+      </w:r>
+      <w:r>
+        <w:rPr>
+          <w:b w:val="0"/>
+        </w:rPr>
+        <w:t xml:space="preserve"> rules, development records and known problems before your teacher reveals the final requests and catalogue. Keep the instructions unchanged during this evaluation.</w:t>
+      </w:r>
+    </w:p>
+    <w:p>
+      <w:pPr>
+        <w:spacing w:line="336" w:lineRule="auto" w:after="180"/>
+      </w:pPr>
+      <w:r>
+        <w:rPr>
+          <w:b w:val="0"/>
+        </w:rPr>
+        <w:t>The agreed rule remains: validate whole available minutes from 0 to 30 and Quiet required Yes or No. No allows quiet or nonquiet activities.</w:t>
+      </w:r>
+    </w:p>
+    <w:p>
+      <w:pPr>
+        <w:spacing w:line="336" w:lineRule="auto" w:after="180"/>
+      </w:pPr>
+      <w:r>
+        <w:rPr>
+          <w:b w:val="0"/>
+        </w:rPr>
+        <w:t>Start at the first row and suggest the first activity whose time is no more than available time AND whose quiet label satisfies the request. Explain the choice. If all rows fail, report no match.</w:t>
+      </w:r>
+    </w:p>
+    <w:p>
+      <w:pPr>
+        <w:spacing w:line="336" w:lineRule="auto" w:after="180"/>
+      </w:pPr>
+      <w:r>
+        <w:rPr>
+          <w:b w:val="0"/>
+        </w:rPr>
+        <w:t xml:space="preserve">Invalid or missing </w:t>
+      </w:r>
+      <w:r>
+        <w:rPr>
+          <w:b/>
+        </w:rPr>
+        <w:t>input</w:t>
+      </w:r>
+      <w:r>
+        <w:rPr>
+          <w:b w:val="0"/>
+        </w:rPr>
+        <w:t xml:space="preserve"> needs clarification before searching. Clear the previous </w:t>
+      </w:r>
+      <w:r>
+        <w:rPr>
+          <w:b/>
+        </w:rPr>
+        <w:t>output</w:t>
+      </w:r>
+      <w:r>
+        <w:rPr>
+          <w:b w:val="0"/>
+        </w:rPr>
+        <w:t xml:space="preserve"> for each run.</w:t>
+      </w:r>
+    </w:p>
+    <w:p>
+      <w:pPr>
+        <w:spacing w:line="336" w:lineRule="auto" w:after="180"/>
+      </w:pPr>
+      <w:r>
+        <w:rPr>
+          <w:b w:val="0"/>
+        </w:rPr>
+        <w:t xml:space="preserve">Your teacher will supply a fresh, labelled catalogue in the same format. Its values are test </w:t>
+      </w:r>
+      <w:r>
+        <w:rPr>
+          <w:b/>
+        </w:rPr>
+        <w:t>input</w:t>
+      </w:r>
+      <w:r>
+        <w:rPr>
+          <w:b w:val="0"/>
+        </w:rPr>
+        <w:t>s, not permission to rewrite your instructions. All materials are assumed available.</w:t>
+      </w:r>
+    </w:p>
+    <w:p>
+      <w:pPr>
+        <w:spacing w:line="336" w:lineRule="auto" w:after="180"/>
+      </w:pPr>
+      <w:r>
+        <w:rPr>
+          <w:b w:val="0"/>
+        </w:rPr>
+        <w:t xml:space="preserve">The manual </w:t>
+      </w:r>
+      <w:r>
+        <w:rPr>
+          <w:b/>
+        </w:rPr>
+        <w:t>baseline</w:t>
+      </w:r>
+      <w:r>
+        <w:rPr>
+          <w:b w:val="0"/>
+        </w:rPr>
+        <w:t xml:space="preserve"> checks every row against the same requirements, then selects the first fit. Both methods advise only; neither books, publishes or chooses on a person’s behalf.</w:t>
       </w:r>
     </w:p>
     <w:p>
@@ -312,7 +807,24 @@
     </w:p>
     <w:p>
       <w:r>
-        <w:t>VISUAL MECHANISM</w:t>
+        <w:t>Follow the mechanism for Expo and Defense. Connect each labelled input, deciding step and result.</w:t>
+      </w:r>
+    </w:p>
+    <w:p>
+      <w:pPr>
+        <w:spacing w:line="336" w:lineRule="auto" w:after="180"/>
+      </w:pPr>
+      <w:r>
+        <w:rPr>
+          <w:b/>
+        </w:rPr>
+        <w:t xml:space="preserve">VISUAL </w:t>
+      </w:r>
+      <w:r>
+        <w:rPr>
+          <w:b/>
+        </w:rPr>
+        <w:t>MECHANISM</w:t>
       </w:r>
     </w:p>
     <w:p>
@@ -324,7 +836,13 @@
       </w:r>
     </w:p>
     <w:p>
-      <w:r>
+      <w:pPr>
+        <w:spacing w:line="336" w:lineRule="auto" w:after="180"/>
+      </w:pPr>
+      <w:r>
+        <w:rPr>
+          <w:b w:val="0"/>
+        </w:rPr>
         <w:t>Follow the information instead of imagining magic inside the machine.</w:t>
       </w:r>
     </w:p>
@@ -437,32 +955,188 @@
       </w:r>
     </w:p>
     <w:p>
-      <w:r>
-        <w:t>INPUT  fresh item and documented system</w:t>
-      </w:r>
-    </w:p>
-    <w:p>
-      <w:r>
-        <w:t>PROCESS  execute and explain each stage under questions</w:t>
-      </w:r>
-    </w:p>
-    <w:p>
-      <w:r>
-        <w:t>OUTPUT  result, evidence, limitation, and responsible next action</w:t>
-      </w:r>
-    </w:p>
-    <w:p>
-      <w:r>
-        <w:t>CORE IDEA  Understanding is shown by explanation, transfer, testing, and limits.</w:t>
-      </w:r>
-    </w:p>
-    <w:p>
-      <w:r>
-        <w:t>UNDER THE HOOD  A defense evaluates transferable understanding, not presentation polish. Strong evidence includes system architecture, version history, planned tests, failures, controlled improvement, fairness/privacy boundaries, and independent response to a novel case.</w:t>
-      </w:r>
-    </w:p>
-    <w:p>
-      <w:r>
+      <w:pPr>
+        <w:spacing w:line="336" w:lineRule="auto" w:after="180"/>
+      </w:pPr>
+      <w:r>
+        <w:rPr>
+          <w:b/>
+        </w:rPr>
+        <w:t>INPUT</w:t>
+      </w:r>
+      <w:r>
+        <w:rPr>
+          <w:b w:val="0"/>
+        </w:rPr>
+        <w:t xml:space="preserve">  fresh item and documented system</w:t>
+      </w:r>
+    </w:p>
+    <w:p>
+      <w:pPr>
+        <w:spacing w:line="336" w:lineRule="auto" w:after="180"/>
+      </w:pPr>
+      <w:r>
+        <w:rPr>
+          <w:b/>
+        </w:rPr>
+        <w:t>PROCESS</w:t>
+      </w:r>
+      <w:r>
+        <w:rPr>
+          <w:b w:val="0"/>
+        </w:rPr>
+        <w:t xml:space="preserve">  execute and explain each stage under questions</w:t>
+      </w:r>
+    </w:p>
+    <w:p>
+      <w:pPr>
+        <w:spacing w:line="336" w:lineRule="auto" w:after="180"/>
+      </w:pPr>
+      <w:r>
+        <w:rPr>
+          <w:b/>
+        </w:rPr>
+        <w:t>OUTPUT</w:t>
+      </w:r>
+      <w:r>
+        <w:rPr>
+          <w:b w:val="0"/>
+        </w:rPr>
+        <w:t xml:space="preserve">  result, </w:t>
+      </w:r>
+      <w:r>
+        <w:rPr>
+          <w:b/>
+        </w:rPr>
+        <w:t>evidence</w:t>
+      </w:r>
+      <w:r>
+        <w:rPr>
+          <w:b w:val="0"/>
+        </w:rPr>
+        <w:t xml:space="preserve">, </w:t>
+      </w:r>
+      <w:r>
+        <w:rPr>
+          <w:b/>
+        </w:rPr>
+        <w:t>limitation</w:t>
+      </w:r>
+      <w:r>
+        <w:rPr>
+          <w:b w:val="0"/>
+        </w:rPr>
+        <w:t>, and responsible next action</w:t>
+      </w:r>
+    </w:p>
+    <w:p>
+      <w:pPr>
+        <w:pStyle w:val="Heading3"/>
+      </w:pPr>
+      <w:r>
+        <w:t>Key idea</w:t>
+      </w:r>
+    </w:p>
+    <w:p>
+      <w:pPr>
+        <w:spacing w:line="336" w:lineRule="auto" w:after="180"/>
+        <w:shd w:fill="EDF7F3"/>
+      </w:pPr>
+      <w:r>
+        <w:rPr>
+          <w:b w:val="0"/>
+        </w:rPr>
+        <w:t xml:space="preserve">CORE IDEA  Understanding is shown by explanation, </w:t>
+      </w:r>
+      <w:r>
+        <w:rPr>
+          <w:b/>
+        </w:rPr>
+        <w:t>transfer</w:t>
+      </w:r>
+      <w:r>
+        <w:rPr>
+          <w:b w:val="0"/>
+        </w:rPr>
+        <w:t>, testing, and limits.</w:t>
+      </w:r>
+    </w:p>
+    <w:p>
+      <w:pPr>
+        <w:pStyle w:val="Heading3"/>
+      </w:pPr>
+      <w:r>
+        <w:t>How the mechanism works</w:t>
+      </w:r>
+    </w:p>
+    <w:p>
+      <w:pPr>
+        <w:spacing w:line="336" w:lineRule="auto" w:after="180"/>
+        <w:shd w:fill="F1F6F8"/>
+      </w:pPr>
+      <w:r>
+        <w:rPr>
+          <w:b w:val="0"/>
+        </w:rPr>
+        <w:t xml:space="preserve">UNDER THE HOOD  A </w:t>
+      </w:r>
+      <w:r>
+        <w:rPr>
+          <w:b/>
+        </w:rPr>
+        <w:t>defense</w:t>
+      </w:r>
+      <w:r>
+        <w:rPr>
+          <w:b w:val="0"/>
+        </w:rPr>
+        <w:t xml:space="preserve"> evaluates </w:t>
+      </w:r>
+      <w:r>
+        <w:rPr>
+          <w:b/>
+        </w:rPr>
+        <w:t>transfer</w:t>
+      </w:r>
+      <w:r>
+        <w:rPr>
+          <w:b w:val="0"/>
+        </w:rPr>
+        <w:t>able understanding, not presentation polish.</w:t>
+      </w:r>
+    </w:p>
+    <w:p>
+      <w:pPr>
+        <w:spacing w:line="336" w:lineRule="auto" w:after="180"/>
+        <w:shd w:fill="F1F6F8"/>
+      </w:pPr>
+      <w:r>
+        <w:rPr>
+          <w:b w:val="0"/>
+        </w:rPr>
+        <w:t xml:space="preserve">Strong </w:t>
+      </w:r>
+      <w:r>
+        <w:rPr>
+          <w:b/>
+        </w:rPr>
+        <w:t>evidence</w:t>
+      </w:r>
+      <w:r>
+        <w:rPr>
+          <w:b w:val="0"/>
+        </w:rPr>
+        <w:t xml:space="preserve"> includes system architecture, version history, planned tests, failures, controlled improvement, fairness/privacy boundaries, and independent response to a novel case.</w:t>
+      </w:r>
+    </w:p>
+    <w:p>
+      <w:pPr>
+        <w:spacing w:line="336" w:lineRule="auto" w:after="180"/>
+      </w:pPr>
+      <w:r>
+        <w:rPr>
+          <w:b w:val="0"/>
+        </w:rPr>
         <w:t>Draw a fresh example with all three stages:</w:t>
       </w:r>
     </w:p>
@@ -631,13 +1305,154 @@
       </w:r>
     </w:p>
     <w:p>
-      <w:r>
-        <w:t>Use the same final requests, catalogue, requirements and full-pass rule for both methods. Record the candidate output and reason before looking at the expected answer. Record the baseline separately; do not copy the candidate result into it. Your teacher holds the answer key. A full pass needs both the required output and a valid reason, including why earlier rows fail when a later row is selected.</w:t>
-      </w:r>
-    </w:p>
-    <w:p>
-      <w:r>
-        <w:t>For each request record its ID, inputs, catalogue label, candidate label, candidate output and reason, baseline output and reason, and both results after checking. Keep a trace for any failure. Mark unrun cases explicitly. Do not silently correct an observation. If a person misreads an instruction, record that execution error separately from a defect in the written instruction.</w:t>
+      <w:pPr>
+        <w:spacing w:line="336" w:lineRule="auto" w:after="180"/>
+      </w:pPr>
+      <w:r>
+        <w:rPr>
+          <w:b w:val="0"/>
+        </w:rPr>
+        <w:t xml:space="preserve">Use the same final requests, catalogue, requirements and full-pass rule for both methods. Record the candidate </w:t>
+      </w:r>
+      <w:r>
+        <w:rPr>
+          <w:b/>
+        </w:rPr>
+        <w:t>output</w:t>
+      </w:r>
+      <w:r>
+        <w:rPr>
+          <w:b w:val="0"/>
+        </w:rPr>
+        <w:t xml:space="preserve"> and reason before looking at the expected answer.</w:t>
+      </w:r>
+    </w:p>
+    <w:p>
+      <w:pPr>
+        <w:spacing w:line="336" w:lineRule="auto" w:after="180"/>
+      </w:pPr>
+      <w:r>
+        <w:rPr>
+          <w:b w:val="0"/>
+        </w:rPr>
+        <w:t xml:space="preserve">Record the </w:t>
+      </w:r>
+      <w:r>
+        <w:rPr>
+          <w:b/>
+        </w:rPr>
+        <w:t>baseline</w:t>
+      </w:r>
+      <w:r>
+        <w:rPr>
+          <w:b w:val="0"/>
+        </w:rPr>
+        <w:t xml:space="preserve"> separately; do not copy the candidate result into it. Your teacher holds the answer key.</w:t>
+      </w:r>
+    </w:p>
+    <w:p>
+      <w:pPr>
+        <w:spacing w:line="336" w:lineRule="auto" w:after="180"/>
+      </w:pPr>
+      <w:r>
+        <w:rPr>
+          <w:b w:val="0"/>
+        </w:rPr>
+        <w:t xml:space="preserve">A full pass needs both the required </w:t>
+      </w:r>
+      <w:r>
+        <w:rPr>
+          <w:b/>
+        </w:rPr>
+        <w:t>output</w:t>
+      </w:r>
+      <w:r>
+        <w:rPr>
+          <w:b w:val="0"/>
+        </w:rPr>
+        <w:t xml:space="preserve"> and a valid reason, including why earlier rows fail when a later row is selected.</w:t>
+      </w:r>
+    </w:p>
+    <w:p>
+      <w:pPr>
+        <w:spacing w:line="336" w:lineRule="auto" w:after="180"/>
+      </w:pPr>
+      <w:r>
+        <w:rPr>
+          <w:b w:val="0"/>
+        </w:rPr>
+        <w:t xml:space="preserve">For each request record its ID, </w:t>
+      </w:r>
+      <w:r>
+        <w:rPr>
+          <w:b/>
+        </w:rPr>
+        <w:t>input</w:t>
+      </w:r>
+      <w:r>
+        <w:rPr>
+          <w:b w:val="0"/>
+        </w:rPr>
+        <w:t xml:space="preserve">s, catalogue label, candidate label, candidate </w:t>
+      </w:r>
+      <w:r>
+        <w:rPr>
+          <w:b/>
+        </w:rPr>
+        <w:t>output</w:t>
+      </w:r>
+      <w:r>
+        <w:rPr>
+          <w:b w:val="0"/>
+        </w:rPr>
+        <w:t xml:space="preserve"> and reason, </w:t>
+      </w:r>
+      <w:r>
+        <w:rPr>
+          <w:b/>
+        </w:rPr>
+        <w:t>baseline</w:t>
+      </w:r>
+      <w:r>
+        <w:rPr>
+          <w:b w:val="0"/>
+        </w:rPr>
+        <w:t xml:space="preserve"> </w:t>
+      </w:r>
+      <w:r>
+        <w:rPr>
+          <w:b/>
+        </w:rPr>
+        <w:t>output</w:t>
+      </w:r>
+      <w:r>
+        <w:rPr>
+          <w:b w:val="0"/>
+        </w:rPr>
+        <w:t xml:space="preserve"> and reason, and both results after checking. Keep a trace for any failure. Mark unrun cases explicitly.</w:t>
+      </w:r>
+    </w:p>
+    <w:p>
+      <w:pPr>
+        <w:spacing w:line="336" w:lineRule="auto" w:after="180"/>
+      </w:pPr>
+      <w:r>
+        <w:rPr>
+          <w:b w:val="0"/>
+        </w:rPr>
+        <w:t xml:space="preserve">Do not silently correct an </w:t>
+      </w:r>
+      <w:r>
+        <w:rPr>
+          <w:b/>
+        </w:rPr>
+        <w:t>observation</w:t>
+      </w:r>
+      <w:r>
+        <w:rPr>
+          <w:b w:val="0"/>
+        </w:rPr>
+        <w:t>. If a person misreads an instruction, record that execution error separately from a defect in the written instruction.</w:t>
       </w:r>
     </w:p>
     <w:p>
@@ -649,8 +1464,26 @@
       </w:r>
     </w:p>
     <w:p>
-      <w:r>
-        <w:t>Point to the input, the deciding step and the result in this week’s visual. Explain the same step in ordinary words. A picture helps when you can say what each part represents.</w:t>
+      <w:pPr>
+        <w:spacing w:line="336" w:lineRule="auto" w:after="180"/>
+      </w:pPr>
+      <w:r>
+        <w:rPr>
+          <w:b w:val="0"/>
+        </w:rPr>
+        <w:t xml:space="preserve">Point to the </w:t>
+      </w:r>
+      <w:r>
+        <w:rPr>
+          <w:b/>
+        </w:rPr>
+        <w:t>input</w:t>
+      </w:r>
+      <w:r>
+        <w:rPr>
+          <w:b w:val="0"/>
+        </w:rPr>
+        <w:t>, the deciding step and the result in this week’s visual. Explain the same step in ordinary words. A picture helps when you can say what each part represents.</w:t>
       </w:r>
     </w:p>
     <w:p>
@@ -663,6 +1496,17 @@
     </w:p>
     <w:p>
       <w:r>
+        <w:t>Compare the supplied cases for Expo and Defense. Identify the detail that changes the conclusion.</w:t>
+      </w:r>
+    </w:p>
+    <w:p>
+      <w:pPr>
+        <w:spacing w:line="336" w:lineRule="auto" w:after="180"/>
+      </w:pPr>
+      <w:r>
+        <w:rPr>
+          <w:b/>
+        </w:rPr>
         <w:t>PICTURE GALLERY</w:t>
       </w:r>
     </w:p>
@@ -675,8 +1519,26 @@
       </w:r>
     </w:p>
     <w:p>
-      <w:r>
-        <w:t>Use the visual cue, then read the evidence carefully.</w:t>
+      <w:pPr>
+        <w:spacing w:line="336" w:lineRule="auto" w:after="180"/>
+      </w:pPr>
+      <w:r>
+        <w:rPr>
+          <w:b w:val="0"/>
+        </w:rPr>
+        <w:t xml:space="preserve">Use the visual cue, then read the </w:t>
+      </w:r>
+      <w:r>
+        <w:rPr>
+          <w:b/>
+        </w:rPr>
+        <w:t>evidence</w:t>
+      </w:r>
+      <w:r>
+        <w:rPr>
+          <w:b w:val="0"/>
+        </w:rPr>
+        <w:t xml:space="preserve"> carefully.</w:t>
       </w:r>
     </w:p>
     <w:p>
@@ -824,55 +1686,248 @@
       </w:r>
     </w:p>
     <w:p>
-      <w:r>
+      <w:pPr>
+        <w:pStyle w:val="Heading3"/>
+      </w:pPr>
+      <w:r>
+        <w:t>The case to investigate</w:t>
+      </w:r>
+    </w:p>
+    <w:p>
+      <w:pPr>
+        <w:spacing w:line="336" w:lineRule="auto" w:after="180"/>
+        <w:shd w:fill="F1F6FC"/>
+      </w:pPr>
+      <w:r>
+        <w:rPr>
+          <w:b w:val="0"/>
+        </w:rPr>
         <w:t>CASE 1 — Polished poster  Clue: communication aid. Meaning: not proof alone.</w:t>
       </w:r>
     </w:p>
     <w:p>
-      <w:r>
-        <w:t>CASE 2 — Fresh trace  Clue: unrehearsed application. Meaning: transfer evidence.</w:t>
-      </w:r>
-    </w:p>
-    <w:p>
-      <w:r>
-        <w:t>CASE 3 — Failure log  Clue: honest testing record. Meaning: engineering evidence.</w:t>
-      </w:r>
-    </w:p>
-    <w:p>
-      <w:r>
+      <w:pPr>
+        <w:pStyle w:val="Heading3"/>
+      </w:pPr>
+      <w:r>
+        <w:t>The case to investigate</w:t>
+      </w:r>
+    </w:p>
+    <w:p>
+      <w:pPr>
+        <w:spacing w:line="336" w:lineRule="auto" w:after="180"/>
+        <w:shd w:fill="F1F6FC"/>
+      </w:pPr>
+      <w:r>
+        <w:rPr>
+          <w:b w:val="0"/>
+        </w:rPr>
+        <w:t xml:space="preserve">CASE 2 — Fresh trace  Clue: unrehearsed application. Meaning: </w:t>
+      </w:r>
+      <w:r>
+        <w:rPr>
+          <w:b/>
+        </w:rPr>
+        <w:t>transfer</w:t>
+      </w:r>
+      <w:r>
+        <w:rPr>
+          <w:b w:val="0"/>
+        </w:rPr>
+        <w:t xml:space="preserve"> </w:t>
+      </w:r>
+      <w:r>
+        <w:rPr>
+          <w:b/>
+        </w:rPr>
+        <w:t>evidence</w:t>
+      </w:r>
+      <w:r>
+        <w:rPr>
+          <w:b w:val="0"/>
+        </w:rPr>
+        <w:t>.</w:t>
+      </w:r>
+    </w:p>
+    <w:p>
+      <w:pPr>
+        <w:pStyle w:val="Heading3"/>
+      </w:pPr>
+      <w:r>
+        <w:t>The case to investigate</w:t>
+      </w:r>
+    </w:p>
+    <w:p>
+      <w:pPr>
+        <w:spacing w:line="336" w:lineRule="auto" w:after="180"/>
+        <w:shd w:fill="F1F6FC"/>
+      </w:pPr>
+      <w:r>
+        <w:rPr>
+          <w:b w:val="0"/>
+        </w:rPr>
+        <w:t xml:space="preserve">CASE 3 — Failure log  Clue: honest testing record. Meaning: engineering </w:t>
+      </w:r>
+      <w:r>
+        <w:rPr>
+          <w:b/>
+        </w:rPr>
+        <w:t>evidence</w:t>
+      </w:r>
+      <w:r>
+        <w:rPr>
+          <w:b w:val="0"/>
+        </w:rPr>
+        <w:t>.</w:t>
+      </w:r>
+    </w:p>
+    <w:p>
+      <w:pPr>
+        <w:pStyle w:val="Heading3"/>
+      </w:pPr>
+      <w:r>
+        <w:t>The case to investigate</w:t>
+      </w:r>
+    </w:p>
+    <w:p>
+      <w:pPr>
+        <w:spacing w:line="336" w:lineRule="auto" w:after="180"/>
+        <w:shd w:fill="F1F6FC"/>
+      </w:pPr>
+      <w:r>
+        <w:rPr>
+          <w:b w:val="0"/>
+        </w:rPr>
         <w:t>CASE 4 — Human gate  Clue: responsible boundary. Meaning: use condition.</w:t>
       </w:r>
     </w:p>
     <w:p>
-      <w:r>
-        <w:t>BOUNDARY  Confidence, decoration, or memorized vocabulary cannot replace a fresh trace and evidence-based answers.</w:t>
-      </w:r>
-    </w:p>
-    <w:p>
-      <w:r>
-        <w:t>Which two pictures are easiest to confuse? What evidence separates them?</w:t>
-      </w:r>
-    </w:p>
-    <w:p>
       <w:pPr>
         <w:pStyle w:val="Heading3"/>
       </w:pPr>
       <w:r>
+        <w:t>Keep this boundary clear</w:t>
+      </w:r>
+    </w:p>
+    <w:p>
+      <w:pPr>
+        <w:spacing w:line="336" w:lineRule="auto" w:after="180"/>
+        <w:shd w:fill="FFF5E6"/>
+      </w:pPr>
+      <w:r>
+        <w:rPr>
+          <w:b w:val="0"/>
+        </w:rPr>
+        <w:t xml:space="preserve">BOUNDARY  Confidence, decoration, or memorized vocabulary cannot replace a fresh trace and </w:t>
+      </w:r>
+      <w:r>
+        <w:rPr>
+          <w:b/>
+        </w:rPr>
+        <w:t>evidence</w:t>
+      </w:r>
+      <w:r>
+        <w:rPr>
+          <w:b w:val="0"/>
+        </w:rPr>
+        <w:t>-based answers.</w:t>
+      </w:r>
+    </w:p>
+    <w:p>
+      <w:pPr>
+        <w:spacing w:line="336" w:lineRule="auto" w:after="180"/>
+        <w:shd w:fill="F5F1FB"/>
+      </w:pPr>
+      <w:r>
+        <w:rPr>
+          <w:b w:val="0"/>
+        </w:rPr>
+        <w:t xml:space="preserve">Which two pictures are easiest to confuse? What </w:t>
+      </w:r>
+      <w:r>
+        <w:rPr>
+          <w:b/>
+        </w:rPr>
+        <w:t>evidence</w:t>
+      </w:r>
+      <w:r>
+        <w:rPr>
+          <w:b w:val="0"/>
+        </w:rPr>
+        <w:t xml:space="preserve"> separates them?</w:t>
+      </w:r>
+    </w:p>
+    <w:p>
+      <w:pPr>
+        <w:pStyle w:val="Heading3"/>
+      </w:pPr>
+      <w:r>
         <w:t>Change one thing in the pictured case</w:t>
       </w:r>
     </w:p>
     <w:p>
-      <w:r>
+      <w:pPr>
+        <w:pStyle w:val="Heading3"/>
+      </w:pPr>
+      <w:r>
+        <w:t>Change one thing</w:t>
+      </w:r>
+    </w:p>
+    <w:p>
+      <w:pPr>
+        <w:spacing w:line="336" w:lineRule="auto" w:after="180"/>
+        <w:shd w:fill="F5F1FB"/>
+      </w:pPr>
+      <w:r>
+        <w:rPr>
+          <w:b w:val="0"/>
+        </w:rPr>
         <w:t>Change: Someone adds the two unrun cases to the denominator as failures.</w:t>
       </w:r>
     </w:p>
     <w:p>
-      <w:r>
-        <w:t>Prediction: That reports a different measure, 8/12 completed successes out of planned cases.</w:t>
-      </w:r>
-    </w:p>
-    <w:p>
-      <w:r>
+      <w:pPr>
+        <w:pStyle w:val="Heading3"/>
+      </w:pPr>
+      <w:r>
+        <w:t>Predicted result</w:t>
+      </w:r>
+    </w:p>
+    <w:p>
+      <w:pPr>
+        <w:spacing w:line="336" w:lineRule="auto" w:after="180"/>
+        <w:shd w:fill="F1F6FC"/>
+      </w:pPr>
+      <w:r>
+        <w:rPr>
+          <w:b/>
+        </w:rPr>
+        <w:t>Prediction</w:t>
+      </w:r>
+      <w:r>
+        <w:rPr>
+          <w:b w:val="0"/>
+        </w:rPr>
+        <w:t>: That reports a different measure, 8/12 completed successes out of planned cases.</w:t>
+      </w:r>
+    </w:p>
+    <w:p>
+      <w:pPr>
+        <w:pStyle w:val="Heading3"/>
+      </w:pPr>
+      <w:r>
+        <w:t>Why the result follows</w:t>
+      </w:r>
+    </w:p>
+    <w:p>
+      <w:pPr>
+        <w:spacing w:line="336" w:lineRule="auto" w:after="180"/>
+        <w:shd w:fill="F1F6FC"/>
+      </w:pPr>
+      <w:r>
+        <w:rPr>
+          <w:b w:val="0"/>
+        </w:rPr>
         <w:t>Reason: It cannot be called the original attempted-case pass rate; distinguish completion from evaluated correctness.</w:t>
       </w:r>
     </w:p>
@@ -886,6 +1941,17 @@
     </w:p>
     <w:p>
       <w:r>
+        <w:t>Use the vocabulary of Expo and Defense to explain a concrete decision, rather than only memorising definitions.</w:t>
+      </w:r>
+    </w:p>
+    <w:p>
+      <w:pPr>
+        <w:spacing w:line="336" w:lineRule="auto" w:after="180"/>
+      </w:pPr>
+      <w:r>
+        <w:rPr>
+          <w:b/>
+        </w:rPr>
         <w:t>VOCABULARY</w:t>
       </w:r>
     </w:p>
@@ -898,7 +1964,13 @@
       </w:r>
     </w:p>
     <w:p>
-      <w:r>
+      <w:pPr>
+        <w:spacing w:line="336" w:lineRule="auto" w:after="180"/>
+      </w:pPr>
+      <w:r>
+        <w:rPr>
+          <w:b w:val="0"/>
+        </w:rPr>
         <w:t>The badge is a memory cue; the definition does the real thinking work.</w:t>
       </w:r>
     </w:p>
@@ -1222,17 +2294,57 @@
       </w:r>
     </w:p>
     <w:p>
-      <w:r>
+      <w:pPr>
+        <w:pStyle w:val="Heading3"/>
+      </w:pPr>
+      <w:r>
+        <w:t>Find the unsupported claim</w:t>
+      </w:r>
+    </w:p>
+    <w:p>
+      <w:pPr>
+        <w:spacing w:line="336" w:lineRule="auto" w:after="180"/>
+        <w:shd w:fill="F5F1FB"/>
+      </w:pPr>
+      <w:r>
+        <w:rPr>
+          <w:b w:val="0"/>
+        </w:rPr>
         <w:t>CLAIM TO REPAIR  A successful demo proves every case will work.</w:t>
       </w:r>
     </w:p>
     <w:p>
-      <w:r>
-        <w:t>Use one vocabulary word and one piece of evidence to repair it:</w:t>
-      </w:r>
-    </w:p>
-    <w:p>
-      <w:r>
+      <w:pPr>
+        <w:spacing w:line="336" w:lineRule="auto" w:after="180"/>
+      </w:pPr>
+      <w:r>
+        <w:rPr>
+          <w:b w:val="0"/>
+        </w:rPr>
+        <w:t xml:space="preserve">Use one vocabulary word and one piece of </w:t>
+      </w:r>
+      <w:r>
+        <w:rPr>
+          <w:b/>
+        </w:rPr>
+        <w:t>evidence</w:t>
+      </w:r>
+      <w:r>
+        <w:rPr>
+          <w:b w:val="0"/>
+        </w:rPr>
+        <w:t xml:space="preserve"> to repair it:</w:t>
+      </w:r>
+    </w:p>
+    <w:p>
+      <w:pPr>
+        <w:spacing w:line="336" w:lineRule="auto" w:after="180"/>
+        <w:shd w:fill="EDF7F3"/>
+      </w:pPr>
+      <w:r>
+        <w:rPr>
+          <w:b w:val="0"/>
+        </w:rPr>
         <w:t>WORD POWER  A strong definition helps you decide something in a new case.</w:t>
       </w:r>
     </w:p>
@@ -1378,6 +2490,17 @@
     </w:p>
     <w:p>
       <w:r>
+        <w:t>Follow the worked trace for Expo and Defense, predict a step, then compare with its explanation.</w:t>
+      </w:r>
+    </w:p>
+    <w:p>
+      <w:pPr>
+        <w:spacing w:line="336" w:lineRule="auto" w:after="180"/>
+      </w:pPr>
+      <w:r>
+        <w:rPr>
+          <w:b/>
+        </w:rPr>
         <w:t>WORKED EXAMPLE</w:t>
       </w:r>
     </w:p>
@@ -1390,8 +2513,26 @@
       </w:r>
     </w:p>
     <w:p>
-      <w:r>
-        <w:t>Every step connects a claim to observable evidence.</w:t>
+      <w:pPr>
+        <w:spacing w:line="336" w:lineRule="auto" w:after="180"/>
+      </w:pPr>
+      <w:r>
+        <w:rPr>
+          <w:b w:val="0"/>
+        </w:rPr>
+        <w:t xml:space="preserve">Every step connects a claim to observable </w:t>
+      </w:r>
+      <w:r>
+        <w:rPr>
+          <w:b/>
+        </w:rPr>
+        <w:t>evidence</w:t>
+      </w:r>
+      <w:r>
+        <w:rPr>
+          <w:b w:val="0"/>
+        </w:rPr>
+        <w:t>.</w:t>
       </w:r>
     </w:p>
     <w:p>
@@ -1431,51 +2572,331 @@
       </w:r>
     </w:p>
     <w:p>
-      <w:r>
-        <w:t>CASE  A team presents the Classroom Sorter, traces a new item live, shows test evidence, explains one failure, and states when a human must decide.</w:t>
-      </w:r>
-    </w:p>
-    <w:p>
-      <w:r>
+      <w:pPr>
+        <w:pStyle w:val="Heading3"/>
+      </w:pPr>
+      <w:r>
+        <w:t>The case to investigate</w:t>
+      </w:r>
+    </w:p>
+    <w:p>
+      <w:pPr>
+        <w:spacing w:line="336" w:lineRule="auto" w:after="180"/>
+        <w:shd w:fill="F1F6FC"/>
+      </w:pPr>
+      <w:r>
+        <w:rPr>
+          <w:b w:val="0"/>
+        </w:rPr>
+        <w:t xml:space="preserve">CASE  A team presents the Classroom Sorter, traces a new item live, shows test </w:t>
+      </w:r>
+      <w:r>
+        <w:rPr>
+          <w:b/>
+        </w:rPr>
+        <w:t>evidence</w:t>
+      </w:r>
+      <w:r>
+        <w:rPr>
+          <w:b w:val="0"/>
+        </w:rPr>
+        <w:t>, explains one failure, and states when a human must decide.</w:t>
+      </w:r>
+    </w:p>
+    <w:p>
+      <w:pPr>
+        <w:pStyle w:val="Heading3"/>
+      </w:pPr>
+      <w:r>
+        <w:t>Step 1</w:t>
+      </w:r>
+    </w:p>
+    <w:p>
+      <w:pPr>
+        <w:spacing w:line="336" w:lineRule="auto" w:after="180"/>
+        <w:shd w:fill="F4F9FC"/>
+      </w:pPr>
+      <w:r>
+        <w:rPr>
+          <w:b w:val="0"/>
+        </w:rPr>
         <w:t>STEP 1 — OBSERVE  fresh item and documented system</w:t>
       </w:r>
     </w:p>
     <w:p>
-      <w:r>
+      <w:pPr>
+        <w:pStyle w:val="Heading3"/>
+      </w:pPr>
+      <w:r>
+        <w:t>Step 2</w:t>
+      </w:r>
+    </w:p>
+    <w:p>
+      <w:pPr>
+        <w:spacing w:line="336" w:lineRule="auto" w:after="180"/>
+        <w:shd w:fill="F4F9FC"/>
+      </w:pPr>
+      <w:r>
+        <w:rPr>
+          <w:b w:val="0"/>
+        </w:rPr>
         <w:t>STEP 2 — TRACE  execute and explain each stage under questions</w:t>
       </w:r>
     </w:p>
     <w:p>
-      <w:r>
-        <w:t>STEP 3 — CONCLUDE  result, evidence, limitation, and responsible next action</w:t>
-      </w:r>
-    </w:p>
-    <w:p>
-      <w:r>
-        <w:t>MODEL REASONING  A complete defense traces input, process, and output; distinguishes rules from learned parts; presents normal and edge tests; explains one controlled improvement; states privacy, fairness, uncertainty, and human-review boundaries; and handles a fresh case independently.</w:t>
-      </w:r>
-    </w:p>
-    <w:p>
-      <w:r>
-        <w:t>DO NOT OVERCLAIM  Confidence, decoration, or memorized vocabulary cannot replace a fresh trace and evidence-based answers.</w:t>
-      </w:r>
-    </w:p>
-    <w:p>
-      <w:r>
-        <w:t>What new evidence could change this answer?</w:t>
-      </w:r>
-    </w:p>
-    <w:p>
       <w:pPr>
         <w:pStyle w:val="Heading3"/>
       </w:pPr>
       <w:r>
+        <w:t>Step 3</w:t>
+      </w:r>
+    </w:p>
+    <w:p>
+      <w:pPr>
+        <w:spacing w:line="336" w:lineRule="auto" w:after="180"/>
+        <w:shd w:fill="F4F9FC"/>
+      </w:pPr>
+      <w:r>
+        <w:rPr>
+          <w:b w:val="0"/>
+        </w:rPr>
+        <w:t xml:space="preserve">STEP 3 — CONCLUDE  result, </w:t>
+      </w:r>
+      <w:r>
+        <w:rPr>
+          <w:b/>
+        </w:rPr>
+        <w:t>evidence</w:t>
+      </w:r>
+      <w:r>
+        <w:rPr>
+          <w:b w:val="0"/>
+        </w:rPr>
+        <w:t xml:space="preserve">, </w:t>
+      </w:r>
+      <w:r>
+        <w:rPr>
+          <w:b/>
+        </w:rPr>
+        <w:t>limitation</w:t>
+      </w:r>
+      <w:r>
+        <w:rPr>
+          <w:b w:val="0"/>
+        </w:rPr>
+        <w:t>, and responsible next action</w:t>
+      </w:r>
+    </w:p>
+    <w:p>
+      <w:pPr>
+        <w:pStyle w:val="Heading3"/>
+      </w:pPr>
+      <w:r>
+        <w:t>Model answer</w:t>
+      </w:r>
+    </w:p>
+    <w:p>
+      <w:pPr>
+        <w:spacing w:line="336" w:lineRule="auto" w:after="180"/>
+        <w:shd w:fill="F1F6FC"/>
+      </w:pPr>
+      <w:r>
+        <w:rPr>
+          <w:b w:val="0"/>
+        </w:rPr>
+        <w:t xml:space="preserve">MODEL REASONING  A complete </w:t>
+      </w:r>
+      <w:r>
+        <w:rPr>
+          <w:b/>
+        </w:rPr>
+        <w:t>defense</w:t>
+      </w:r>
+      <w:r>
+        <w:rPr>
+          <w:b w:val="0"/>
+        </w:rPr>
+        <w:t xml:space="preserve"> traces </w:t>
+      </w:r>
+      <w:r>
+        <w:rPr>
+          <w:b/>
+        </w:rPr>
+        <w:t>input</w:t>
+      </w:r>
+      <w:r>
+        <w:rPr>
+          <w:b w:val="0"/>
+        </w:rPr>
+        <w:t xml:space="preserve">, </w:t>
+      </w:r>
+      <w:r>
+        <w:rPr>
+          <w:b/>
+        </w:rPr>
+        <w:t>process</w:t>
+      </w:r>
+      <w:r>
+        <w:rPr>
+          <w:b w:val="0"/>
+        </w:rPr>
+        <w:t xml:space="preserve">, and </w:t>
+      </w:r>
+      <w:r>
+        <w:rPr>
+          <w:b/>
+        </w:rPr>
+        <w:t>output</w:t>
+      </w:r>
+      <w:r>
+        <w:rPr>
+          <w:b w:val="0"/>
+        </w:rPr>
+        <w:t>; distinguishes rules from learned parts; presents normal and edge tests; explains one controlled improvement; states privacy, fairness, uncertainty, and human-review boundaries; and handles a fresh case independently.</w:t>
+      </w:r>
+    </w:p>
+    <w:p>
+      <w:pPr>
+        <w:pStyle w:val="Heading3"/>
+      </w:pPr>
+      <w:r>
+        <w:t>A claim to avoid</w:t>
+      </w:r>
+    </w:p>
+    <w:p>
+      <w:pPr>
+        <w:spacing w:line="336" w:lineRule="auto" w:after="180"/>
+        <w:shd w:fill="FFF5E6"/>
+      </w:pPr>
+      <w:r>
+        <w:rPr>
+          <w:b w:val="0"/>
+        </w:rPr>
+        <w:t xml:space="preserve">DO NOT OVERCLAIM  Confidence, decoration, or memorized vocabulary cannot replace a fresh trace and </w:t>
+      </w:r>
+      <w:r>
+        <w:rPr>
+          <w:b/>
+        </w:rPr>
+        <w:t>evidence</w:t>
+      </w:r>
+      <w:r>
+        <w:rPr>
+          <w:b w:val="0"/>
+        </w:rPr>
+        <w:t>-based answers.</w:t>
+      </w:r>
+    </w:p>
+    <w:p>
+      <w:pPr>
+        <w:spacing w:line="336" w:lineRule="auto" w:after="180"/>
+        <w:shd w:fill="F5F1FB"/>
+      </w:pPr>
+      <w:r>
+        <w:rPr>
+          <w:b w:val="0"/>
+        </w:rPr>
+        <w:t xml:space="preserve">What new </w:t>
+      </w:r>
+      <w:r>
+        <w:rPr>
+          <w:b/>
+        </w:rPr>
+        <w:t>evidence</w:t>
+      </w:r>
+      <w:r>
+        <w:rPr>
+          <w:b w:val="0"/>
+        </w:rPr>
+        <w:t xml:space="preserve"> could change this answer?</w:t>
+      </w:r>
+    </w:p>
+    <w:p>
+      <w:pPr>
+        <w:pStyle w:val="Heading3"/>
+      </w:pPr>
+      <w:r>
         <w:t>A closer explanation</w:t>
       </w:r>
     </w:p>
     <w:p>
-      <w:r>
-        <w:t>Here is a fictional example from a different project, not your class results. A candidate has 6 full passes from 8 attempted cases; the baseline has 8 from the same 8. Two more planned cases were not run. The candidate passed 75 percent of attempted cases; the baseline passed 100 percent. Neither has evidence for the two unrun cases. The candidate did not outperform the baseline on this measure.</w:t>
+      <w:pPr>
+        <w:pStyle w:val="Heading3"/>
+      </w:pPr>
+      <w:r>
+        <w:t>Worked explanation · Expo and Defense</w:t>
+      </w:r>
+    </w:p>
+    <w:p>
+      <w:pPr>
+        <w:spacing w:line="336" w:lineRule="auto" w:after="180"/>
+        <w:shd w:fill="F1F6FC"/>
+      </w:pPr>
+      <w:r>
+        <w:rPr>
+          <w:b w:val="0"/>
+        </w:rPr>
+        <w:t xml:space="preserve">Here is a fictional example from a different project, not your class results. A candidate has 6 full passes from 8 attempted cases; the </w:t>
+      </w:r>
+      <w:r>
+        <w:rPr>
+          <w:b/>
+        </w:rPr>
+        <w:t>baseline</w:t>
+      </w:r>
+      <w:r>
+        <w:rPr>
+          <w:b w:val="0"/>
+        </w:rPr>
+        <w:t xml:space="preserve"> has 8 from the same 8. Two more planned cases were not run.</w:t>
+      </w:r>
+    </w:p>
+    <w:p>
+      <w:pPr>
+        <w:spacing w:line="336" w:lineRule="auto" w:after="180"/>
+        <w:shd w:fill="F1F6FC"/>
+      </w:pPr>
+      <w:r>
+        <w:rPr>
+          <w:b w:val="0"/>
+        </w:rPr>
+        <w:t xml:space="preserve">The candidate passed 75 percent of attempted cases; the </w:t>
+      </w:r>
+      <w:r>
+        <w:rPr>
+          <w:b/>
+        </w:rPr>
+        <w:t>baseline</w:t>
+      </w:r>
+      <w:r>
+        <w:rPr>
+          <w:b w:val="0"/>
+        </w:rPr>
+        <w:t xml:space="preserve"> passed 100 percent. Neither has </w:t>
+      </w:r>
+      <w:r>
+        <w:rPr>
+          <w:b/>
+        </w:rPr>
+        <w:t>evidence</w:t>
+      </w:r>
+      <w:r>
+        <w:rPr>
+          <w:b w:val="0"/>
+        </w:rPr>
+        <w:t xml:space="preserve"> for the two unrun cases. The candidate did not outperform the </w:t>
+      </w:r>
+      <w:r>
+        <w:rPr>
+          <w:b/>
+        </w:rPr>
+        <w:t>baseline</w:t>
+      </w:r>
+      <w:r>
+        <w:rPr>
+          <w:b w:val="0"/>
+        </w:rPr>
+        <w:t xml:space="preserve"> on this measure.</w:t>
       </w:r>
     </w:p>
     <w:tbl>
@@ -1654,15 +3075,66 @@
       </w:tr>
     </w:tbl>
     <w:p>
-      <w:r>
-        <w:t>Explain each failure and its consequence instead of hiding it inside a total. Even perfect results on a small reserved set do not establish reliability in every situation. Our paper adviser applies human-written rules; it has not learned a model from training examples. It checks compatibility, not enjoyment, popularity or real material availability.</w:t>
-      </w:r>
-    </w:p>
-    <w:p>
       <w:pPr>
         <w:pStyle w:val="Heading3"/>
       </w:pPr>
       <w:r>
+        <w:t>Worked explanation · Expo and Defense</w:t>
+      </w:r>
+    </w:p>
+    <w:p>
+      <w:pPr>
+        <w:spacing w:line="336" w:lineRule="auto" w:after="180"/>
+        <w:shd w:fill="F1F6FC"/>
+      </w:pPr>
+      <w:r>
+        <w:rPr>
+          <w:b w:val="0"/>
+        </w:rPr>
+        <w:t>Explain each failure and its consequence instead of hiding it inside a total. Even perfect results on a small reserved set do not establish reliability in every situation.</w:t>
+      </w:r>
+    </w:p>
+    <w:p>
+      <w:pPr>
+        <w:spacing w:line="336" w:lineRule="auto" w:after="180"/>
+        <w:shd w:fill="F1F6FC"/>
+      </w:pPr>
+      <w:r>
+        <w:rPr>
+          <w:b w:val="0"/>
+        </w:rPr>
+        <w:t>Our paper adviser applies human-</w:t>
+      </w:r>
+      <w:r>
+        <w:rPr>
+          <w:b/>
+        </w:rPr>
+        <w:t>written rule</w:t>
+      </w:r>
+      <w:r>
+        <w:rPr>
+          <w:b w:val="0"/>
+        </w:rPr>
+        <w:t xml:space="preserve">s; it has not learned a model from </w:t>
+      </w:r>
+      <w:r>
+        <w:rPr>
+          <w:b/>
+        </w:rPr>
+        <w:t>training</w:t>
+      </w:r>
+      <w:r>
+        <w:rPr>
+          <w:b w:val="0"/>
+        </w:rPr>
+        <w:t xml:space="preserve"> examples. It checks compatibility, not enjoyment, popularity or real material availability.</w:t>
+      </w:r>
+    </w:p>
+    <w:p>
+      <w:pPr>
+        <w:pStyle w:val="Heading3"/>
+      </w:pPr>
+      <w:r>
         <w:t>In the fictional example, state the candidate and baseline results, explain how the two unrun cases should be reported, and give one useful next action. Why is “the adviser is ready for every classroom” unsupported?</w:t>
       </w:r>
     </w:p>
@@ -1705,7 +3177,13 @@
       </w:r>
     </w:p>
     <w:p>
-      <w:r>
+      <w:pPr>
+        <w:spacing w:line="336" w:lineRule="auto" w:after="180"/>
+      </w:pPr>
+      <w:r>
+        <w:rPr>
+          <w:b w:val="0"/>
+        </w:rPr>
         <w:t>Cover the result before checking it. Say what is given, choose the procedure, and follow one step at a time. Then uncover the result and explain your first mismatch. Ask why a step is allowed, not only what number it produces.</w:t>
       </w:r>
     </w:p>
@@ -1718,8 +3196,26 @@
       </w:r>
     </w:p>
     <w:p>
-      <w:r>
-        <w:t>A fictional paper sorter team prepares an exhibition evidence board.</w:t>
+      <w:pPr>
+        <w:spacing w:line="336" w:lineRule="auto" w:after="180"/>
+      </w:pPr>
+      <w:r>
+        <w:rPr>
+          <w:b w:val="0"/>
+        </w:rPr>
+        <w:t xml:space="preserve">A fictional paper sorter team prepares an exhibition </w:t>
+      </w:r>
+      <w:r>
+        <w:rPr>
+          <w:b/>
+        </w:rPr>
+        <w:t>evidence</w:t>
+      </w:r>
+      <w:r>
+        <w:rPr>
+          <w:b w:val="0"/>
+        </w:rPr>
+        <w:t xml:space="preserve"> board.</w:t>
       </w:r>
     </w:p>
     <w:p>
@@ -1731,12 +3227,66 @@
       </w:r>
     </w:p>
     <w:p>
-      <w:r>
-        <w:t>Both prototype and manual baseline attempt the same 10 reserved cases. Prototype passes 8; baseline passes 9.</w:t>
-      </w:r>
-    </w:p>
-    <w:p>
-      <w:r>
+      <w:pPr>
+        <w:pStyle w:val="Heading3"/>
+      </w:pPr>
+      <w:r>
+        <w:t>Supplied facts</w:t>
+      </w:r>
+    </w:p>
+    <w:p>
+      <w:pPr>
+        <w:spacing w:line="336" w:lineRule="auto" w:after="180"/>
+        <w:shd w:fill="F1F6FC"/>
+      </w:pPr>
+      <w:r>
+        <w:rPr>
+          <w:b w:val="0"/>
+        </w:rPr>
+        <w:t xml:space="preserve">Both prototype and manual </w:t>
+      </w:r>
+      <w:r>
+        <w:rPr>
+          <w:b/>
+        </w:rPr>
+        <w:t>baseline</w:t>
+      </w:r>
+      <w:r>
+        <w:rPr>
+          <w:b w:val="0"/>
+        </w:rPr>
+        <w:t xml:space="preserve"> attempt the same 10 reserved cases. Prototype passes 8; </w:t>
+      </w:r>
+      <w:r>
+        <w:rPr>
+          <w:b/>
+        </w:rPr>
+        <w:t>baseline</w:t>
+      </w:r>
+      <w:r>
+        <w:rPr>
+          <w:b w:val="0"/>
+        </w:rPr>
+        <w:t xml:space="preserve"> passes 9.</w:t>
+      </w:r>
+    </w:p>
+    <w:p>
+      <w:pPr>
+        <w:pStyle w:val="Heading3"/>
+      </w:pPr>
+      <w:r>
+        <w:t>Supplied facts</w:t>
+      </w:r>
+    </w:p>
+    <w:p>
+      <w:pPr>
+        <w:spacing w:line="336" w:lineRule="auto" w:after="180"/>
+        <w:shd w:fill="F1F6FC"/>
+      </w:pPr>
+      <w:r>
+        <w:rPr>
+          <w:b w:val="0"/>
+        </w:rPr>
         <w:t>Two additional planned cases are unrun. No timing or pupil-satisfaction measures were collected.</w:t>
       </w:r>
     </w:p>
@@ -1958,30 +3508,138 @@
       </w:r>
     </w:p>
     <w:p>
-      <w:r>
-        <w:t>An exhibition should make the evidence inspectable. A polished demonstration is not a substitute for the reserved-case record. The shared cases allow a direct descriptive comparison of pass rates; missing timing data prevents a claim that the prototype is faster. Unrun cases must not be treated as successes.</w:t>
-      </w:r>
-    </w:p>
-    <w:p>
       <w:pPr>
         <w:pStyle w:val="Heading3"/>
       </w:pPr>
       <w:r>
+        <w:t>Why the result follows</w:t>
+      </w:r>
+    </w:p>
+    <w:p>
+      <w:pPr>
+        <w:spacing w:line="336" w:lineRule="auto" w:after="180"/>
+        <w:shd w:fill="F1F6FC"/>
+      </w:pPr>
+      <w:r>
+        <w:rPr>
+          <w:b w:val="0"/>
+        </w:rPr>
+        <w:t xml:space="preserve">An exhibition should make the </w:t>
+      </w:r>
+      <w:r>
+        <w:rPr>
+          <w:b/>
+        </w:rPr>
+        <w:t>evidence</w:t>
+      </w:r>
+      <w:r>
+        <w:rPr>
+          <w:b w:val="0"/>
+        </w:rPr>
+        <w:t xml:space="preserve"> inspectable. A polished </w:t>
+      </w:r>
+      <w:r>
+        <w:rPr>
+          <w:b/>
+        </w:rPr>
+        <w:t>demonstration</w:t>
+      </w:r>
+      <w:r>
+        <w:rPr>
+          <w:b w:val="0"/>
+        </w:rPr>
+        <w:t xml:space="preserve"> is not a substitute for the reserved-case record.</w:t>
+      </w:r>
+    </w:p>
+    <w:p>
+      <w:pPr>
+        <w:spacing w:line="336" w:lineRule="auto" w:after="180"/>
+        <w:shd w:fill="F1F6FC"/>
+      </w:pPr>
+      <w:r>
+        <w:rPr>
+          <w:b w:val="0"/>
+        </w:rPr>
+        <w:t>The shared cases allow a direct descriptive comparison of pass rates; missing timing data prevents a claim that the prototype is faster. Unrun cases must not be treated as successes.</w:t>
+      </w:r>
+    </w:p>
+    <w:p>
+      <w:pPr>
+        <w:pStyle w:val="Heading3"/>
+      </w:pPr>
+      <w:r>
         <w:t>What this example does not establish</w:t>
       </w:r>
     </w:p>
     <w:p>
-      <w:r>
+      <w:pPr>
+        <w:pStyle w:val="Heading3"/>
+      </w:pPr>
+      <w:r>
+        <w:t>Keep the stated limit</w:t>
+      </w:r>
+    </w:p>
+    <w:p>
+      <w:pPr>
+        <w:spacing w:line="336" w:lineRule="auto" w:after="180"/>
+        <w:shd w:fill="FFF5E6"/>
+      </w:pPr>
+      <w:r>
+        <w:rPr>
+          <w:b w:val="0"/>
+        </w:rPr>
         <w:t>This fictional evaluation does not demonstrate classroom learning impact or performance on every future request.</w:t>
       </w:r>
     </w:p>
     <w:p>
-      <w:r>
-        <w:t>Read the labelled picture: Write one defensible success statement and one claim the evidence cannot support.</w:t>
-      </w:r>
-    </w:p>
-    <w:p>
-      <w:r>
+      <w:pPr>
+        <w:pStyle w:val="Heading3"/>
+      </w:pPr>
+      <w:r>
+        <w:t>Keep the stated limit</w:t>
+      </w:r>
+    </w:p>
+    <w:p>
+      <w:pPr>
+        <w:spacing w:line="336" w:lineRule="auto" w:after="180"/>
+        <w:shd w:fill="FFF5E6"/>
+      </w:pPr>
+      <w:r>
+        <w:rPr>
+          <w:b w:val="0"/>
+        </w:rPr>
+        <w:t xml:space="preserve">Read the labelled picture: Write one defensible success statement and one claim the </w:t>
+      </w:r>
+      <w:r>
+        <w:rPr>
+          <w:b/>
+        </w:rPr>
+        <w:t>evidence</w:t>
+      </w:r>
+      <w:r>
+        <w:rPr>
+          <w:b w:val="0"/>
+        </w:rPr>
+        <w:t xml:space="preserve"> cannot support.</w:t>
+      </w:r>
+    </w:p>
+    <w:p>
+      <w:pPr>
+        <w:pStyle w:val="Heading3"/>
+      </w:pPr>
+      <w:r>
+        <w:t>Keep the stated limit</w:t>
+      </w:r>
+    </w:p>
+    <w:p>
+      <w:pPr>
+        <w:spacing w:line="336" w:lineRule="auto" w:after="180"/>
+        <w:shd w:fill="FFF5E6"/>
+      </w:pPr>
+      <w:r>
+        <w:rPr>
+          <w:b w:val="0"/>
+        </w:rPr>
         <w:t>Change one thing: Someone adds the two unrun cases to the denominator as failures. Predict the result before checking the explanation. What remains the same?</w:t>
       </w:r>
     </w:p>
@@ -1995,6 +3653,17 @@
     </w:p>
     <w:p>
       <w:r>
+        <w:t>Find the unsupported step in the Expo and Defense claim and explain a repair using the supplied evidence.</w:t>
+      </w:r>
+    </w:p>
+    <w:p>
+      <w:pPr>
+        <w:spacing w:line="336" w:lineRule="auto" w:after="180"/>
+      </w:pPr>
+      <w:r>
+        <w:rPr>
+          <w:b/>
+        </w:rPr>
         <w:t>COMPARE</w:t>
       </w:r>
     </w:p>
@@ -2007,7 +3676,13 @@
       </w:r>
     </w:p>
     <w:p>
-      <w:r>
+      <w:pPr>
+        <w:spacing w:line="336" w:lineRule="auto" w:after="180"/>
+      </w:pPr>
+      <w:r>
+        <w:rPr>
+          <w:b w:val="0"/>
+        </w:rPr>
         <w:t>A comparison helps reveal the true concept boundary.</w:t>
       </w:r>
     </w:p>
@@ -2195,53 +3870,236 @@
       </w:r>
     </w:p>
     <w:p>
-      <w:r>
+      <w:pPr>
+        <w:pStyle w:val="Heading3"/>
+      </w:pPr>
+      <w:r>
+        <w:t>Challenge claim A</w:t>
+      </w:r>
+    </w:p>
+    <w:p>
+      <w:pPr>
+        <w:spacing w:line="336" w:lineRule="auto" w:after="180"/>
+        <w:shd w:fill="F5F1FB"/>
+      </w:pPr>
+      <w:r>
+        <w:rPr>
+          <w:b w:val="0"/>
+        </w:rPr>
         <w:t>CLAIM A  A successful demo proves every case will work.</w:t>
       </w:r>
     </w:p>
     <w:p>
-      <w:r>
+      <w:pPr>
+        <w:spacing w:line="336" w:lineRule="auto" w:after="180"/>
+      </w:pPr>
+      <w:r>
+        <w:rPr>
+          <w:b w:val="0"/>
+        </w:rPr>
         <w:t>Repair:</w:t>
       </w:r>
     </w:p>
     <w:p>
-      <w:r>
-        <w:t>CLAIM B  Admitting a limitation lowers the quality of the project.</w:t>
-      </w:r>
-    </w:p>
-    <w:p>
-      <w:r>
+      <w:pPr>
+        <w:pStyle w:val="Heading3"/>
+      </w:pPr>
+      <w:r>
+        <w:t>Challenge claim B</w:t>
+      </w:r>
+    </w:p>
+    <w:p>
+      <w:pPr>
+        <w:spacing w:line="336" w:lineRule="auto" w:after="180"/>
+        <w:shd w:fill="F5F1FB"/>
+      </w:pPr>
+      <w:r>
+        <w:rPr>
+          <w:b w:val="0"/>
+        </w:rPr>
+        <w:t xml:space="preserve">CLAIM B  Admitting a </w:t>
+      </w:r>
+      <w:r>
+        <w:rPr>
+          <w:b/>
+        </w:rPr>
+        <w:t>limitation</w:t>
+      </w:r>
+      <w:r>
+        <w:rPr>
+          <w:b w:val="0"/>
+        </w:rPr>
+        <w:t xml:space="preserve"> lowers the quality of the project.</w:t>
+      </w:r>
+    </w:p>
+    <w:p>
+      <w:pPr>
+        <w:spacing w:line="336" w:lineRule="auto" w:after="180"/>
+      </w:pPr>
+      <w:r>
+        <w:rPr>
+          <w:b w:val="0"/>
+        </w:rPr>
         <w:t>Repair:</w:t>
       </w:r>
     </w:p>
     <w:p>
-      <w:r>
-        <w:t>STRONG ANSWER FRAME  I claim ______ because the evidence shows ______. The process is ______. One limit is ______.</w:t>
-      </w:r>
-    </w:p>
-    <w:p>
       <w:pPr>
         <w:pStyle w:val="Heading3"/>
       </w:pPr>
       <w:r>
+        <w:t>A frame for explaining</w:t>
+      </w:r>
+    </w:p>
+    <w:p>
+      <w:pPr>
+        <w:spacing w:line="336" w:lineRule="auto" w:after="180"/>
+        <w:shd w:fill="F1F6FC"/>
+      </w:pPr>
+      <w:r>
+        <w:rPr>
+          <w:b w:val="0"/>
+        </w:rPr>
+        <w:t xml:space="preserve">STRONG ANSWER FRAME  I claim ______ because the </w:t>
+      </w:r>
+      <w:r>
+        <w:rPr>
+          <w:b/>
+        </w:rPr>
+        <w:t>evidence</w:t>
+      </w:r>
+      <w:r>
+        <w:rPr>
+          <w:b w:val="0"/>
+        </w:rPr>
+        <w:t xml:space="preserve"> shows ______. The </w:t>
+      </w:r>
+      <w:r>
+        <w:rPr>
+          <w:b/>
+        </w:rPr>
+        <w:t>process</w:t>
+      </w:r>
+      <w:r>
+        <w:rPr>
+          <w:b w:val="0"/>
+        </w:rPr>
+        <w:t xml:space="preserve"> is ______. One limit is ______.</w:t>
+      </w:r>
+    </w:p>
+    <w:p>
+      <w:pPr>
+        <w:pStyle w:val="Heading3"/>
+      </w:pPr>
+      <w:r>
         <w:t>A closer explanation</w:t>
       </w:r>
     </w:p>
     <w:p>
-      <w:r>
-        <w:t>Archive the evaluated candidate and its original results. If you repair it after evaluation, give it a new version label and use revealed cases as development checks. Do not relabel them as unseen. Ask your teacher for fresh reserved cases only after the revision is fixed. Do not erase the first result.</w:t>
-      </w:r>
-    </w:p>
-    <w:p>
-      <w:r>
-        <w:t>Write one conclusion limited to the actual conditions tested and one specific next step. It may be better to keep the manual baseline. Grade 7 will turn carefully stated procedures into programs and examine data more closely. Carry forward the habits of validating inputs, recording evidence and keeping people in control.</w:t>
-      </w:r>
-    </w:p>
-    <w:p>
       <w:pPr>
         <w:pStyle w:val="Heading3"/>
       </w:pPr>
       <w:r>
+        <w:t>Check the claim against the facts</w:t>
+      </w:r>
+    </w:p>
+    <w:p>
+      <w:pPr>
+        <w:spacing w:line="336" w:lineRule="auto" w:after="180"/>
+        <w:shd w:fill="FFF5E6"/>
+      </w:pPr>
+      <w:r>
+        <w:rPr>
+          <w:b w:val="0"/>
+        </w:rPr>
+        <w:t>Archive the evaluated candidate and its original results. If you repair it after evaluation, give it a new version label and use revealed cases as development checks. Do not relabel them as unseen.</w:t>
+      </w:r>
+    </w:p>
+    <w:p>
+      <w:pPr>
+        <w:spacing w:line="336" w:lineRule="auto" w:after="180"/>
+        <w:shd w:fill="FFF5E6"/>
+      </w:pPr>
+      <w:r>
+        <w:rPr>
+          <w:b w:val="0"/>
+        </w:rPr>
+        <w:t>Ask your teacher for fresh reserved cases only after the revision is fixed. Do not erase the first result.</w:t>
+      </w:r>
+    </w:p>
+    <w:p>
+      <w:pPr>
+        <w:pStyle w:val="Heading3"/>
+      </w:pPr>
+      <w:r>
+        <w:t>Check the claim against the facts</w:t>
+      </w:r>
+    </w:p>
+    <w:p>
+      <w:pPr>
+        <w:spacing w:line="336" w:lineRule="auto" w:after="180"/>
+        <w:shd w:fill="FFF5E6"/>
+      </w:pPr>
+      <w:r>
+        <w:rPr>
+          <w:b w:val="0"/>
+        </w:rPr>
+        <w:t xml:space="preserve">Write one conclusion limited to the actual conditions tested and one specific next step. It may be better to keep the manual </w:t>
+      </w:r>
+      <w:r>
+        <w:rPr>
+          <w:b/>
+        </w:rPr>
+        <w:t>baseline</w:t>
+      </w:r>
+      <w:r>
+        <w:rPr>
+          <w:b w:val="0"/>
+        </w:rPr>
+        <w:t>. Grade 7 will turn carefully stated procedures into programs and examine data more closely.</w:t>
+      </w:r>
+    </w:p>
+    <w:p>
+      <w:pPr>
+        <w:spacing w:line="336" w:lineRule="auto" w:after="180"/>
+        <w:shd w:fill="FFF5E6"/>
+      </w:pPr>
+      <w:r>
+        <w:rPr>
+          <w:b w:val="0"/>
+        </w:rPr>
+        <w:t xml:space="preserve">Carry forward the habits of validating </w:t>
+      </w:r>
+      <w:r>
+        <w:rPr>
+          <w:b/>
+        </w:rPr>
+        <w:t>input</w:t>
+      </w:r>
+      <w:r>
+        <w:rPr>
+          <w:b w:val="0"/>
+        </w:rPr>
+        <w:t xml:space="preserve">s, recording </w:t>
+      </w:r>
+      <w:r>
+        <w:rPr>
+          <w:b/>
+        </w:rPr>
+        <w:t>evidence</w:t>
+      </w:r>
+      <w:r>
+        <w:rPr>
+          <w:b w:val="0"/>
+        </w:rPr>
+        <w:t xml:space="preserve"> and keeping people in control.</w:t>
+      </w:r>
+    </w:p>
+    <w:p>
+      <w:pPr>
+        <w:pStyle w:val="Heading3"/>
+      </w:pPr>
+      <w:r>
         <w:t>Name one observation from your own evaluation, one limit on your conclusion and one next action. Explain why your adviser is a rule-based program design rather than a trained model, and why passing tests does not give it permission to book an activity.</w:t>
       </w:r>
     </w:p>
@@ -2280,6 +4138,17 @@
     </w:p>
     <w:p>
       <w:r>
+        <w:t>Practise Expo and Defense with support, then explain the deciding step in your own words.</w:t>
+      </w:r>
+    </w:p>
+    <w:p>
+      <w:pPr>
+        <w:spacing w:line="336" w:lineRule="auto" w:after="180"/>
+      </w:pPr>
+      <w:r>
+        <w:rPr>
+          <w:b/>
+        </w:rPr>
         <w:t>GUIDED PRACTICE</w:t>
       </w:r>
     </w:p>
@@ -2292,7 +4161,13 @@
       </w:r>
     </w:p>
     <w:p>
-      <w:r>
+      <w:pPr>
+        <w:spacing w:line="336" w:lineRule="auto" w:after="180"/>
+      </w:pPr>
+      <w:r>
+        <w:rPr>
+          <w:b w:val="0"/>
+        </w:rPr>
         <w:t>Use support now so you can succeed independently later.</w:t>
       </w:r>
     </w:p>
@@ -2333,56 +4208,332 @@
       </w:r>
     </w:p>
     <w:p>
-      <w:r>
-        <w:t>Explain how the picture story demonstrates this idea: Understanding is shown by explanation, transfer, testing, and limits.</w:t>
-      </w:r>
-    </w:p>
-    <w:p>
-      <w:r>
-        <w:t>Use a fresh example to explain demonstration.</w:t>
-      </w:r>
-    </w:p>
-    <w:p>
-      <w:r>
-        <w:t>Trace a new input → process → output example.</w:t>
-      </w:r>
-    </w:p>
-    <w:p>
-      <w:r>
-        <w:t>Find and repair the error in: Admitting a limitation lowers the quality of the project.</w:t>
-      </w:r>
-    </w:p>
-    <w:p>
-      <w:r>
+      <w:pPr>
+        <w:spacing w:line="336" w:lineRule="auto" w:after="180"/>
+      </w:pPr>
+      <w:r>
+        <w:rPr>
+          <w:b w:val="0"/>
+        </w:rPr>
+        <w:t xml:space="preserve">Explain how the picture story demonstrates this idea: Understanding is shown by explanation, </w:t>
+      </w:r>
+      <w:r>
+        <w:rPr>
+          <w:b/>
+        </w:rPr>
+        <w:t>transfer</w:t>
+      </w:r>
+      <w:r>
+        <w:rPr>
+          <w:b w:val="0"/>
+        </w:rPr>
+        <w:t>, testing, and limits.</w:t>
+      </w:r>
+    </w:p>
+    <w:p>
+      <w:pPr>
+        <w:spacing w:line="336" w:lineRule="auto" w:after="180"/>
+      </w:pPr>
+      <w:r>
+        <w:rPr>
+          <w:b w:val="0"/>
+        </w:rPr>
+        <w:t xml:space="preserve">Use a fresh example to explain </w:t>
+      </w:r>
+      <w:r>
+        <w:rPr>
+          <w:b/>
+        </w:rPr>
+        <w:t>demonstration</w:t>
+      </w:r>
+      <w:r>
+        <w:rPr>
+          <w:b w:val="0"/>
+        </w:rPr>
+        <w:t>.</w:t>
+      </w:r>
+    </w:p>
+    <w:p>
+      <w:pPr>
+        <w:spacing w:line="336" w:lineRule="auto" w:after="180"/>
+      </w:pPr>
+      <w:r>
+        <w:rPr>
+          <w:b w:val="0"/>
+        </w:rPr>
+        <w:t xml:space="preserve">Trace a new </w:t>
+      </w:r>
+      <w:r>
+        <w:rPr>
+          <w:b/>
+        </w:rPr>
+        <w:t>input</w:t>
+      </w:r>
+      <w:r>
+        <w:rPr>
+          <w:b w:val="0"/>
+        </w:rPr>
+        <w:t xml:space="preserve"> → </w:t>
+      </w:r>
+      <w:r>
+        <w:rPr>
+          <w:b/>
+        </w:rPr>
+        <w:t>process</w:t>
+      </w:r>
+      <w:r>
+        <w:rPr>
+          <w:b w:val="0"/>
+        </w:rPr>
+        <w:t xml:space="preserve"> → </w:t>
+      </w:r>
+      <w:r>
+        <w:rPr>
+          <w:b/>
+        </w:rPr>
+        <w:t>output</w:t>
+      </w:r>
+      <w:r>
+        <w:rPr>
+          <w:b w:val="0"/>
+        </w:rPr>
+        <w:t xml:space="preserve"> example.</w:t>
+      </w:r>
+    </w:p>
+    <w:p>
+      <w:pPr>
+        <w:spacing w:line="336" w:lineRule="auto" w:after="180"/>
+      </w:pPr>
+      <w:r>
+        <w:rPr>
+          <w:b w:val="0"/>
+        </w:rPr>
+        <w:t xml:space="preserve">Find and repair the error in: Admitting a </w:t>
+      </w:r>
+      <w:r>
+        <w:rPr>
+          <w:b/>
+        </w:rPr>
+        <w:t>limitation</w:t>
+      </w:r>
+      <w:r>
+        <w:rPr>
+          <w:b w:val="0"/>
+        </w:rPr>
+        <w:t xml:space="preserve"> lowers the quality of the project.</w:t>
+      </w:r>
+    </w:p>
+    <w:p>
+      <w:pPr>
+        <w:spacing w:line="336" w:lineRule="auto" w:after="180"/>
+      </w:pPr>
+      <w:r>
+        <w:rPr>
+          <w:b w:val="0"/>
+        </w:rPr>
         <w:t>Invent one edge case and name the safe response.</w:t>
       </w:r>
     </w:p>
     <w:p>
-      <w:r>
-        <w:t>PARTNER CHECK  Point to the evidence. Do not accept an answer that only repeats the vocabulary word.</w:t>
-      </w:r>
-    </w:p>
-    <w:p>
       <w:pPr>
         <w:pStyle w:val="Heading3"/>
       </w:pPr>
       <w:r>
+        <w:t>Check with a partner</w:t>
+      </w:r>
+    </w:p>
+    <w:p>
+      <w:pPr>
+        <w:spacing w:line="336" w:lineRule="auto" w:after="180"/>
+        <w:shd w:fill="F5F1FB"/>
+      </w:pPr>
+      <w:r>
+        <w:rPr>
+          <w:b w:val="0"/>
+        </w:rPr>
+        <w:t xml:space="preserve">PARTNER CHECK  Point to the </w:t>
+      </w:r>
+      <w:r>
+        <w:rPr>
+          <w:b/>
+        </w:rPr>
+        <w:t>evidence</w:t>
+      </w:r>
+      <w:r>
+        <w:rPr>
+          <w:b w:val="0"/>
+        </w:rPr>
+        <w:t>. Do not accept an answer that only repeats the vocabulary word.</w:t>
+      </w:r>
+    </w:p>
+    <w:p>
+      <w:pPr>
+        <w:pStyle w:val="Heading3"/>
+      </w:pPr>
+      <w:r>
         <w:t>A closer explanation</w:t>
       </w:r>
     </w:p>
     <w:p>
-      <w:r>
-        <w:t>Prepare a short explanation using your saved instructions, one complete trace, the final comparison, and a limitation. State the problem and whose choice the adviser supports. Explain validation, both matching conditions, first-fit order, reset and stopping. Show the exact instruction behind your trace. Describe any repair with its old evidence, or say honestly that no repair was needed.</w:t>
-      </w:r>
-    </w:p>
-    <w:p>
-      <w:r>
-        <w:t>Use only fictional requests and the two necessary input fields. Do not collect names, diagnoses or reasons a pupil prefers quiet. A quiet request is enough. A person may decline the suggestion; a teacher checks real materials and local rules before an activity. A successful output grants no permission to book or publish.</w:t>
-      </w:r>
-    </w:p>
-    <w:p>
-      <w:r>
-        <w:t>For a two-minute partner presentation, use this order: problem and rule; trace; candidate versus baseline results; failure or limitation; next action. Partners swap speaker and listener roles. Each person must explain one trace independently. The listener asks which recorded observation supports the main claim; attractive slides cannot substitute for that observation.</w:t>
+      <w:pPr>
+        <w:spacing w:line="336" w:lineRule="auto" w:after="180"/>
+      </w:pPr>
+      <w:r>
+        <w:rPr>
+          <w:b w:val="0"/>
+        </w:rPr>
+        <w:t xml:space="preserve">Prepare a short explanation using your saved instructions, one complete trace, the final comparison, and a </w:t>
+      </w:r>
+      <w:r>
+        <w:rPr>
+          <w:b/>
+        </w:rPr>
+        <w:t>limitation</w:t>
+      </w:r>
+      <w:r>
+        <w:rPr>
+          <w:b w:val="0"/>
+        </w:rPr>
+        <w:t>. State the problem and whose choice the adviser supports.</w:t>
+      </w:r>
+    </w:p>
+    <w:p>
+      <w:pPr>
+        <w:spacing w:line="336" w:lineRule="auto" w:after="180"/>
+      </w:pPr>
+      <w:r>
+        <w:rPr>
+          <w:b w:val="0"/>
+        </w:rPr>
+        <w:t xml:space="preserve">Explain validation, both matching conditions, first-fit order, reset and stopping. Show the exact instruction behind your trace. Describe any repair with its old </w:t>
+      </w:r>
+      <w:r>
+        <w:rPr>
+          <w:b/>
+        </w:rPr>
+        <w:t>evidence</w:t>
+      </w:r>
+      <w:r>
+        <w:rPr>
+          <w:b w:val="0"/>
+        </w:rPr>
+        <w:t>, or say honestly that no repair was needed.</w:t>
+      </w:r>
+    </w:p>
+    <w:p>
+      <w:pPr>
+        <w:spacing w:line="336" w:lineRule="auto" w:after="180"/>
+      </w:pPr>
+      <w:r>
+        <w:rPr>
+          <w:b w:val="0"/>
+        </w:rPr>
+        <w:t xml:space="preserve">Use only fictional requests and the two necessary </w:t>
+      </w:r>
+      <w:r>
+        <w:rPr>
+          <w:b/>
+        </w:rPr>
+        <w:t>input</w:t>
+      </w:r>
+      <w:r>
+        <w:rPr>
+          <w:b w:val="0"/>
+        </w:rPr>
+        <w:t xml:space="preserve"> fields. Do not collect names, diagnoses or reasons a pupil prefers quiet. A quiet request is enough.</w:t>
+      </w:r>
+    </w:p>
+    <w:p>
+      <w:pPr>
+        <w:spacing w:line="336" w:lineRule="auto" w:after="180"/>
+      </w:pPr>
+      <w:r>
+        <w:rPr>
+          <w:b w:val="0"/>
+        </w:rPr>
+        <w:t xml:space="preserve">A person may decline the suggestion; a teacher checks real materials and local rules before an activity. A successful </w:t>
+      </w:r>
+      <w:r>
+        <w:rPr>
+          <w:b/>
+        </w:rPr>
+        <w:t>output</w:t>
+      </w:r>
+      <w:r>
+        <w:rPr>
+          <w:b w:val="0"/>
+        </w:rPr>
+        <w:t xml:space="preserve"> grants no permission to book or publish.</w:t>
+      </w:r>
+    </w:p>
+    <w:p>
+      <w:pPr>
+        <w:spacing w:line="336" w:lineRule="auto" w:after="180"/>
+      </w:pPr>
+      <w:r>
+        <w:rPr>
+          <w:b w:val="0"/>
+        </w:rPr>
+        <w:t xml:space="preserve">For a two-minute partner presentation, use this order: problem and rule; trace; candidate versus </w:t>
+      </w:r>
+      <w:r>
+        <w:rPr>
+          <w:b/>
+        </w:rPr>
+        <w:t>baseline</w:t>
+      </w:r>
+      <w:r>
+        <w:rPr>
+          <w:b w:val="0"/>
+        </w:rPr>
+        <w:t xml:space="preserve"> results; failure or </w:t>
+      </w:r>
+      <w:r>
+        <w:rPr>
+          <w:b/>
+        </w:rPr>
+        <w:t>limitation</w:t>
+      </w:r>
+      <w:r>
+        <w:rPr>
+          <w:b w:val="0"/>
+        </w:rPr>
+        <w:t>; next action. Partners swap speaker and listener roles.</w:t>
+      </w:r>
+    </w:p>
+    <w:p>
+      <w:pPr>
+        <w:spacing w:line="336" w:lineRule="auto" w:after="180"/>
+      </w:pPr>
+      <w:r>
+        <w:rPr>
+          <w:b w:val="0"/>
+        </w:rPr>
+        <w:t xml:space="preserve">Each person must explain one trace independently. The listener asks which recorded </w:t>
+      </w:r>
+      <w:r>
+        <w:rPr>
+          <w:b/>
+        </w:rPr>
+        <w:t>observation</w:t>
+      </w:r>
+      <w:r>
+        <w:rPr>
+          <w:b w:val="0"/>
+        </w:rPr>
+        <w:t xml:space="preserve"> supports the main claim; attractive slides cannot substitute for that </w:t>
+      </w:r>
+      <w:r>
+        <w:rPr>
+          <w:b/>
+        </w:rPr>
+        <w:t>observation</w:t>
+      </w:r>
+      <w:r>
+        <w:rPr>
+          <w:b w:val="0"/>
+        </w:rPr>
+        <w:t>.</w:t>
       </w:r>
     </w:p>
     <w:p>
@@ -2394,8 +4545,26 @@
       </w:r>
     </w:p>
     <w:p>
-      <w:r>
-        <w:t>Use workbook W2 for the connected example “Evaluating and explaining your project”. First fill the input and rule boxes. Try the middle steps before asking for a hint. After a hint, try the next step yourself.</w:t>
+      <w:pPr>
+        <w:spacing w:line="336" w:lineRule="auto" w:after="180"/>
+      </w:pPr>
+      <w:r>
+        <w:rPr>
+          <w:b w:val="0"/>
+        </w:rPr>
+        <w:t xml:space="preserve">Use workbook W2 for the connected example “Evaluating and explaining your project”. First fill the </w:t>
+      </w:r>
+      <w:r>
+        <w:rPr>
+          <w:b/>
+        </w:rPr>
+        <w:t>input</w:t>
+      </w:r>
+      <w:r>
+        <w:rPr>
+          <w:b w:val="0"/>
+        </w:rPr>
+        <w:t xml:space="preserve"> and rule boxes. Try the middle steps before asking for a hint. After a hint, try the next step yourself.</w:t>
       </w:r>
     </w:p>
     <w:tbl>
@@ -2478,7 +4647,13 @@
       </w:tr>
     </w:tbl>
     <w:p>
-      <w:r>
+      <w:pPr>
+        <w:spacing w:line="336" w:lineRule="auto" w:after="180"/>
+      </w:pPr>
+      <w:r>
+        <w:rPr>
+          <w:b w:val="0"/>
+        </w:rPr>
         <w:t>Explain your trace to a partner. Your partner points to one step to check. Swap roles on the next case. Each person writes their own explanation.</w:t>
       </w:r>
     </w:p>
@@ -2491,12 +4666,35 @@
       </w:r>
     </w:p>
     <w:p>
-      <w:r>
-        <w:t>Use the worked case for Evaluating and explaining your project. Proposed explanation: “A polished presentation proves the system works”. Decide whether this explanation is supported. Point to the step or supplied fact that decides; explain your repair if needed.</w:t>
-      </w:r>
-    </w:p>
-    <w:p>
-      <w:r>
+      <w:pPr>
+        <w:spacing w:line="336" w:lineRule="auto" w:after="180"/>
+      </w:pPr>
+      <w:r>
+        <w:rPr>
+          <w:b w:val="0"/>
+        </w:rPr>
+        <w:t>Use the worked case for Evaluating and explaining your project. Proposed explanation: “A polished presentation proves the system works”. Decide whether this explanation is supported.</w:t>
+      </w:r>
+    </w:p>
+    <w:p>
+      <w:pPr>
+        <w:spacing w:line="336" w:lineRule="auto" w:after="180"/>
+      </w:pPr>
+      <w:r>
+        <w:rPr>
+          <w:b w:val="0"/>
+        </w:rPr>
+        <w:t>Point to the step or supplied fact that decides; explain your repair if needed.</w:t>
+      </w:r>
+    </w:p>
+    <w:p>
+      <w:pPr>
+        <w:spacing w:line="336" w:lineRule="auto" w:after="180"/>
+      </w:pPr>
+      <w:r>
+        <w:rPr>
+          <w:b w:val="0"/>
+        </w:rPr>
         <w:t>Answer on your own before discussion. If you are unsure, say which step you need help with.</w:t>
       </w:r>
     </w:p>
@@ -2509,8 +4707,26 @@
       </w:r>
     </w:p>
     <w:p>
-      <w:r>
-        <w:t>Write one defensible success statement and one claim the evidence cannot support.</w:t>
+      <w:pPr>
+        <w:spacing w:line="336" w:lineRule="auto" w:after="180"/>
+      </w:pPr>
+      <w:r>
+        <w:rPr>
+          <w:b w:val="0"/>
+        </w:rPr>
+        <w:t xml:space="preserve">Write one defensible success statement and one claim the </w:t>
+      </w:r>
+      <w:r>
+        <w:rPr>
+          <w:b/>
+        </w:rPr>
+        <w:t>evidence</w:t>
+      </w:r>
+      <w:r>
+        <w:rPr>
+          <w:b w:val="0"/>
+        </w:rPr>
+        <w:t xml:space="preserve"> cannot support.</w:t>
       </w:r>
     </w:p>
     <w:p>
@@ -2542,7 +4758,13 @@
       </w:r>
     </w:p>
     <w:p>
-      <w:r>
+      <w:pPr>
+        <w:spacing w:line="336" w:lineRule="auto" w:after="180"/>
+      </w:pPr>
+      <w:r>
+        <w:rPr>
+          <w:b w:val="0"/>
+        </w:rPr>
         <w:t>This is supported practice. Keep the separately named independent case for an attempt before feedback.</w:t>
       </w:r>
     </w:p>
@@ -2556,6 +4778,17 @@
     </w:p>
     <w:p>
       <w:r>
+        <w:t>Investigate Expo and Defense. Record the prediction, actual observation or labelled paper trace, explanation and next test separately.</w:t>
+      </w:r>
+    </w:p>
+    <w:p>
+      <w:pPr>
+        <w:spacing w:line="336" w:lineRule="auto" w:after="180"/>
+      </w:pPr>
+      <w:r>
+        <w:rPr>
+          <w:b/>
+        </w:rPr>
         <w:t>EXPLORER LAB</w:t>
       </w:r>
     </w:p>
@@ -2568,8 +4801,26 @@
       </w:r>
     </w:p>
     <w:p>
-      <w:r>
-        <w:t>Predict first, test honestly, and explain what the evidence means.</w:t>
+      <w:pPr>
+        <w:spacing w:line="336" w:lineRule="auto" w:after="180"/>
+      </w:pPr>
+      <w:r>
+        <w:rPr>
+          <w:b w:val="0"/>
+        </w:rPr>
+        <w:t xml:space="preserve">Predict first, test honestly, and explain what the </w:t>
+      </w:r>
+      <w:r>
+        <w:rPr>
+          <w:b/>
+        </w:rPr>
+        <w:t>evidence</w:t>
+      </w:r>
+      <w:r>
+        <w:rPr>
+          <w:b w:val="0"/>
+        </w:rPr>
+        <w:t xml:space="preserve"> means.</w:t>
       </w:r>
     </w:p>
     <w:p>
@@ -2609,28 +4860,139 @@
       </w:r>
     </w:p>
     <w:p>
-      <w:r>
-        <w:t>State your prediction before the result is known.</w:t>
-      </w:r>
-    </w:p>
-    <w:p>
-      <w:r>
+      <w:pPr>
+        <w:pStyle w:val="Heading3"/>
+      </w:pPr>
+      <w:r>
+        <w:t>1. Predict</w:t>
+      </w:r>
+    </w:p>
+    <w:p>
+      <w:pPr>
+        <w:spacing w:line="336" w:lineRule="auto" w:after="180"/>
+        <w:shd w:fill="F4F9FC"/>
+      </w:pPr>
+      <w:r>
+        <w:rPr>
+          <w:b w:val="0"/>
+        </w:rPr>
+        <w:t xml:space="preserve">State your </w:t>
+      </w:r>
+      <w:r>
+        <w:rPr>
+          <w:b/>
+        </w:rPr>
+        <w:t>prediction</w:t>
+      </w:r>
+      <w:r>
+        <w:rPr>
+          <w:b w:val="0"/>
+        </w:rPr>
+        <w:t xml:space="preserve"> before the result is known.</w:t>
+      </w:r>
+    </w:p>
+    <w:p>
+      <w:pPr>
+        <w:pStyle w:val="Heading3"/>
+      </w:pPr>
+      <w:r>
+        <w:t>2. Investigate</w:t>
+      </w:r>
+    </w:p>
+    <w:p>
+      <w:pPr>
+        <w:spacing w:line="336" w:lineRule="auto" w:after="180"/>
+        <w:shd w:fill="F4F9FC"/>
+      </w:pPr>
+      <w:r>
+        <w:rPr>
+          <w:b w:val="0"/>
+        </w:rPr>
         <w:t>Complete the task: Demo the system, solve a fresh case, and answer why it may fail.</w:t>
       </w:r>
     </w:p>
     <w:p>
-      <w:r>
+      <w:pPr>
+        <w:pStyle w:val="Heading3"/>
+      </w:pPr>
+      <w:r>
+        <w:t>3. Compare cases</w:t>
+      </w:r>
+    </w:p>
+    <w:p>
+      <w:pPr>
+        <w:spacing w:line="336" w:lineRule="auto" w:after="180"/>
+        <w:shd w:fill="F4F9FC"/>
+      </w:pPr>
+      <w:r>
+        <w:rPr>
+          <w:b w:val="0"/>
+        </w:rPr>
         <w:t>Keep a normal case and an edge case clearly separated.</w:t>
       </w:r>
     </w:p>
     <w:p>
-      <w:r>
-        <w:t>Record what happened—even when it does not match your prediction.</w:t>
-      </w:r>
-    </w:p>
-    <w:p>
-      <w:r>
-        <w:t>Explain the result, one limitation, and the next useful test.</w:t>
+      <w:pPr>
+        <w:pStyle w:val="Heading3"/>
+      </w:pPr>
+      <w:r>
+        <w:t>4. Record honestly</w:t>
+      </w:r>
+    </w:p>
+    <w:p>
+      <w:pPr>
+        <w:spacing w:line="336" w:lineRule="auto" w:after="180"/>
+        <w:shd w:fill="F4F9FC"/>
+      </w:pPr>
+      <w:r>
+        <w:rPr>
+          <w:b w:val="0"/>
+        </w:rPr>
+        <w:t xml:space="preserve">Record what happened—even when it does not match your </w:t>
+      </w:r>
+      <w:r>
+        <w:rPr>
+          <w:b/>
+        </w:rPr>
+        <w:t>prediction</w:t>
+      </w:r>
+      <w:r>
+        <w:rPr>
+          <w:b w:val="0"/>
+        </w:rPr>
+        <w:t>.</w:t>
+      </w:r>
+    </w:p>
+    <w:p>
+      <w:pPr>
+        <w:pStyle w:val="Heading3"/>
+      </w:pPr>
+      <w:r>
+        <w:t>5. Explain and plan the next test</w:t>
+      </w:r>
+    </w:p>
+    <w:p>
+      <w:pPr>
+        <w:spacing w:line="336" w:lineRule="auto" w:after="180"/>
+        <w:shd w:fill="F4F9FC"/>
+      </w:pPr>
+      <w:r>
+        <w:rPr>
+          <w:b w:val="0"/>
+        </w:rPr>
+        <w:t xml:space="preserve">Explain the result, one </w:t>
+      </w:r>
+      <w:r>
+        <w:rPr>
+          <w:b/>
+        </w:rPr>
+        <w:t>limitation</w:t>
+      </w:r>
+      <w:r>
+        <w:rPr>
+          <w:b w:val="0"/>
+        </w:rPr>
+        <w:t>, and the next useful test.</w:t>
       </w:r>
     </w:p>
     <w:tbl>
@@ -2764,7 +5126,22 @@
       </w:tr>
     </w:tbl>
     <w:p>
-      <w:r>
+      <w:pPr>
+        <w:pStyle w:val="Heading3"/>
+      </w:pPr>
+      <w:r>
+        <w:t>Use a fresh case after support</w:t>
+      </w:r>
+    </w:p>
+    <w:p>
+      <w:pPr>
+        <w:spacing w:line="336" w:lineRule="auto" w:after="180"/>
+        <w:shd w:fill="FFF5E6"/>
+      </w:pPr>
+      <w:r>
+        <w:rPr>
+          <w:b w:val="0"/>
+        </w:rPr>
         <w:t>INDEPENDENCE  After support is removed, repeat the proof with a fresh case.</w:t>
       </w:r>
     </w:p>
@@ -2777,7 +5154,13 @@
       </w:r>
     </w:p>
     <w:p>
-      <w:r>
+      <w:pPr>
+        <w:spacing w:line="336" w:lineRule="auto" w:after="180"/>
+      </w:pPr>
+      <w:r>
+        <w:rPr>
+          <w:b w:val="0"/>
+        </w:rPr>
         <w:t>Before trying: what do I expect, and why? While trying: which step could first go wrong? Afterwards: what did I actually observe, and what should change? Keep “not run” if you only traced the procedure.</w:t>
       </w:r>
     </w:p>
@@ -2791,6 +5174,17 @@
     </w:p>
     <w:p>
       <w:r>
+        <w:t>Move from recall to tracing, diagnosis and transfer in Expo and Defense. Explain why each step is justified.</w:t>
+      </w:r>
+    </w:p>
+    <w:p>
+      <w:pPr>
+        <w:spacing w:line="336" w:lineRule="auto" w:after="180"/>
+      </w:pPr>
+      <w:r>
+        <w:rPr>
+          <w:b/>
+        </w:rPr>
         <w:t>PRACTICE LADDER</w:t>
       </w:r>
     </w:p>
@@ -2803,7 +5197,13 @@
       </w:r>
     </w:p>
     <w:p>
-      <w:r>
+      <w:pPr>
+        <w:spacing w:line="336" w:lineRule="auto" w:after="180"/>
+      </w:pPr>
+      <w:r>
+        <w:rPr>
+          <w:b w:val="0"/>
+        </w:rPr>
         <w:t>Each step asks for a stronger kind of understanding.</w:t>
       </w:r>
     </w:p>
@@ -2844,42 +5244,196 @@
       </w:r>
     </w:p>
     <w:p>
-      <w:r>
-        <w:t>RECALL  Define demonstration.</w:t>
-      </w:r>
-    </w:p>
-    <w:p>
-      <w:r>
-        <w:t>EXPLAIN  Understanding is shown by explanation, transfer, testing, and limits.</w:t>
-      </w:r>
-    </w:p>
-    <w:p>
-      <w:r>
-        <w:t>TRACE  Show the input, process, and output.</w:t>
-      </w:r>
-    </w:p>
-    <w:p>
-      <w:r>
+      <w:pPr>
+        <w:spacing w:line="336" w:lineRule="auto" w:after="180"/>
+        <w:shd w:fill="F4F9FC"/>
+      </w:pPr>
+      <w:r>
+        <w:rPr>
+          <w:b w:val="0"/>
+        </w:rPr>
+        <w:t xml:space="preserve">RECALL  Define </w:t>
+      </w:r>
+      <w:r>
+        <w:rPr>
+          <w:b/>
+        </w:rPr>
+        <w:t>demonstration</w:t>
+      </w:r>
+      <w:r>
+        <w:rPr>
+          <w:b w:val="0"/>
+        </w:rPr>
+        <w:t>.</w:t>
+      </w:r>
+    </w:p>
+    <w:p>
+      <w:pPr>
+        <w:spacing w:line="336" w:lineRule="auto" w:after="180"/>
+        <w:shd w:fill="F4F9FC"/>
+      </w:pPr>
+      <w:r>
+        <w:rPr>
+          <w:b w:val="0"/>
+        </w:rPr>
+        <w:t xml:space="preserve">EXPLAIN  Understanding is shown by explanation, </w:t>
+      </w:r>
+      <w:r>
+        <w:rPr>
+          <w:b/>
+        </w:rPr>
+        <w:t>transfer</w:t>
+      </w:r>
+      <w:r>
+        <w:rPr>
+          <w:b w:val="0"/>
+        </w:rPr>
+        <w:t>, testing, and limits.</w:t>
+      </w:r>
+    </w:p>
+    <w:p>
+      <w:pPr>
+        <w:spacing w:line="336" w:lineRule="auto" w:after="180"/>
+        <w:shd w:fill="F4F9FC"/>
+      </w:pPr>
+      <w:r>
+        <w:rPr>
+          <w:b w:val="0"/>
+        </w:rPr>
+        <w:t xml:space="preserve">TRACE  Show the </w:t>
+      </w:r>
+      <w:r>
+        <w:rPr>
+          <w:b/>
+        </w:rPr>
+        <w:t>input</w:t>
+      </w:r>
+      <w:r>
+        <w:rPr>
+          <w:b w:val="0"/>
+        </w:rPr>
+        <w:t xml:space="preserve">, </w:t>
+      </w:r>
+      <w:r>
+        <w:rPr>
+          <w:b/>
+        </w:rPr>
+        <w:t>process</w:t>
+      </w:r>
+      <w:r>
+        <w:rPr>
+          <w:b w:val="0"/>
+        </w:rPr>
+        <w:t xml:space="preserve">, and </w:t>
+      </w:r>
+      <w:r>
+        <w:rPr>
+          <w:b/>
+        </w:rPr>
+        <w:t>output</w:t>
+      </w:r>
+      <w:r>
+        <w:rPr>
+          <w:b w:val="0"/>
+        </w:rPr>
+        <w:t>.</w:t>
+      </w:r>
+    </w:p>
+    <w:p>
+      <w:pPr>
+        <w:spacing w:line="336" w:lineRule="auto" w:after="180"/>
+        <w:shd w:fill="F4F9FC"/>
+      </w:pPr>
+      <w:r>
+        <w:rPr>
+          <w:b w:val="0"/>
+        </w:rPr>
         <w:t>DIAGNOSE  Repair: A successful demo proves every case will work.</w:t>
       </w:r>
     </w:p>
     <w:p>
-      <w:r>
-        <w:t>TRANSFER  Apply the idea to a new home or classroom case.</w:t>
-      </w:r>
-    </w:p>
-    <w:p>
-      <w:r>
+      <w:pPr>
+        <w:spacing w:line="336" w:lineRule="auto" w:after="180"/>
+        <w:shd w:fill="F4F9FC"/>
+      </w:pPr>
+      <w:r>
+        <w:rPr>
+          <w:b/>
+        </w:rPr>
+        <w:t>TRANSFER</w:t>
+      </w:r>
+      <w:r>
+        <w:rPr>
+          <w:b w:val="0"/>
+        </w:rPr>
+        <w:t xml:space="preserve">  Apply the idea to a new home or classroom case.</w:t>
+      </w:r>
+    </w:p>
+    <w:p>
+      <w:pPr>
+        <w:spacing w:line="336" w:lineRule="auto" w:after="180"/>
+        <w:shd w:fill="F4F9FC"/>
+      </w:pPr>
+      <w:r>
+        <w:rPr>
+          <w:b w:val="0"/>
+        </w:rPr>
         <w:t>CREATE  Design one revealing test.</w:t>
       </w:r>
     </w:p>
     <w:p>
-      <w:r>
-        <w:t>DEFEND  Give a claim, evidence, mechanism, limit, and safe action.</w:t>
-      </w:r>
-    </w:p>
-    <w:p>
-      <w:r>
+      <w:pPr>
+        <w:spacing w:line="336" w:lineRule="auto" w:after="180"/>
+        <w:shd w:fill="F4F9FC"/>
+      </w:pPr>
+      <w:r>
+        <w:rPr>
+          <w:b w:val="0"/>
+        </w:rPr>
+        <w:t xml:space="preserve">DEFEND  Give a claim, </w:t>
+      </w:r>
+      <w:r>
+        <w:rPr>
+          <w:b/>
+        </w:rPr>
+        <w:t>evidence</w:t>
+      </w:r>
+      <w:r>
+        <w:rPr>
+          <w:b w:val="0"/>
+        </w:rPr>
+        <w:t xml:space="preserve">, </w:t>
+      </w:r>
+      <w:r>
+        <w:rPr>
+          <w:b/>
+        </w:rPr>
+        <w:t>mechanism</w:t>
+      </w:r>
+      <w:r>
+        <w:rPr>
+          <w:b w:val="0"/>
+        </w:rPr>
+        <w:t>, limit, and safe action.</w:t>
+      </w:r>
+    </w:p>
+    <w:p>
+      <w:pPr>
+        <w:pStyle w:val="Heading3"/>
+      </w:pPr>
+      <w:r>
+        <w:t>When to retry</w:t>
+      </w:r>
+    </w:p>
+    <w:p>
+      <w:pPr>
+        <w:spacing w:line="336" w:lineRule="auto" w:after="180"/>
+        <w:shd w:fill="F1F6F8"/>
+      </w:pPr>
+      <w:r>
+        <w:rPr>
+          <w:b w:val="0"/>
+        </w:rPr>
         <w:t>RETRY RULE  A coached answer becomes mastery only after you solve a different case independently.</w:t>
       </w:r>
     </w:p>
@@ -2893,6 +5447,17 @@
     </w:p>
     <w:p>
       <w:r>
+        <w:t>Apply this week’s idea to Helpful Classroom Sorter. Keep an annotated decision and the evidence supporting it.</w:t>
+      </w:r>
+    </w:p>
+    <w:p>
+      <w:pPr>
+        <w:spacing w:line="336" w:lineRule="auto" w:after="180"/>
+      </w:pPr>
+      <w:r>
+        <w:rPr>
+          <w:b/>
+        </w:rPr>
         <w:t>PROJECT</w:t>
       </w:r>
     </w:p>
@@ -2905,8 +5470,26 @@
       </w:r>
     </w:p>
     <w:p>
-      <w:r>
-        <w:t>Build one coherent system across the year, one evidence-based decision at a time.</w:t>
+      <w:pPr>
+        <w:spacing w:line="336" w:lineRule="auto" w:after="180"/>
+      </w:pPr>
+      <w:r>
+        <w:rPr>
+          <w:b w:val="0"/>
+        </w:rPr>
+        <w:t xml:space="preserve">Build one coherent system across the year, one </w:t>
+      </w:r>
+      <w:r>
+        <w:rPr>
+          <w:b/>
+        </w:rPr>
+        <w:t>evidence</w:t>
+      </w:r>
+      <w:r>
+        <w:rPr>
+          <w:b w:val="0"/>
+        </w:rPr>
+        <w:t>-based decision at a time.</w:t>
       </w:r>
     </w:p>
     <w:p>
@@ -2946,32 +5529,98 @@
       </w:r>
     </w:p>
     <w:p>
-      <w:r>
-        <w:t>THIS WEEK'S CHECKPOINT  Present the final Classroom Sorter portfolio and complete the AI-1 certification defense.</w:t>
-      </w:r>
-    </w:p>
-    <w:p>
-      <w:r>
+      <w:pPr>
+        <w:spacing w:line="336" w:lineRule="auto" w:after="180"/>
+        <w:shd w:fill="EDF7F3"/>
+      </w:pPr>
+      <w:r>
+        <w:rPr>
+          <w:b w:val="0"/>
+        </w:rPr>
+        <w:t xml:space="preserve">THIS WEEK'S CHECKPOINT  Present the final Classroom Sorter portfolio and complete the AI-1 certification </w:t>
+      </w:r>
+      <w:r>
+        <w:rPr>
+          <w:b/>
+        </w:rPr>
+        <w:t>defense</w:t>
+      </w:r>
+      <w:r>
+        <w:rPr>
+          <w:b w:val="0"/>
+        </w:rPr>
+        <w:t>.</w:t>
+      </w:r>
+    </w:p>
+    <w:p>
+      <w:pPr>
+        <w:spacing w:line="336" w:lineRule="auto" w:after="180"/>
+        <w:shd w:fill="F5F1FB"/>
+      </w:pPr>
+      <w:r>
+        <w:rPr>
+          <w:b w:val="0"/>
+        </w:rPr>
         <w:t>What real classroom need does this serve?</w:t>
       </w:r>
     </w:p>
     <w:p>
-      <w:r>
+      <w:pPr>
+        <w:spacing w:line="336" w:lineRule="auto" w:after="180"/>
+        <w:shd w:fill="F5F1FB"/>
+      </w:pPr>
+      <w:r>
+        <w:rPr>
+          <w:b w:val="0"/>
+        </w:rPr>
         <w:t>What information is necessary—and what should stay private?</w:t>
       </w:r>
     </w:p>
     <w:p>
-      <w:r>
-        <w:t>What happens inside the process?</w:t>
-      </w:r>
-    </w:p>
-    <w:p>
-      <w:r>
+      <w:pPr>
+        <w:spacing w:line="336" w:lineRule="auto" w:after="180"/>
+        <w:shd w:fill="F5F1FB"/>
+      </w:pPr>
+      <w:r>
+        <w:rPr>
+          <w:b w:val="0"/>
+        </w:rPr>
+        <w:t xml:space="preserve">What happens inside the </w:t>
+      </w:r>
+      <w:r>
+        <w:rPr>
+          <w:b/>
+        </w:rPr>
+        <w:t>process</w:t>
+      </w:r>
+      <w:r>
+        <w:rPr>
+          <w:b w:val="0"/>
+        </w:rPr>
+        <w:t>?</w:t>
+      </w:r>
+    </w:p>
+    <w:p>
+      <w:pPr>
+        <w:spacing w:line="336" w:lineRule="auto" w:after="180"/>
+        <w:shd w:fill="F5F1FB"/>
+      </w:pPr>
+      <w:r>
+        <w:rPr>
+          <w:b w:val="0"/>
+        </w:rPr>
         <w:t>What normal and edge cases will you test?</w:t>
       </w:r>
     </w:p>
     <w:p>
-      <w:r>
+      <w:pPr>
+        <w:spacing w:line="336" w:lineRule="auto" w:after="180"/>
+        <w:shd w:fill="F5F1FB"/>
+      </w:pPr>
+      <w:r>
+        <w:rPr>
+          <w:b w:val="0"/>
+        </w:rPr>
         <w:t>When should it say not sure or ask a person?</w:t>
       </w:r>
     </w:p>
@@ -3012,12 +5661,45 @@
       </w:r>
     </w:p>
     <w:p>
-      <w:r>
-        <w:t>RESPONSIBLE DESIGN  Confidence, decoration, or memorized vocabulary cannot replace a fresh trace and evidence-based answers.</w:t>
-      </w:r>
-    </w:p>
-    <w:p>
-      <w:r>
+      <w:pPr>
+        <w:pStyle w:val="Heading3"/>
+      </w:pPr>
+      <w:r>
+        <w:t>Responsible design</w:t>
+      </w:r>
+    </w:p>
+    <w:p>
+      <w:pPr>
+        <w:spacing w:line="336" w:lineRule="auto" w:after="180"/>
+        <w:shd w:fill="FFF5E6"/>
+      </w:pPr>
+      <w:r>
+        <w:rPr>
+          <w:b w:val="0"/>
+        </w:rPr>
+        <w:t xml:space="preserve">RESPONSIBLE DESIGN  Confidence, decoration, or memorized vocabulary cannot replace a fresh trace and </w:t>
+      </w:r>
+      <w:r>
+        <w:rPr>
+          <w:b/>
+        </w:rPr>
+        <w:t>evidence</w:t>
+      </w:r>
+      <w:r>
+        <w:rPr>
+          <w:b w:val="0"/>
+        </w:rPr>
+        <w:t>-based answers.</w:t>
+      </w:r>
+    </w:p>
+    <w:p>
+      <w:pPr>
+        <w:spacing w:line="336" w:lineRule="auto" w:after="180"/>
+      </w:pPr>
+      <w:r>
+        <w:rPr>
+          <w:b w:val="0"/>
+        </w:rPr>
         <w:t>My project decision:</w:t>
       </w:r>
     </w:p>
@@ -3030,8 +5712,38 @@
       </w:r>
     </w:p>
     <w:p>
-      <w:r>
-        <w:t>Present the Helpful Classroom Sorter’s versions, test records, baseline, failures and next investigation as an evidence portfolio.</w:t>
+      <w:pPr>
+        <w:spacing w:line="336" w:lineRule="auto" w:after="180"/>
+      </w:pPr>
+      <w:r>
+        <w:rPr>
+          <w:b w:val="0"/>
+        </w:rPr>
+        <w:t xml:space="preserve">Present the Helpful Classroom Sorter’s versions, test records, </w:t>
+      </w:r>
+      <w:r>
+        <w:rPr>
+          <w:b/>
+        </w:rPr>
+        <w:t>baseline</w:t>
+      </w:r>
+      <w:r>
+        <w:rPr>
+          <w:b w:val="0"/>
+        </w:rPr>
+        <w:t xml:space="preserve">, failures and next investigation as an </w:t>
+      </w:r>
+      <w:r>
+        <w:rPr>
+          <w:b/>
+        </w:rPr>
+        <w:t>evidence</w:t>
+      </w:r>
+      <w:r>
+        <w:rPr>
+          <w:b w:val="0"/>
+        </w:rPr>
+        <w:t xml:space="preserve"> portfolio.</w:t>
       </w:r>
     </w:p>
     <w:p>
@@ -3044,6 +5756,17 @@
     </w:p>
     <w:p>
       <w:r>
+        <w:t>Use a genuinely new case for independent evidence. Previously discussed examples remain practice; use the separately named independent case before feedback.</w:t>
+      </w:r>
+    </w:p>
+    <w:p>
+      <w:pPr>
+        <w:spacing w:line="336" w:lineRule="auto" w:after="180"/>
+      </w:pPr>
+      <w:r>
+        <w:rPr>
+          <w:b/>
+        </w:rPr>
         <w:t>MASTERY</w:t>
       </w:r>
     </w:p>
@@ -3056,7 +5779,13 @@
       </w:r>
     </w:p>
     <w:p>
-      <w:r>
+      <w:pPr>
+        <w:spacing w:line="336" w:lineRule="auto" w:after="180"/>
+      </w:pPr>
+      <w:r>
+        <w:rPr>
+          <w:b w:val="0"/>
+        </w:rPr>
         <w:t>Complete this after teaching and guided practice have ended.</w:t>
       </w:r>
     </w:p>
@@ -3097,53 +5826,272 @@
       </w:r>
     </w:p>
     <w:p>
-      <w:r>
-        <w:t>REQUIRED PROOF  Demo the system, solve a fresh case, explain test evidence, name limits, and answer why the system may fail.</w:t>
-      </w:r>
-    </w:p>
-    <w:p>
-      <w:r>
+      <w:pPr>
+        <w:pStyle w:val="Heading3"/>
+      </w:pPr>
+      <w:r>
+        <w:t>What success looks like</w:t>
+      </w:r>
+    </w:p>
+    <w:p>
+      <w:pPr>
+        <w:spacing w:line="336" w:lineRule="auto" w:after="180"/>
+        <w:shd w:fill="EDF7F3"/>
+      </w:pPr>
+      <w:r>
+        <w:rPr>
+          <w:b w:val="0"/>
+        </w:rPr>
+        <w:t xml:space="preserve">REQUIRED PROOF  Demo the system, solve a fresh case, explain test </w:t>
+      </w:r>
+      <w:r>
+        <w:rPr>
+          <w:b/>
+        </w:rPr>
+        <w:t>evidence</w:t>
+      </w:r>
+      <w:r>
+        <w:rPr>
+          <w:b w:val="0"/>
+        </w:rPr>
+        <w:t>, name limits, and answer why the system may fail.</w:t>
+      </w:r>
+    </w:p>
+    <w:p>
+      <w:pPr>
+        <w:spacing w:line="336" w:lineRule="auto" w:after="180"/>
+      </w:pPr>
+      <w:r>
+        <w:rPr>
+          <w:b w:val="0"/>
+        </w:rPr>
         <w:t>□ Name or draw the fresh case.</w:t>
       </w:r>
     </w:p>
     <w:p>
-      <w:r>
-        <w:t>□ Trace input, process, and output.</w:t>
-      </w:r>
-    </w:p>
-    <w:p>
-      <w:r>
-        <w:t>□ State the conclusion and strongest evidence.</w:t>
-      </w:r>
-    </w:p>
-    <w:p>
-      <w:r>
+      <w:pPr>
+        <w:spacing w:line="336" w:lineRule="auto" w:after="180"/>
+      </w:pPr>
+      <w:r>
+        <w:rPr>
+          <w:b w:val="0"/>
+        </w:rPr>
+        <w:t xml:space="preserve">□ Trace </w:t>
+      </w:r>
+      <w:r>
+        <w:rPr>
+          <w:b/>
+        </w:rPr>
+        <w:t>input</w:t>
+      </w:r>
+      <w:r>
+        <w:rPr>
+          <w:b w:val="0"/>
+        </w:rPr>
+        <w:t xml:space="preserve">, </w:t>
+      </w:r>
+      <w:r>
+        <w:rPr>
+          <w:b/>
+        </w:rPr>
+        <w:t>process</w:t>
+      </w:r>
+      <w:r>
+        <w:rPr>
+          <w:b w:val="0"/>
+        </w:rPr>
+        <w:t xml:space="preserve">, and </w:t>
+      </w:r>
+      <w:r>
+        <w:rPr>
+          <w:b/>
+        </w:rPr>
+        <w:t>output</w:t>
+      </w:r>
+      <w:r>
+        <w:rPr>
+          <w:b w:val="0"/>
+        </w:rPr>
+        <w:t>.</w:t>
+      </w:r>
+    </w:p>
+    <w:p>
+      <w:pPr>
+        <w:spacing w:line="336" w:lineRule="auto" w:after="180"/>
+      </w:pPr>
+      <w:r>
+        <w:rPr>
+          <w:b w:val="0"/>
+        </w:rPr>
+        <w:t xml:space="preserve">□ State the conclusion and strongest </w:t>
+      </w:r>
+      <w:r>
+        <w:rPr>
+          <w:b/>
+        </w:rPr>
+        <w:t>evidence</w:t>
+      </w:r>
+      <w:r>
+        <w:rPr>
+          <w:b w:val="0"/>
+        </w:rPr>
+        <w:t>.</w:t>
+      </w:r>
+    </w:p>
+    <w:p>
+      <w:pPr>
+        <w:spacing w:line="336" w:lineRule="auto" w:after="180"/>
+      </w:pPr>
+      <w:r>
+        <w:rPr>
+          <w:b w:val="0"/>
+        </w:rPr>
         <w:t>□ Name one limit, failure, missing clue, or fairness/privacy concern.</w:t>
       </w:r>
     </w:p>
     <w:p>
-      <w:r>
+      <w:pPr>
+        <w:spacing w:line="336" w:lineRule="auto" w:after="180"/>
+      </w:pPr>
+      <w:r>
+        <w:rPr>
+          <w:b w:val="0"/>
+        </w:rPr>
         <w:t>□ Explain one safe next action or improvement.</w:t>
       </w:r>
     </w:p>
     <w:p>
-      <w:r>
-        <w:t>Independent evidence:</w:t>
-      </w:r>
-    </w:p>
-    <w:p>
-      <w:r>
-        <w:t>SELF-CHECK  A complete defense traces input, process, and output; distinguishes rules from learned parts; presents normal and edge tests; explains one controlled improvement; states privacy, fairness, uncertainty, and human-review boundaries; and handles a fresh case independently.</w:t>
-      </w:r>
-    </w:p>
-    <w:p>
-      <w:r>
+      <w:pPr>
+        <w:spacing w:line="336" w:lineRule="auto" w:after="180"/>
+      </w:pPr>
+      <w:r>
+        <w:rPr>
+          <w:b w:val="0"/>
+        </w:rPr>
+        <w:t xml:space="preserve">Independent </w:t>
+      </w:r>
+      <w:r>
+        <w:rPr>
+          <w:b/>
+        </w:rPr>
+        <w:t>evidence</w:t>
+      </w:r>
+      <w:r>
+        <w:rPr>
+          <w:b w:val="0"/>
+        </w:rPr>
+        <w:t>:</w:t>
+      </w:r>
+    </w:p>
+    <w:p>
+      <w:pPr>
+        <w:pStyle w:val="Heading3"/>
+      </w:pPr>
+      <w:r>
+        <w:t>Check your explanation</w:t>
+      </w:r>
+    </w:p>
+    <w:p>
+      <w:pPr>
+        <w:spacing w:line="336" w:lineRule="auto" w:after="180"/>
+        <w:shd w:fill="F5F1FB"/>
+      </w:pPr>
+      <w:r>
+        <w:rPr>
+          <w:b w:val="0"/>
+        </w:rPr>
+        <w:t xml:space="preserve">SELF-CHECK  A complete </w:t>
+      </w:r>
+      <w:r>
+        <w:rPr>
+          <w:b/>
+        </w:rPr>
+        <w:t>defense</w:t>
+      </w:r>
+      <w:r>
+        <w:rPr>
+          <w:b w:val="0"/>
+        </w:rPr>
+        <w:t xml:space="preserve"> traces </w:t>
+      </w:r>
+      <w:r>
+        <w:rPr>
+          <w:b/>
+        </w:rPr>
+        <w:t>input</w:t>
+      </w:r>
+      <w:r>
+        <w:rPr>
+          <w:b w:val="0"/>
+        </w:rPr>
+        <w:t xml:space="preserve">, </w:t>
+      </w:r>
+      <w:r>
+        <w:rPr>
+          <w:b/>
+        </w:rPr>
+        <w:t>process</w:t>
+      </w:r>
+      <w:r>
+        <w:rPr>
+          <w:b w:val="0"/>
+        </w:rPr>
+        <w:t xml:space="preserve">, and </w:t>
+      </w:r>
+      <w:r>
+        <w:rPr>
+          <w:b/>
+        </w:rPr>
+        <w:t>output</w:t>
+      </w:r>
+      <w:r>
+        <w:rPr>
+          <w:b w:val="0"/>
+        </w:rPr>
+        <w:t>; distinguishes rules from learned parts; presents normal and edge tests; explains one controlled improvement; states privacy, fairness, uncertainty, and human-review boundaries; and handles a fresh case independently.</w:t>
+      </w:r>
+    </w:p>
+    <w:p>
+      <w:pPr>
+        <w:spacing w:line="336" w:lineRule="auto" w:after="180"/>
+      </w:pPr>
+      <w:r>
+        <w:rPr>
+          <w:b w:val="0"/>
+        </w:rPr>
         <w:t>My level:  □ Not yet  □ With one hint  □ Independently  □ I can teach it</w:t>
       </w:r>
     </w:p>
     <w:p>
-      <w:r>
-        <w:t>NEXT BRIDGE  Carry today's evidence habit into: the next Academy level.</w:t>
+      <w:pPr>
+        <w:pStyle w:val="Heading3"/>
+      </w:pPr>
+      <w:r>
+        <w:t>Connect to the next lesson</w:t>
+      </w:r>
+    </w:p>
+    <w:p>
+      <w:pPr>
+        <w:spacing w:line="336" w:lineRule="auto" w:after="180"/>
+        <w:shd w:fill="F1F6F8"/>
+      </w:pPr>
+      <w:r>
+        <w:rPr>
+          <w:b w:val="0"/>
+        </w:rPr>
+        <w:t xml:space="preserve">NEXT BRIDGE  Carry today's </w:t>
+      </w:r>
+      <w:r>
+        <w:rPr>
+          <w:b/>
+        </w:rPr>
+        <w:t>evidence</w:t>
+      </w:r>
+      <w:r>
+        <w:rPr>
+          <w:b w:val="0"/>
+        </w:rPr>
+        <w:t xml:space="preserve"> habit into: the next Academy level.</w:t>
       </w:r>
     </w:p>
     <w:p>
@@ -3155,6 +6103,11 @@
       </w:r>
     </w:p>
     <w:p>
+      <w:r>
+        <w:t>Revisit the complete Expo and Defense case for supported practice. Repeated examples do not become fresh assessments.</w:t>
+      </w:r>
+    </w:p>
+    <w:p>
       <w:pPr>
         <w:pStyle w:val="Heading3"/>
       </w:pPr>
@@ -3163,7 +6116,13 @@
       </w:r>
     </w:p>
     <w:p>
-      <w:r>
+      <w:pPr>
+        <w:spacing w:line="336" w:lineRule="auto" w:after="180"/>
+      </w:pPr>
+      <w:r>
+        <w:rPr>
+          <w:b w:val="0"/>
+        </w:rPr>
         <w:t>Use the supplied details to practise the weekly concept before attempting the independent question. This case extends the illustrated lesson.</w:t>
       </w:r>
     </w:p>
@@ -3176,7 +6135,13 @@
       </w:r>
     </w:p>
     <w:p>
-      <w:r>
+      <w:pPr>
+        <w:spacing w:line="336" w:lineRule="auto" w:after="180"/>
+      </w:pPr>
+      <w:r>
+        <w:rPr>
+          <w:b w:val="0"/>
+        </w:rPr>
         <w:t>The expo poster says always correct after six classroom passes.</w:t>
       </w:r>
     </w:p>
@@ -3189,7 +6154,13 @@
       </w:r>
     </w:p>
     <w:p>
-      <w:r>
+      <w:pPr>
+        <w:spacing w:line="336" w:lineRule="auto" w:after="180"/>
+      </w:pPr>
+      <w:r>
+        <w:rPr>
+          <w:b w:val="0"/>
+        </w:rPr>
         <w:t>Write a defensible claim.</w:t>
       </w:r>
     </w:p>
@@ -3202,8 +6173,38 @@
       </w:r>
     </w:p>
     <w:p>
-      <w:r>
-        <w:t>Report six specified passes with conditions and limits. Show an input, decision trace, output and test record, including an uncertain case.</w:t>
+      <w:pPr>
+        <w:spacing w:line="336" w:lineRule="auto" w:after="180"/>
+      </w:pPr>
+      <w:r>
+        <w:rPr>
+          <w:b w:val="0"/>
+        </w:rPr>
+        <w:t xml:space="preserve">Report six specified passes with conditions and limits. Show an </w:t>
+      </w:r>
+      <w:r>
+        <w:rPr>
+          <w:b/>
+        </w:rPr>
+        <w:t>input</w:t>
+      </w:r>
+      <w:r>
+        <w:rPr>
+          <w:b w:val="0"/>
+        </w:rPr>
+        <w:t xml:space="preserve">, decision trace, </w:t>
+      </w:r>
+      <w:r>
+        <w:rPr>
+          <w:b/>
+        </w:rPr>
+        <w:t>output</w:t>
+      </w:r>
+      <w:r>
+        <w:rPr>
+          <w:b w:val="0"/>
+        </w:rPr>
+        <w:t xml:space="preserve"> and test record, including an uncertain case.</w:t>
       </w:r>
     </w:p>
     <w:p>
@@ -3215,7 +6216,14 @@
       </w:r>
     </w:p>
     <w:p>
-      <w:r>
+      <w:pPr>
+        <w:spacing w:line="336" w:lineRule="auto" w:after="180"/>
+        <w:shd w:fill="F5F1FB"/>
+      </w:pPr>
+      <w:r>
+        <w:rPr>
+          <w:b w:val="0"/>
+        </w:rPr>
         <w:t>Which detail supports the answer, and why does it matter?</w:t>
       </w:r>
     </w:p>
@@ -3393,18 +6401,60 @@
       </w:tr>
     </w:tbl>
     <w:p>
-      <w:r>
+      <w:pPr>
+        <w:spacing w:line="336" w:lineRule="auto" w:after="180"/>
+      </w:pPr>
+      <w:r>
+        <w:rPr>
+          <w:b w:val="0"/>
+        </w:rPr>
         <w:t>The expo poster says always correct after six classroom passes.</w:t>
       </w:r>
     </w:p>
     <w:p>
-      <w:r>
+      <w:pPr>
+        <w:spacing w:line="336" w:lineRule="auto" w:after="180"/>
+      </w:pPr>
+      <w:r>
+        <w:rPr>
+          <w:b w:val="0"/>
+        </w:rPr>
         <w:t>Write a defensible claim.</w:t>
       </w:r>
     </w:p>
     <w:p>
-      <w:r>
-        <w:t>Report six specified passes with conditions and limits. Show an input, decision trace, output and test record, including an uncertain case.</w:t>
+      <w:pPr>
+        <w:spacing w:line="336" w:lineRule="auto" w:after="180"/>
+      </w:pPr>
+      <w:r>
+        <w:rPr>
+          <w:b w:val="0"/>
+        </w:rPr>
+        <w:t xml:space="preserve">Report six specified passes with conditions and limits. Show an </w:t>
+      </w:r>
+      <w:r>
+        <w:rPr>
+          <w:b/>
+        </w:rPr>
+        <w:t>input</w:t>
+      </w:r>
+      <w:r>
+        <w:rPr>
+          <w:b w:val="0"/>
+        </w:rPr>
+        <w:t xml:space="preserve">, decision trace, </w:t>
+      </w:r>
+      <w:r>
+        <w:rPr>
+          <w:b/>
+        </w:rPr>
+        <w:t>output</w:t>
+      </w:r>
+      <w:r>
+        <w:rPr>
+          <w:b w:val="0"/>
+        </w:rPr>
+        <w:t xml:space="preserve"> and test record, including an uncertain case.</w:t>
       </w:r>
     </w:p>
     <w:p>
@@ -3416,6 +6466,11 @@
       </w:r>
     </w:p>
     <w:p>
+      <w:r>
+        <w:t>Attempt the reserved new case before feedback. Record support; the earlier examples below remain additional practice.</w:t>
+      </w:r>
+    </w:p>
+    <w:p>
       <w:pPr>
         <w:pStyle w:val="Heading3"/>
       </w:pPr>
@@ -3424,8 +6479,49 @@
       </w:r>
     </w:p>
     <w:p>
-      <w:r>
-        <w:t>A fictional library adviser and its manual baseline face the same 6 reserved cases. The candidate has 4 full passes; the baseline has 5. One additional planned case is unrun by both. No speed data was collected. The team says “ours is faster and more reliable everywhere” and repairs it after seeing the failures. Explain what the counts support, two unsupported claims and how to label a rerun of the revealed cases.</w:t>
+      <w:pPr>
+        <w:spacing w:line="336" w:lineRule="auto" w:after="180"/>
+      </w:pPr>
+      <w:r>
+        <w:rPr>
+          <w:b w:val="0"/>
+        </w:rPr>
+        <w:t xml:space="preserve">A fictional library adviser and its manual </w:t>
+      </w:r>
+      <w:r>
+        <w:rPr>
+          <w:b/>
+        </w:rPr>
+        <w:t>baseline</w:t>
+      </w:r>
+      <w:r>
+        <w:rPr>
+          <w:b w:val="0"/>
+        </w:rPr>
+        <w:t xml:space="preserve"> face the same 6 reserved cases. The candidate has 4 full passes; the </w:t>
+      </w:r>
+      <w:r>
+        <w:rPr>
+          <w:b/>
+        </w:rPr>
+        <w:t>baseline</w:t>
+      </w:r>
+      <w:r>
+        <w:rPr>
+          <w:b w:val="0"/>
+        </w:rPr>
+        <w:t xml:space="preserve"> has 5. One additional planned case is unrun by both. No speed data was collected.</w:t>
+      </w:r>
+    </w:p>
+    <w:p>
+      <w:pPr>
+        <w:spacing w:line="336" w:lineRule="auto" w:after="180"/>
+      </w:pPr>
+      <w:r>
+        <w:rPr>
+          <w:b w:val="0"/>
+        </w:rPr>
+        <w:t>The team says “ours is faster and more reliable everywhere” and repairs it after seeing the failures. Explain what the counts support, two unsupported claims and how to label a rerun of the revealed cases.</w:t>
       </w:r>
     </w:p>
     <w:p>
@@ -3472,8 +6568,26 @@
       </w:r>
     </w:p>
     <w:p>
-      <w:r>
-        <w:t>Attempt this case before feedback. Record any help. Earlier examples below are further practice; a case already practised with feedback cannot establish fresh transfer.</w:t>
+      <w:pPr>
+        <w:spacing w:line="336" w:lineRule="auto" w:after="180"/>
+      </w:pPr>
+      <w:r>
+        <w:rPr>
+          <w:b w:val="0"/>
+        </w:rPr>
+        <w:t xml:space="preserve">Attempt this case before feedback. Record any help. Earlier examples below are further practice; a case already practised with feedback cannot establish fresh </w:t>
+      </w:r>
+      <w:r>
+        <w:rPr>
+          <w:b/>
+        </w:rPr>
+        <w:t>transfer</w:t>
+      </w:r>
+      <w:r>
+        <w:rPr>
+          <w:b w:val="0"/>
+        </w:rPr>
+        <w:t>.</w:t>
       </w:r>
     </w:p>
     <w:p>
@@ -3485,18 +6599,54 @@
       </w:r>
     </w:p>
     <w:p>
-      <w:r>
+      <w:pPr>
+        <w:spacing w:line="336" w:lineRule="auto" w:after="180"/>
+      </w:pPr>
+      <w:r>
+        <w:rPr>
+          <w:b w:val="0"/>
+        </w:rPr>
         <w:t>Close the worked explanation. Apply the idea to this different question without copying.</w:t>
       </w:r>
     </w:p>
     <w:p>
-      <w:r>
-        <w:t>At the expo, a team says our sorter never fails after testing four cards. Replace the claim with an evidence-based statement and name a next test.</w:t>
-      </w:r>
-    </w:p>
-    <w:p>
-      <w:r>
-        <w:t>My answer, with a trace, calculation or supporting evidence</w:t>
+      <w:pPr>
+        <w:spacing w:line="336" w:lineRule="auto" w:after="180"/>
+      </w:pPr>
+      <w:r>
+        <w:rPr>
+          <w:b w:val="0"/>
+        </w:rPr>
+        <w:t xml:space="preserve">At the expo, a team says our sorter never fails after testing four cards. Replace the claim with an </w:t>
+      </w:r>
+      <w:r>
+        <w:rPr>
+          <w:b/>
+        </w:rPr>
+        <w:t>evidence</w:t>
+      </w:r>
+      <w:r>
+        <w:rPr>
+          <w:b w:val="0"/>
+        </w:rPr>
+        <w:t>-based statement and name a next test.</w:t>
+      </w:r>
+    </w:p>
+    <w:p>
+      <w:pPr>
+        <w:spacing w:line="336" w:lineRule="auto" w:after="180"/>
+      </w:pPr>
+      <w:r>
+        <w:rPr>
+          <w:b w:val="0"/>
+        </w:rPr>
+        <w:t xml:space="preserve">My answer, with a trace, calculation or supporting </w:t>
+      </w:r>
+      <w:r>
+        <w:rPr>
+          <w:b/>
+        </w:rPr>
+        <w:t>evidence</w:t>
       </w:r>
     </w:p>
     <w:p>
@@ -3541,13 +6691,37 @@
       </w:r>
     </w:p>
     <w:p>
-      <w:r>
+      <w:pPr>
+        <w:spacing w:line="336" w:lineRule="auto" w:after="180"/>
+      </w:pPr>
+      <w:r>
+        <w:rPr>
+          <w:b w:val="0"/>
+        </w:rPr>
         <w:t>Change one relevant detail. Predict the result before testing. Include a boundary or missing-information case when it helps reveal a limit.</w:t>
       </w:r>
     </w:p>
     <w:p>
-      <w:r>
-        <w:t>My changed input and expected result</w:t>
+      <w:pPr>
+        <w:spacing w:line="336" w:lineRule="auto" w:after="180"/>
+      </w:pPr>
+      <w:r>
+        <w:rPr>
+          <w:b w:val="0"/>
+        </w:rPr>
+        <w:t xml:space="preserve">My changed </w:t>
+      </w:r>
+      <w:r>
+        <w:rPr>
+          <w:b/>
+        </w:rPr>
+        <w:t>input</w:t>
+      </w:r>
+      <w:r>
+        <w:rPr>
+          <w:b w:val="0"/>
+        </w:rPr>
+        <w:t xml:space="preserve"> and expected result</w:t>
       </w:r>
     </w:p>
     <w:p>
@@ -3592,13 +6766,49 @@
       </w:r>
     </w:p>
     <w:p>
-      <w:r>
-        <w:t>Present the final Classroom Sorter portfolio and complete the AI-1 certification defense.</w:t>
-      </w:r>
-    </w:p>
-    <w:p>
-      <w:r>
-        <w:t>The evidence I will keep</w:t>
+      <w:pPr>
+        <w:spacing w:line="336" w:lineRule="auto" w:after="180"/>
+      </w:pPr>
+      <w:r>
+        <w:rPr>
+          <w:b w:val="0"/>
+        </w:rPr>
+        <w:t xml:space="preserve">Present the final Classroom Sorter portfolio and complete the AI-1 certification </w:t>
+      </w:r>
+      <w:r>
+        <w:rPr>
+          <w:b/>
+        </w:rPr>
+        <w:t>defense</w:t>
+      </w:r>
+      <w:r>
+        <w:rPr>
+          <w:b w:val="0"/>
+        </w:rPr>
+        <w:t>.</w:t>
+      </w:r>
+    </w:p>
+    <w:p>
+      <w:pPr>
+        <w:spacing w:line="336" w:lineRule="auto" w:after="180"/>
+      </w:pPr>
+      <w:r>
+        <w:rPr>
+          <w:b w:val="0"/>
+        </w:rPr>
+        <w:t xml:space="preserve">The </w:t>
+      </w:r>
+      <w:r>
+        <w:rPr>
+          <w:b/>
+        </w:rPr>
+        <w:t>evidence</w:t>
+      </w:r>
+      <w:r>
+        <w:rPr>
+          <w:b w:val="0"/>
+        </w:rPr>
+        <w:t xml:space="preserve"> I will keep</w:t>
       </w:r>
     </w:p>
     <w:p>
@@ -3635,8 +6845,26 @@
       </w:r>
     </w:p>
     <w:p>
-      <w:r>
-        <w:t>Your teacher has the independent answer and scoring criteria. Complete the matching workbook week to keep your practice evidence together.</w:t>
+      <w:pPr>
+        <w:spacing w:line="336" w:lineRule="auto" w:after="180"/>
+      </w:pPr>
+      <w:r>
+        <w:rPr>
+          <w:b w:val="0"/>
+        </w:rPr>
+        <w:t xml:space="preserve">Your teacher has the independent answer and scoring criteria. Complete the matching workbook week to keep your practice </w:t>
+      </w:r>
+      <w:r>
+        <w:rPr>
+          <w:b/>
+        </w:rPr>
+        <w:t>evidence</w:t>
+      </w:r>
+      <w:r>
+        <w:rPr>
+          <w:b w:val="0"/>
+        </w:rPr>
+        <w:t xml:space="preserve"> together.</w:t>
       </w:r>
     </w:p>
     <w:p>
@@ -3648,8 +6876,27 @@
       </w:r>
     </w:p>
     <w:p>
-      <w:r>
-        <w:t>Defend a sorter with 10/12 routine successes and 2/4 mixed-material successes. Report overall and separate results, show one failure and propose a justified next step. What claim would overstate the evidence?</w:t>
+      <w:pPr>
+        <w:spacing w:line="336" w:lineRule="auto" w:after="180"/>
+        <w:shd w:fill="F5F1FB"/>
+      </w:pPr>
+      <w:r>
+        <w:rPr>
+          <w:b w:val="0"/>
+        </w:rPr>
+        <w:t xml:space="preserve">Defend a sorter with 10/12 routine successes and 2/4 mixed-material successes. Report overall and separate results, show one failure and propose a justified next step. What claim would overstate the </w:t>
+      </w:r>
+      <w:r>
+        <w:rPr>
+          <w:b/>
+        </w:rPr>
+        <w:t>evidence</w:t>
+      </w:r>
+      <w:r>
+        <w:rPr>
+          <w:b w:val="0"/>
+        </w:rPr>
+        <w:t>?</w:t>
       </w:r>
     </w:p>
     <w:p>
@@ -3704,8 +6951,25 @@
       </w:r>
     </w:p>
     <w:p>
-      <w:r>
-        <w:t>Attempt the independent case before hints. Record whether you worked alone, used a hint or followed a model. After feedback, fix the first unsupported step and explain why it changed. A later check uses a changed case, not a copied answer.</w:t>
+      <w:pPr>
+        <w:spacing w:line="336" w:lineRule="auto" w:after="180"/>
+      </w:pPr>
+      <w:r>
+        <w:rPr>
+          <w:b w:val="0"/>
+        </w:rPr>
+        <w:t>Attempt the independent case before hints. Record whether you worked alone, used a hint or followed a model. After feedback, fix the first unsupported step and explain why it changed.</w:t>
+      </w:r>
+    </w:p>
+    <w:p>
+      <w:pPr>
+        <w:spacing w:line="336" w:lineRule="auto" w:after="180"/>
+      </w:pPr>
+      <w:r>
+        <w:rPr>
+          <w:b w:val="0"/>
+        </w:rPr>
+        <w:t>A later check uses a changed case, not a copied answer.</w:t>
       </w:r>
     </w:p>
     <w:p>
@@ -3718,7 +6982,30 @@
     </w:p>
     <w:p>
       <w:r>
-        <w:t>Start with this question: A fictional paper sorter team prepares an exhibition evidence board.</w:t>
+        <w:t>Use this map to navigate Expo and Defense, connect the goals to tasks and keep one evidence record for each attempt.</w:t>
+      </w:r>
+    </w:p>
+    <w:p>
+      <w:pPr>
+        <w:spacing w:line="336" w:lineRule="auto" w:after="180"/>
+      </w:pPr>
+      <w:r>
+        <w:rPr>
+          <w:b w:val="0"/>
+        </w:rPr>
+        <w:t xml:space="preserve">Start with this question: A fictional paper sorter team prepares an exhibition </w:t>
+      </w:r>
+      <w:r>
+        <w:rPr>
+          <w:b/>
+        </w:rPr>
+        <w:t>evidence</w:t>
+      </w:r>
+      <w:r>
+        <w:rPr>
+          <w:b w:val="0"/>
+        </w:rPr>
+        <w:t xml:space="preserve"> board.</w:t>
       </w:r>
     </w:p>
     <w:tbl>
@@ -3824,13 +7111,61 @@
       </w:tr>
     </w:tbl>
     <w:p>
-      <w:r>
-        <w:t>Remember → watch and explain → try with help → investigate → try independently → keep project evidence. Your teacher may spread this lesson across several classes.</w:t>
-      </w:r>
-    </w:p>
-    <w:p>
-      <w:r>
-        <w:t>Keep your first prediction. Compare it with what the evidence shows and explain any change.</w:t>
+      <w:pPr>
+        <w:spacing w:line="336" w:lineRule="auto" w:after="180"/>
+      </w:pPr>
+      <w:r>
+        <w:rPr>
+          <w:b w:val="0"/>
+        </w:rPr>
+        <w:t xml:space="preserve">Remember → watch and explain → try with help → investigate → try independently → keep project </w:t>
+      </w:r>
+      <w:r>
+        <w:rPr>
+          <w:b/>
+        </w:rPr>
+        <w:t>evidence</w:t>
+      </w:r>
+      <w:r>
+        <w:rPr>
+          <w:b w:val="0"/>
+        </w:rPr>
+        <w:t>. Your teacher may spread this lesson across several classes.</w:t>
+      </w:r>
+    </w:p>
+    <w:p>
+      <w:pPr>
+        <w:spacing w:line="336" w:lineRule="auto" w:after="180"/>
+      </w:pPr>
+      <w:r>
+        <w:rPr>
+          <w:b w:val="0"/>
+        </w:rPr>
+        <w:t xml:space="preserve">Keep your first </w:t>
+      </w:r>
+      <w:r>
+        <w:rPr>
+          <w:b/>
+        </w:rPr>
+        <w:t>prediction</w:t>
+      </w:r>
+      <w:r>
+        <w:rPr>
+          <w:b w:val="0"/>
+        </w:rPr>
+        <w:t xml:space="preserve">. Compare it with what the </w:t>
+      </w:r>
+      <w:r>
+        <w:rPr>
+          <w:b/>
+        </w:rPr>
+        <w:t>evidence</w:t>
+      </w:r>
+      <w:r>
+        <w:rPr>
+          <w:b w:val="0"/>
+        </w:rPr>
+        <w:t xml:space="preserve"> shows and explain any change.</w:t>
       </w:r>
     </w:p>
     <w:p>
@@ -3843,7 +7178,30 @@
     </w:p>
     <w:p>
       <w:r>
-        <w:t>Close your notes. Explain this goal in your own words: Evaluate a saved candidate and a manual baseline fairly</w:t>
+        <w:t>Explain Expo and Defense without notes, identify a remaining question and plan a later check with a changed case.</w:t>
+      </w:r>
+    </w:p>
+    <w:p>
+      <w:pPr>
+        <w:spacing w:line="336" w:lineRule="auto" w:after="180"/>
+      </w:pPr>
+      <w:r>
+        <w:rPr>
+          <w:b w:val="0"/>
+        </w:rPr>
+        <w:t xml:space="preserve">Close your notes. Explain this goal in your own words: Evaluate a saved candidate and a manual </w:t>
+      </w:r>
+      <w:r>
+        <w:rPr>
+          <w:b/>
+        </w:rPr>
+        <w:t>baseline</w:t>
+      </w:r>
+      <w:r>
+        <w:rPr>
+          <w:b w:val="0"/>
+        </w:rPr>
+        <w:t xml:space="preserve"> fairly</w:t>
       </w:r>
     </w:p>
     <w:p>
@@ -3880,13 +7238,61 @@
       </w:r>
     </w:p>
     <w:p>
-      <w:r>
-        <w:t>If you are unsure, return to the worked picture and explain one arrow. If you are ready, change an input or assumption and justify your prediction.</w:t>
-      </w:r>
-    </w:p>
-    <w:p>
-      <w:r>
-        <w:t>Save your workbook evidence. At the next review, try a different case before opening your old answer.</w:t>
+      <w:pPr>
+        <w:spacing w:line="336" w:lineRule="auto" w:after="180"/>
+      </w:pPr>
+      <w:r>
+        <w:rPr>
+          <w:b w:val="0"/>
+        </w:rPr>
+        <w:t xml:space="preserve">If you are unsure, return to the worked picture and explain one arrow. If you are ready, change an </w:t>
+      </w:r>
+      <w:r>
+        <w:rPr>
+          <w:b/>
+        </w:rPr>
+        <w:t>input</w:t>
+      </w:r>
+      <w:r>
+        <w:rPr>
+          <w:b w:val="0"/>
+        </w:rPr>
+        <w:t xml:space="preserve"> or assumption and justify your </w:t>
+      </w:r>
+      <w:r>
+        <w:rPr>
+          <w:b/>
+        </w:rPr>
+        <w:t>prediction</w:t>
+      </w:r>
+      <w:r>
+        <w:rPr>
+          <w:b w:val="0"/>
+        </w:rPr>
+        <w:t>.</w:t>
+      </w:r>
+    </w:p>
+    <w:p>
+      <w:pPr>
+        <w:spacing w:line="336" w:lineRule="auto" w:after="180"/>
+      </w:pPr>
+      <w:r>
+        <w:rPr>
+          <w:b w:val="0"/>
+        </w:rPr>
+        <w:t xml:space="preserve">Save your workbook </w:t>
+      </w:r>
+      <w:r>
+        <w:rPr>
+          <w:b/>
+        </w:rPr>
+        <w:t>evidence</w:t>
+      </w:r>
+      <w:r>
+        <w:rPr>
+          <w:b w:val="0"/>
+        </w:rPr>
+        <w:t>. At the next review, try a different case before opening your old answer.</w:t>
       </w:r>
     </w:p>
     <w:p>
@@ -3899,12 +7305,41 @@
     </w:p>
     <w:p>
       <w:r>
+        <w:t>Attempt supported questions before using hints or feedback. Review a missing building block, then keep the completed work.</w:t>
+      </w:r>
+    </w:p>
+    <w:p>
+      <w:pPr>
+        <w:spacing w:line="336" w:lineRule="auto" w:after="180"/>
+      </w:pPr>
+      <w:r>
+        <w:rPr>
+          <w:b w:val="0"/>
+        </w:rPr>
         <w:t>Use this supported practice once, in the browser or on paper. Keep the reserved independent assessment for a separate first attempt before teacher feedback.</w:t>
       </w:r>
     </w:p>
     <w:p>
-      <w:r>
-        <w:t>A fictional paper sorter team prepares an exhibition evidence board.</w:t>
+      <w:pPr>
+        <w:spacing w:line="336" w:lineRule="auto" w:after="180"/>
+      </w:pPr>
+      <w:r>
+        <w:rPr>
+          <w:b w:val="0"/>
+        </w:rPr>
+        <w:t xml:space="preserve">A fictional paper sorter team prepares an exhibition </w:t>
+      </w:r>
+      <w:r>
+        <w:rPr>
+          <w:b/>
+        </w:rPr>
+        <w:t>evidence</w:t>
+      </w:r>
+      <w:r>
+        <w:rPr>
+          <w:b w:val="0"/>
+        </w:rPr>
+        <w:t xml:space="preserve"> board.</w:t>
       </w:r>
     </w:p>
     <w:p>
@@ -3916,27 +7351,73 @@
       </w:r>
     </w:p>
     <w:p>
-      <w:r>
-        <w:t>Which labelled step matches this detail? Prototype did not beat baseline on this measured outcome; explain its failures.</w:t>
-      </w:r>
-    </w:p>
-    <w:p>
-      <w:r>
+      <w:pPr>
+        <w:spacing w:line="336" w:lineRule="auto" w:after="180"/>
+      </w:pPr>
+      <w:r>
+        <w:rPr>
+          <w:b w:val="0"/>
+        </w:rPr>
+        <w:t xml:space="preserve">Which labelled step matches this detail? Prototype did not beat </w:t>
+      </w:r>
+      <w:r>
+        <w:rPr>
+          <w:b/>
+        </w:rPr>
+        <w:t>baseline</w:t>
+      </w:r>
+      <w:r>
+        <w:rPr>
+          <w:b w:val="0"/>
+        </w:rPr>
+        <w:t xml:space="preserve"> on this measured outcome; explain its failures.</w:t>
+      </w:r>
+    </w:p>
+    <w:p>
+      <w:pPr>
+        <w:spacing w:line="336" w:lineRule="auto" w:after="180"/>
+        <w:shd w:fill="F4F9FC"/>
+      </w:pPr>
+      <w:r>
+        <w:rPr>
+          <w:b w:val="0"/>
+        </w:rPr>
         <w:t>1. Keep incomplete work</w:t>
       </w:r>
     </w:p>
     <w:p>
-      <w:r>
+      <w:pPr>
+        <w:spacing w:line="336" w:lineRule="auto" w:after="180"/>
+        <w:shd w:fill="F4F9FC"/>
+      </w:pPr>
+      <w:r>
+        <w:rPr>
+          <w:b w:val="0"/>
+        </w:rPr>
         <w:t>2. Describe contract</w:t>
       </w:r>
     </w:p>
     <w:p>
-      <w:r>
+      <w:pPr>
+        <w:spacing w:line="336" w:lineRule="auto" w:after="180"/>
+        <w:shd w:fill="F4F9FC"/>
+      </w:pPr>
+      <w:r>
+        <w:rPr>
+          <w:b w:val="0"/>
+        </w:rPr>
         <w:t>3. Show results</w:t>
       </w:r>
     </w:p>
     <w:p>
-      <w:r>
+      <w:pPr>
+        <w:spacing w:line="336" w:lineRule="auto" w:after="180"/>
+        <w:shd w:fill="F4F9FC"/>
+      </w:pPr>
+      <w:r>
+        <w:rPr>
+          <w:b w:val="0"/>
+        </w:rPr>
         <w:t>4. Defend conclusion</w:t>
       </w:r>
     </w:p>
@@ -3974,40 +7455,190 @@
       </w:r>
     </w:p>
     <w:p>
-      <w:r>
+      <w:pPr>
+        <w:pStyle w:val="Heading3"/>
+      </w:pPr>
+      <w:r>
+        <w:t>Hint · try first</w:t>
+      </w:r>
+    </w:p>
+    <w:p>
+      <w:pPr>
+        <w:spacing w:line="336" w:lineRule="auto" w:after="180"/>
+        <w:shd w:fill="F1F6F8"/>
+      </w:pPr>
+      <w:r>
+        <w:rPr>
+          <w:b w:val="0"/>
+        </w:rPr>
         <w:t>Hint if needed: Read the steps in the pictorial case. Match the supplied detail to the stage that performs or records it.</w:t>
       </w:r>
     </w:p>
     <w:p>
-      <w:r>
-        <w:t>After your attempt, compare with the supported explanation: Defend conclusion Prototype did not beat baseline on this measured outcome; explain its failures. An exhibition should make the evidence inspectable. A polished demonstration is not a substitute for the reserved-case record. The shared cases allow a direct descriptive comparison of pass rates; missing timing data prevents a claim that the prototype is faster. Unrun cases must not be treated as successes.</w:t>
-      </w:r>
-    </w:p>
-    <w:p>
       <w:pPr>
         <w:pStyle w:val="Heading3"/>
       </w:pPr>
       <w:r>
+        <w:t>Feedback · compare after trying</w:t>
+      </w:r>
+    </w:p>
+    <w:p>
+      <w:pPr>
+        <w:spacing w:line="336" w:lineRule="auto" w:after="180"/>
+        <w:shd w:fill="F1F6FC"/>
+      </w:pPr>
+      <w:r>
+        <w:rPr>
+          <w:b w:val="0"/>
+        </w:rPr>
+        <w:t xml:space="preserve">After your attempt, compare with the supported explanation: Defend conclusion Prototype did not beat </w:t>
+      </w:r>
+      <w:r>
+        <w:rPr>
+          <w:b/>
+        </w:rPr>
+        <w:t>baseline</w:t>
+      </w:r>
+      <w:r>
+        <w:rPr>
+          <w:b w:val="0"/>
+        </w:rPr>
+        <w:t xml:space="preserve"> on this measured outcome; explain its failures. An exhibition should make the </w:t>
+      </w:r>
+      <w:r>
+        <w:rPr>
+          <w:b/>
+        </w:rPr>
+        <w:t>evidence</w:t>
+      </w:r>
+      <w:r>
+        <w:rPr>
+          <w:b w:val="0"/>
+        </w:rPr>
+        <w:t xml:space="preserve"> inspectable.</w:t>
+      </w:r>
+    </w:p>
+    <w:p>
+      <w:pPr>
+        <w:spacing w:line="336" w:lineRule="auto" w:after="180"/>
+        <w:shd w:fill="F1F6FC"/>
+      </w:pPr>
+      <w:r>
+        <w:rPr>
+          <w:b w:val="0"/>
+        </w:rPr>
+        <w:t xml:space="preserve">A polished </w:t>
+      </w:r>
+      <w:r>
+        <w:rPr>
+          <w:b/>
+        </w:rPr>
+        <w:t>demonstration</w:t>
+      </w:r>
+      <w:r>
+        <w:rPr>
+          <w:b w:val="0"/>
+        </w:rPr>
+        <w:t xml:space="preserve"> is not a substitute for the reserved-case record. The shared cases allow a direct descriptive comparison of pass rates; missing timing data prevents a claim that the prototype is faster.</w:t>
+      </w:r>
+    </w:p>
+    <w:p>
+      <w:pPr>
+        <w:spacing w:line="336" w:lineRule="auto" w:after="180"/>
+        <w:shd w:fill="F1F6FC"/>
+      </w:pPr>
+      <w:r>
+        <w:rPr>
+          <w:b w:val="0"/>
+        </w:rPr>
+        <w:t>Unrun cases must not be treated as successes.</w:t>
+      </w:r>
+    </w:p>
+    <w:p>
+      <w:pPr>
+        <w:pStyle w:val="Heading3"/>
+      </w:pPr>
+      <w:r>
         <w:t>Practice 2: explain the deciding evidence</w:t>
       </w:r>
     </w:p>
     <w:p>
-      <w:r>
+      <w:pPr>
+        <w:pStyle w:val="Heading3"/>
+      </w:pPr>
+      <w:r>
+        <w:t>Changed case · predict first</w:t>
+      </w:r>
+    </w:p>
+    <w:p>
+      <w:pPr>
+        <w:spacing w:line="336" w:lineRule="auto" w:after="180"/>
+        <w:shd w:fill="F5F1FB"/>
+      </w:pPr>
+      <w:r>
+        <w:rPr>
+          <w:b w:val="0"/>
+        </w:rPr>
         <w:t>Changed-case practice: Someone adds the two unrun cases to the denominator as failures. Which conclusion is supported by the supplied facts?</w:t>
       </w:r>
     </w:p>
     <w:p>
-      <w:r>
-        <w:t>1. We can decide the result without examining the changed input or the procedure.</w:t>
-      </w:r>
-    </w:p>
-    <w:p>
-      <w:r>
-        <w:t>2. This one example guarantees correct results for every future input.</w:t>
-      </w:r>
-    </w:p>
-    <w:p>
-      <w:r>
+      <w:pPr>
+        <w:spacing w:line="336" w:lineRule="auto" w:after="180"/>
+        <w:shd w:fill="F4F9FC"/>
+      </w:pPr>
+      <w:r>
+        <w:rPr>
+          <w:b w:val="0"/>
+        </w:rPr>
+        <w:t xml:space="preserve">1. We can decide the result without examining the changed </w:t>
+      </w:r>
+      <w:r>
+        <w:rPr>
+          <w:b/>
+        </w:rPr>
+        <w:t>input</w:t>
+      </w:r>
+      <w:r>
+        <w:rPr>
+          <w:b w:val="0"/>
+        </w:rPr>
+        <w:t xml:space="preserve"> or the procedure.</w:t>
+      </w:r>
+    </w:p>
+    <w:p>
+      <w:pPr>
+        <w:spacing w:line="336" w:lineRule="auto" w:after="180"/>
+        <w:shd w:fill="F4F9FC"/>
+      </w:pPr>
+      <w:r>
+        <w:rPr>
+          <w:b w:val="0"/>
+        </w:rPr>
+        <w:t xml:space="preserve">2. This one example guarantees correct results for every future </w:t>
+      </w:r>
+      <w:r>
+        <w:rPr>
+          <w:b/>
+        </w:rPr>
+        <w:t>input</w:t>
+      </w:r>
+      <w:r>
+        <w:rPr>
+          <w:b w:val="0"/>
+        </w:rPr>
+        <w:t>.</w:t>
+      </w:r>
+    </w:p>
+    <w:p>
+      <w:pPr>
+        <w:spacing w:line="336" w:lineRule="auto" w:after="180"/>
+        <w:shd w:fill="F4F9FC"/>
+      </w:pPr>
+      <w:r>
+        <w:rPr>
+          <w:b w:val="0"/>
+        </w:rPr>
         <w:t>3. That reports a different measure, 8/12 completed successes out of planned cases.</w:t>
       </w:r>
     </w:p>
@@ -4045,36 +7676,177 @@
       </w:r>
     </w:p>
     <w:p>
-      <w:r>
+      <w:pPr>
+        <w:pStyle w:val="Heading3"/>
+      </w:pPr>
+      <w:r>
+        <w:t>Hint · try first</w:t>
+      </w:r>
+    </w:p>
+    <w:p>
+      <w:pPr>
+        <w:spacing w:line="336" w:lineRule="auto" w:after="180"/>
+        <w:shd w:fill="F1F6F8"/>
+      </w:pPr>
+      <w:r>
+        <w:rPr>
+          <w:b w:val="0"/>
+        </w:rPr>
         <w:t>Hint if needed: Use the changed condition and the deciding step in the pictorial trace. The answer must say what follows from those facts.</w:t>
       </w:r>
     </w:p>
     <w:p>
-      <w:r>
-        <w:t>After your attempt, compare with the supported explanation: That reports a different measure, 8/12 completed successes out of planned cases. It cannot be called the original attempted-case pass rate; distinguish completion from evaluated correctness.</w:t>
-      </w:r>
-    </w:p>
-    <w:p>
       <w:pPr>
         <w:pStyle w:val="Heading3"/>
       </w:pPr>
       <w:r>
+        <w:t>Feedback · compare after trying</w:t>
+      </w:r>
+    </w:p>
+    <w:p>
+      <w:pPr>
+        <w:spacing w:line="336" w:lineRule="auto" w:after="180"/>
+        <w:shd w:fill="F1F6FC"/>
+      </w:pPr>
+      <w:r>
+        <w:rPr>
+          <w:b w:val="0"/>
+        </w:rPr>
+        <w:t>After your attempt, compare with the supported explanation: That reports a different measure, 8/12 completed successes out of planned cases.</w:t>
+      </w:r>
+    </w:p>
+    <w:p>
+      <w:pPr>
+        <w:spacing w:line="336" w:lineRule="auto" w:after="180"/>
+        <w:shd w:fill="F1F6FC"/>
+      </w:pPr>
+      <w:r>
+        <w:rPr>
+          <w:b w:val="0"/>
+        </w:rPr>
+        <w:t>It cannot be called the original attempted-case pass rate; distinguish completion from evaluated correctness.</w:t>
+      </w:r>
+    </w:p>
+    <w:p>
+      <w:pPr>
+        <w:pStyle w:val="Heading3"/>
+      </w:pPr>
+      <w:r>
         <w:t>Repair a missing building block</w:t>
       </w:r>
     </w:p>
     <w:p>
-      <w:r>
-        <w:t>Review Improve One Cause (ai-1/35). Goal: Repair a located defect without changing the agreed requirements. Short practice: Explain why “our repaired version now picks something” is not enough to show success at 6.. Return to this week and explain what you changed.</w:t>
-      </w:r>
-    </w:p>
-    <w:p>
-      <w:r>
-        <w:t>Review Test Normal Cases (ai-1/33). Goal: Plan routine cases with expected results derived from the requirements. Short practice: Why is none correct for 8 but incorrect for 6? Use both capacity cards.. Return to this week and explain what you changed.</w:t>
-      </w:r>
-    </w:p>
-    <w:p>
-      <w:r>
-        <w:t>Review Choose Inputs and Outputs (ai-1/30). Goal: Turn the project outcome into precise input and output requirements. Short practice: Trace requests 10 and blank. Why should they not receive the same explanation?. Return to this week and explain what you changed.</w:t>
+      <w:pPr>
+        <w:spacing w:line="336" w:lineRule="auto" w:after="180"/>
+      </w:pPr>
+      <w:r>
+        <w:rPr>
+          <w:b w:val="0"/>
+        </w:rPr>
+        <w:t>Review Improve One Cause (ai-1/35). Goal: Repair a located defect without changing the agreed requirements. Short practice: Explain why “our repaired version now picks something” is not enough to show success at 6..</w:t>
+      </w:r>
+    </w:p>
+    <w:p>
+      <w:pPr>
+        <w:spacing w:line="336" w:lineRule="auto" w:after="180"/>
+      </w:pPr>
+      <w:r>
+        <w:rPr>
+          <w:b w:val="0"/>
+        </w:rPr>
+        <w:t>Return to this week and explain what you changed.</w:t>
+      </w:r>
+    </w:p>
+    <w:p>
+      <w:pPr>
+        <w:spacing w:line="336" w:lineRule="auto" w:after="180"/>
+      </w:pPr>
+      <w:r>
+        <w:rPr>
+          <w:b w:val="0"/>
+        </w:rPr>
+        <w:t>Review Test Normal Cases (ai-1/33). Goal: Plan routine cases with expected results derived from the requirements. Short practice: Why is none correct for 8 but incorrect for 6? Use both capacity cards..</w:t>
+      </w:r>
+    </w:p>
+    <w:p>
+      <w:pPr>
+        <w:spacing w:line="336" w:lineRule="auto" w:after="180"/>
+      </w:pPr>
+      <w:r>
+        <w:rPr>
+          <w:b w:val="0"/>
+        </w:rPr>
+        <w:t>Return to this week and explain what you changed.</w:t>
+      </w:r>
+    </w:p>
+    <w:p>
+      <w:pPr>
+        <w:spacing w:line="336" w:lineRule="auto" w:after="180"/>
+      </w:pPr>
+      <w:r>
+        <w:rPr>
+          <w:b w:val="0"/>
+        </w:rPr>
+        <w:t xml:space="preserve">Review Choose </w:t>
+      </w:r>
+      <w:r>
+        <w:rPr>
+          <w:b/>
+        </w:rPr>
+        <w:t>Input</w:t>
+      </w:r>
+      <w:r>
+        <w:rPr>
+          <w:b w:val="0"/>
+        </w:rPr>
+        <w:t xml:space="preserve">s and </w:t>
+      </w:r>
+      <w:r>
+        <w:rPr>
+          <w:b/>
+        </w:rPr>
+        <w:t>Output</w:t>
+      </w:r>
+      <w:r>
+        <w:rPr>
+          <w:b w:val="0"/>
+        </w:rPr>
+        <w:t xml:space="preserve">s (ai-1/30). Goal: Turn the project outcome into precise </w:t>
+      </w:r>
+      <w:r>
+        <w:rPr>
+          <w:b/>
+        </w:rPr>
+        <w:t>input</w:t>
+      </w:r>
+      <w:r>
+        <w:rPr>
+          <w:b w:val="0"/>
+        </w:rPr>
+        <w:t xml:space="preserve"> and </w:t>
+      </w:r>
+      <w:r>
+        <w:rPr>
+          <w:b/>
+        </w:rPr>
+        <w:t>output</w:t>
+      </w:r>
+      <w:r>
+        <w:rPr>
+          <w:b w:val="0"/>
+        </w:rPr>
+        <w:t xml:space="preserve"> requirements. Short practice: Trace requests 10 and blank. Why should they not receive the same explanation?.</w:t>
+      </w:r>
+    </w:p>
+    <w:p>
+      <w:pPr>
+        <w:spacing w:line="336" w:lineRule="auto" w:after="180"/>
+      </w:pPr>
+      <w:r>
+        <w:rPr>
+          <w:b w:val="0"/>
+        </w:rPr>
+        <w:t>Return to this week and explain what you changed.</w:t>
       </w:r>
     </w:p>
     <w:p>
@@ -4086,8 +7858,711 @@
       </w:r>
     </w:p>
     <w:p>
-      <w:r>
-        <w:t>Use Download completed work in the hosted lesson to export your answers, reflections, practice feedback and code-run evidence. Open the HTML copy to read or print it. Drafts stay in this browser when storage is available; clear drafts on a shared device.</w:t>
+      <w:pPr>
+        <w:spacing w:line="336" w:lineRule="auto" w:after="180"/>
+      </w:pPr>
+      <w:r>
+        <w:rPr>
+          <w:b w:val="0"/>
+        </w:rPr>
+        <w:t xml:space="preserve">Use Download completed work in the hosted lesson to export your answers, reflections, practice feedback and code-run </w:t>
+      </w:r>
+      <w:r>
+        <w:rPr>
+          <w:b/>
+        </w:rPr>
+        <w:t>evidence</w:t>
+      </w:r>
+      <w:r>
+        <w:rPr>
+          <w:b w:val="0"/>
+        </w:rPr>
+        <w:t>. Open the HTML copy to read or print it.</w:t>
+      </w:r>
+    </w:p>
+    <w:p>
+      <w:pPr>
+        <w:spacing w:line="336" w:lineRule="auto" w:after="180"/>
+      </w:pPr>
+      <w:r>
+        <w:rPr>
+          <w:b w:val="0"/>
+        </w:rPr>
+        <w:t>Drafts stay in this browser when storage is available; clear drafts on a shared device.</w:t>
+      </w:r>
+    </w:p>
+    <w:p>
+      <w:pPr>
+        <w:pStyle w:val="Heading1"/>
+      </w:pPr>
+      <w:r>
+        <w:t>18. Visual concept journey</w:t>
+      </w:r>
+    </w:p>
+    <w:p>
+      <w:r>
+        <w:t>Explain each Expo and Defense graphic using its labels, deciding evidence and relevant limitation.</w:t>
+      </w:r>
+    </w:p>
+    <w:p>
+      <w:pPr>
+        <w:pStyle w:val="Heading3"/>
+      </w:pPr>
+      <w:r>
+        <w:t>01. Expo and Defense: the case</w:t>
+      </w:r>
+    </w:p>
+    <w:p>
+      <w:r>
+        <w:drawing>
+          <wp:inline xmlns:a="http://schemas.openxmlformats.org/drawingml/2006/main" xmlns:pic="http://schemas.openxmlformats.org/drawingml/2006/picture">
+            <wp:extent cx="5486400" cy="3142488"/>
+            <wp:docPr id="23" name="Picture 23" descr="A fictional paper sorter team prepares an exhibition evidence board. Supplied facts: Both prototype and manual baseline attempt the same 10 reserved cases. Prototype passes 8; baseline passes 9. Two additional planned cases are unrun. No timing or pupil-satisfaction measures were collected."/>
+            <wp:cNvGraphicFramePr>
+              <a:graphicFrameLocks noChangeAspect="1"/>
+            </wp:cNvGraphicFramePr>
+            <a:graphic>
+              <a:graphicData uri="http://schemas.openxmlformats.org/drawingml/2006/picture">
+                <pic:pic>
+                  <pic:nvPicPr>
+                    <pic:cNvPr id="0" name="academy-story-ai-1-36-01.png"/>
+                    <pic:cNvPicPr/>
+                  </pic:nvPicPr>
+                  <pic:blipFill>
+                    <a:blip r:embed="rId31"/>
+                    <a:stretch>
+                      <a:fillRect/>
+                    </a:stretch>
+                  </pic:blipFill>
+                  <pic:spPr>
+                    <a:xfrm>
+                      <a:off x="0" y="0"/>
+                      <a:ext cx="5486400" cy="3142488"/>
+                    </a:xfrm>
+                    <a:prstGeom prst="rect"/>
+                  </pic:spPr>
+                </pic:pic>
+              </a:graphicData>
+            </a:graphic>
+          </wp:inline>
+        </w:drawing>
+      </w:r>
+    </w:p>
+    <w:p>
+      <w:pPr>
+        <w:spacing w:line="336" w:lineRule="auto" w:after="180"/>
+      </w:pPr>
+      <w:r>
+        <w:rPr>
+          <w:b w:val="0"/>
+        </w:rPr>
+        <w:t xml:space="preserve">A fictional paper sorter team prepares an exhibition </w:t>
+      </w:r>
+      <w:r>
+        <w:rPr>
+          <w:b/>
+        </w:rPr>
+        <w:t>evidence</w:t>
+      </w:r>
+      <w:r>
+        <w:rPr>
+          <w:b w:val="0"/>
+        </w:rPr>
+        <w:t xml:space="preserve"> board. Supplied facts: Both prototype and manual </w:t>
+      </w:r>
+      <w:r>
+        <w:rPr>
+          <w:b/>
+        </w:rPr>
+        <w:t>baseline</w:t>
+      </w:r>
+      <w:r>
+        <w:rPr>
+          <w:b w:val="0"/>
+        </w:rPr>
+        <w:t xml:space="preserve"> attempt the same 10 reserved cases. Prototype passes 8; </w:t>
+      </w:r>
+      <w:r>
+        <w:rPr>
+          <w:b/>
+        </w:rPr>
+        <w:t>baseline</w:t>
+      </w:r>
+      <w:r>
+        <w:rPr>
+          <w:b w:val="0"/>
+        </w:rPr>
+        <w:t xml:space="preserve"> passes 9.</w:t>
+      </w:r>
+    </w:p>
+    <w:p>
+      <w:pPr>
+        <w:spacing w:line="336" w:lineRule="auto" w:after="180"/>
+      </w:pPr>
+      <w:r>
+        <w:rPr>
+          <w:b w:val="0"/>
+        </w:rPr>
+        <w:t>Two additional planned cases are unrun. No timing or pupil-satisfaction measures were collected.</w:t>
+      </w:r>
+    </w:p>
+    <w:p>
+      <w:pPr>
+        <w:spacing w:line="336" w:lineRule="auto" w:after="180"/>
+        <w:shd w:fill="F5F1FB"/>
+      </w:pPr>
+      <w:r>
+        <w:rPr>
+          <w:b w:val="0"/>
+        </w:rPr>
+        <w:t>Point to the given fact that matters most. Explain why it matters.</w:t>
+      </w:r>
+    </w:p>
+    <w:p>
+      <w:pPr>
+        <w:pStyle w:val="Heading3"/>
+      </w:pPr>
+      <w:r>
+        <w:t>02. Follow the deciding steps</w:t>
+      </w:r>
+    </w:p>
+    <w:p>
+      <w:r>
+        <w:drawing>
+          <wp:inline xmlns:a="http://schemas.openxmlformats.org/drawingml/2006/main" xmlns:pic="http://schemas.openxmlformats.org/drawingml/2006/picture">
+            <wp:extent cx="5486400" cy="4005072"/>
+            <wp:docPr id="24" name="Picture 24" descr="Describe contract: Show the task, inputs, rule and reserved case selection. → Show results: Prototype 8/10=80%; baseline 9/10=90% on attempted cases. → Keep incomplete work: Two unrun cases remain visible, without pass/fail labels. → Defend conclusion: Prototype did not beat baseline on this measured outcome; explain its failures."/>
+            <wp:cNvGraphicFramePr>
+              <a:graphicFrameLocks noChangeAspect="1"/>
+            </wp:cNvGraphicFramePr>
+            <a:graphic>
+              <a:graphicData uri="http://schemas.openxmlformats.org/drawingml/2006/picture">
+                <pic:pic>
+                  <pic:nvPicPr>
+                    <pic:cNvPr id="0" name="academy-story-ai-1-36-02.png"/>
+                    <pic:cNvPicPr/>
+                  </pic:nvPicPr>
+                  <pic:blipFill>
+                    <a:blip r:embed="rId32"/>
+                    <a:stretch>
+                      <a:fillRect/>
+                    </a:stretch>
+                  </pic:blipFill>
+                  <pic:spPr>
+                    <a:xfrm>
+                      <a:off x="0" y="0"/>
+                      <a:ext cx="5486400" cy="4005072"/>
+                    </a:xfrm>
+                    <a:prstGeom prst="rect"/>
+                  </pic:spPr>
+                </pic:pic>
+              </a:graphicData>
+            </a:graphic>
+          </wp:inline>
+        </w:drawing>
+      </w:r>
+    </w:p>
+    <w:p>
+      <w:pPr>
+        <w:spacing w:line="336" w:lineRule="auto" w:after="180"/>
+      </w:pPr>
+      <w:r>
+        <w:rPr>
+          <w:b w:val="0"/>
+        </w:rPr>
+        <w:t xml:space="preserve">Describe contract: Show the task, </w:t>
+      </w:r>
+      <w:r>
+        <w:rPr>
+          <w:b/>
+        </w:rPr>
+        <w:t>input</w:t>
+      </w:r>
+      <w:r>
+        <w:rPr>
+          <w:b w:val="0"/>
+        </w:rPr>
+        <w:t>s, rule and reserved case selection. → Show results: Prototype 8/10=</w:t>
+      </w:r>
+      <w:r>
+        <w:rPr>
+          <w:b/>
+        </w:rPr>
+        <w:t>80%</w:t>
+      </w:r>
+      <w:r>
+        <w:rPr>
+          <w:b w:val="0"/>
+        </w:rPr>
+        <w:t xml:space="preserve">; </w:t>
+      </w:r>
+      <w:r>
+        <w:rPr>
+          <w:b/>
+        </w:rPr>
+        <w:t>baseline</w:t>
+      </w:r>
+      <w:r>
+        <w:rPr>
+          <w:b w:val="0"/>
+        </w:rPr>
+        <w:t xml:space="preserve"> 9/10=90% on attempted cases. → Keep incomplete work: Two unrun cases remain visible, without pass/fail labels. → Defend conclusion: Prototype did not beat </w:t>
+      </w:r>
+      <w:r>
+        <w:rPr>
+          <w:b/>
+        </w:rPr>
+        <w:t>baseline</w:t>
+      </w:r>
+      <w:r>
+        <w:rPr>
+          <w:b w:val="0"/>
+        </w:rPr>
+        <w:t xml:space="preserve"> on this measured outcome; explain its failures.</w:t>
+      </w:r>
+    </w:p>
+    <w:p>
+      <w:pPr>
+        <w:spacing w:line="336" w:lineRule="auto" w:after="180"/>
+        <w:shd w:fill="F5F1FB"/>
+      </w:pPr>
+      <w:r>
+        <w:rPr>
+          <w:b w:val="0"/>
+        </w:rPr>
+        <w:t xml:space="preserve">Point to each numbered stage and explain which recorded </w:t>
+      </w:r>
+      <w:r>
+        <w:rPr>
+          <w:b/>
+        </w:rPr>
+        <w:t>input</w:t>
+      </w:r>
+      <w:r>
+        <w:rPr>
+          <w:b w:val="0"/>
+        </w:rPr>
+        <w:t xml:space="preserve"> it uses.</w:t>
+      </w:r>
+    </w:p>
+    <w:p>
+      <w:pPr>
+        <w:pStyle w:val="Heading3"/>
+      </w:pPr>
+      <w:r>
+        <w:t>03. Shared reserved-case comparison</w:t>
+      </w:r>
+    </w:p>
+    <w:p>
+      <w:r>
+        <w:drawing>
+          <wp:inline xmlns:a="http://schemas.openxmlformats.org/drawingml/2006/main" xmlns:pic="http://schemas.openxmlformats.org/drawingml/2006/picture">
+            <wp:extent cx="5486400" cy="2834640"/>
+            <wp:docPr id="25" name="Picture 25" descr="Shared reserved-case comparison. Units: passes out of 10 attempted. Prototype: 8. Manual baseline: 9."/>
+            <wp:cNvGraphicFramePr>
+              <a:graphicFrameLocks noChangeAspect="1"/>
+            </wp:cNvGraphicFramePr>
+            <a:graphic>
+              <a:graphicData uri="http://schemas.openxmlformats.org/drawingml/2006/picture">
+                <pic:pic>
+                  <pic:nvPicPr>
+                    <pic:cNvPr id="0" name="academy-story-ai-1-36-03.png"/>
+                    <pic:cNvPicPr/>
+                  </pic:nvPicPr>
+                  <pic:blipFill>
+                    <a:blip r:embed="rId33"/>
+                    <a:stretch>
+                      <a:fillRect/>
+                    </a:stretch>
+                  </pic:blipFill>
+                  <pic:spPr>
+                    <a:xfrm>
+                      <a:off x="0" y="0"/>
+                      <a:ext cx="5486400" cy="2834640"/>
+                    </a:xfrm>
+                    <a:prstGeom prst="rect"/>
+                  </pic:spPr>
+                </pic:pic>
+              </a:graphicData>
+            </a:graphic>
+          </wp:inline>
+        </w:drawing>
+      </w:r>
+    </w:p>
+    <w:p>
+      <w:pPr>
+        <w:spacing w:line="336" w:lineRule="auto" w:after="180"/>
+      </w:pPr>
+      <w:r>
+        <w:rPr>
+          <w:b w:val="0"/>
+        </w:rPr>
+        <w:t xml:space="preserve">Shared reserved-case comparison. Units: passes out of 10 attempted. Prototype: 8. Manual </w:t>
+      </w:r>
+      <w:r>
+        <w:rPr>
+          <w:b/>
+        </w:rPr>
+        <w:t>baseline</w:t>
+      </w:r>
+      <w:r>
+        <w:rPr>
+          <w:b w:val="0"/>
+        </w:rPr>
+        <w:t>: 9.</w:t>
+      </w:r>
+    </w:p>
+    <w:p>
+      <w:pPr>
+        <w:spacing w:line="336" w:lineRule="auto" w:after="180"/>
+        <w:shd w:fill="F5F1FB"/>
+      </w:pPr>
+      <w:r>
+        <w:rPr>
+          <w:b w:val="0"/>
+        </w:rPr>
+        <w:t>Read the labels and values. Explain the relationship the model shows.</w:t>
+      </w:r>
+    </w:p>
+    <w:p>
+      <w:pPr>
+        <w:pStyle w:val="Heading3"/>
+      </w:pPr>
+      <w:r>
+        <w:t>04. Change one thing. Trace what follows.</w:t>
+      </w:r>
+    </w:p>
+    <w:p>
+      <w:r>
+        <w:drawing>
+          <wp:inline xmlns:a="http://schemas.openxmlformats.org/drawingml/2006/main" xmlns:pic="http://schemas.openxmlformats.org/drawingml/2006/picture">
+            <wp:extent cx="5486400" cy="3179064"/>
+            <wp:docPr id="26" name="Picture 26" descr="Original case: Prototype did not beat baseline on this measured outcome; explain its failures. Changed condition: Someone adds the two unrun cases to the denominator as failures. Expected result: That reports a different measure, 8/12 completed successes out of planned cases. Reason: It cannot be called the original attempted-case pass rate; distinguish completion from evaluated correctness."/>
+            <wp:cNvGraphicFramePr>
+              <a:graphicFrameLocks noChangeAspect="1"/>
+            </wp:cNvGraphicFramePr>
+            <a:graphic>
+              <a:graphicData uri="http://schemas.openxmlformats.org/drawingml/2006/picture">
+                <pic:pic>
+                  <pic:nvPicPr>
+                    <pic:cNvPr id="0" name="academy-story-ai-1-36-04.png"/>
+                    <pic:cNvPicPr/>
+                  </pic:nvPicPr>
+                  <pic:blipFill>
+                    <a:blip r:embed="rId34"/>
+                    <a:stretch>
+                      <a:fillRect/>
+                    </a:stretch>
+                  </pic:blipFill>
+                  <pic:spPr>
+                    <a:xfrm>
+                      <a:off x="0" y="0"/>
+                      <a:ext cx="5486400" cy="3179064"/>
+                    </a:xfrm>
+                    <a:prstGeom prst="rect"/>
+                  </pic:spPr>
+                </pic:pic>
+              </a:graphicData>
+            </a:graphic>
+          </wp:inline>
+        </w:drawing>
+      </w:r>
+    </w:p>
+    <w:p>
+      <w:pPr>
+        <w:spacing w:line="336" w:lineRule="auto" w:after="180"/>
+      </w:pPr>
+      <w:r>
+        <w:rPr>
+          <w:b w:val="0"/>
+        </w:rPr>
+        <w:t xml:space="preserve">Original case: Prototype did not beat </w:t>
+      </w:r>
+      <w:r>
+        <w:rPr>
+          <w:b/>
+        </w:rPr>
+        <w:t>baseline</w:t>
+      </w:r>
+      <w:r>
+        <w:rPr>
+          <w:b w:val="0"/>
+        </w:rPr>
+        <w:t xml:space="preserve"> on this measured outcome; explain its failures. Changed condition: Someone adds the two unrun cases to the denominator as failures.</w:t>
+      </w:r>
+    </w:p>
+    <w:p>
+      <w:pPr>
+        <w:spacing w:line="336" w:lineRule="auto" w:after="180"/>
+      </w:pPr>
+      <w:r>
+        <w:rPr>
+          <w:b w:val="0"/>
+        </w:rPr>
+        <w:t>Expected result: That reports a different measure, 8/12 completed successes out of planned cases. Reason: It cannot be called the original attempted-case pass rate; distinguish completion from evaluated correctness.</w:t>
+      </w:r>
+    </w:p>
+    <w:p>
+      <w:pPr>
+        <w:spacing w:line="336" w:lineRule="auto" w:after="180"/>
+        <w:shd w:fill="F5F1FB"/>
+      </w:pPr>
+      <w:r>
+        <w:rPr>
+          <w:b w:val="0"/>
+        </w:rPr>
+        <w:t>Predict before checking the worked changed-case result. Name what changed and what the supplied facts allow you to conclude.</w:t>
+      </w:r>
+    </w:p>
+    <w:p>
+      <w:pPr>
+        <w:pStyle w:val="Heading3"/>
+      </w:pPr>
+      <w:r>
+        <w:t>05. Connect the explanation to its limit</w:t>
+      </w:r>
+    </w:p>
+    <w:p>
+      <w:r>
+        <w:drawing>
+          <wp:inline xmlns:a="http://schemas.openxmlformats.org/drawingml/2006/main" xmlns:pic="http://schemas.openxmlformats.org/drawingml/2006/picture">
+            <wp:extent cx="5486400" cy="2834640"/>
+            <wp:docPr id="27" name="Picture 27" descr="An exhibition should make the evidence inspectable. A polished demonstration is not a substitute for the reserved-case record. The shared cases allow a direct descriptive comparison of pass rates; missing timing data prevents a claim that the prototype is faster. Unrun cases must not be treated as successes. Limit: This fictional evaluation does not demonstrate classroom learning impact or performance on every future request."/>
+            <wp:cNvGraphicFramePr>
+              <a:graphicFrameLocks noChangeAspect="1"/>
+            </wp:cNvGraphicFramePr>
+            <a:graphic>
+              <a:graphicData uri="http://schemas.openxmlformats.org/drawingml/2006/picture">
+                <pic:pic>
+                  <pic:nvPicPr>
+                    <pic:cNvPr id="0" name="academy-story-ai-1-36-05.png"/>
+                    <pic:cNvPicPr/>
+                  </pic:nvPicPr>
+                  <pic:blipFill>
+                    <a:blip r:embed="rId35"/>
+                    <a:stretch>
+                      <a:fillRect/>
+                    </a:stretch>
+                  </pic:blipFill>
+                  <pic:spPr>
+                    <a:xfrm>
+                      <a:off x="0" y="0"/>
+                      <a:ext cx="5486400" cy="2834640"/>
+                    </a:xfrm>
+                    <a:prstGeom prst="rect"/>
+                  </pic:spPr>
+                </pic:pic>
+              </a:graphicData>
+            </a:graphic>
+          </wp:inline>
+        </w:drawing>
+      </w:r>
+    </w:p>
+    <w:p>
+      <w:pPr>
+        <w:spacing w:line="336" w:lineRule="auto" w:after="180"/>
+      </w:pPr>
+      <w:r>
+        <w:rPr>
+          <w:b w:val="0"/>
+        </w:rPr>
+        <w:t xml:space="preserve">An exhibition should make the </w:t>
+      </w:r>
+      <w:r>
+        <w:rPr>
+          <w:b/>
+        </w:rPr>
+        <w:t>evidence</w:t>
+      </w:r>
+      <w:r>
+        <w:rPr>
+          <w:b w:val="0"/>
+        </w:rPr>
+        <w:t xml:space="preserve"> inspectable. A polished </w:t>
+      </w:r>
+      <w:r>
+        <w:rPr>
+          <w:b/>
+        </w:rPr>
+        <w:t>demonstration</w:t>
+      </w:r>
+      <w:r>
+        <w:rPr>
+          <w:b w:val="0"/>
+        </w:rPr>
+        <w:t xml:space="preserve"> is not a substitute for the reserved-case record.</w:t>
+      </w:r>
+    </w:p>
+    <w:p>
+      <w:pPr>
+        <w:spacing w:line="336" w:lineRule="auto" w:after="180"/>
+      </w:pPr>
+      <w:r>
+        <w:rPr>
+          <w:b w:val="0"/>
+        </w:rPr>
+        <w:t>The shared cases allow a direct descriptive comparison of pass rates; missing timing data prevents a claim that the prototype is faster. Unrun cases must not be treated as successes.</w:t>
+      </w:r>
+    </w:p>
+    <w:p>
+      <w:pPr>
+        <w:spacing w:line="336" w:lineRule="auto" w:after="180"/>
+      </w:pPr>
+      <w:r>
+        <w:rPr>
+          <w:b w:val="0"/>
+        </w:rPr>
+        <w:t>Limit: This fictional evaluation does not demonstrate classroom learning impact or performance on every future request.</w:t>
+      </w:r>
+    </w:p>
+    <w:p>
+      <w:pPr>
+        <w:spacing w:line="336" w:lineRule="auto" w:after="180"/>
+        <w:shd w:fill="F5F1FB"/>
+      </w:pPr>
+      <w:r>
+        <w:rPr>
+          <w:b w:val="0"/>
+        </w:rPr>
+        <w:t>Explain the case, then point to a limit on the claim.</w:t>
+      </w:r>
+    </w:p>
+    <w:p>
+      <w:pPr>
+        <w:pStyle w:val="Heading3"/>
+      </w:pPr>
+      <w:r>
+        <w:t>06. Make the idea visible in your project</w:t>
+      </w:r>
+    </w:p>
+    <w:p>
+      <w:r>
+        <w:drawing>
+          <wp:inline xmlns:a="http://schemas.openxmlformats.org/drawingml/2006/main" xmlns:pic="http://schemas.openxmlformats.org/drawingml/2006/picture">
+            <wp:extent cx="5486400" cy="3380232"/>
+            <wp:docPr id="28" name="Picture 28" descr="Present the Helpful Classroom Sorter’s versions, test records, baseline, failures and next investigation as an evidence portfolio. Draw your input, deciding step, result and limit. Supported question: Write one defensible success statement and one claim the evidence cannot support."/>
+            <wp:cNvGraphicFramePr>
+              <a:graphicFrameLocks noChangeAspect="1"/>
+            </wp:cNvGraphicFramePr>
+            <a:graphic>
+              <a:graphicData uri="http://schemas.openxmlformats.org/drawingml/2006/picture">
+                <pic:pic>
+                  <pic:nvPicPr>
+                    <pic:cNvPr id="0" name="academy-story-ai-1-36-06.png"/>
+                    <pic:cNvPicPr/>
+                  </pic:nvPicPr>
+                  <pic:blipFill>
+                    <a:blip r:embed="rId36"/>
+                    <a:stretch>
+                      <a:fillRect/>
+                    </a:stretch>
+                  </pic:blipFill>
+                  <pic:spPr>
+                    <a:xfrm>
+                      <a:off x="0" y="0"/>
+                      <a:ext cx="5486400" cy="3380232"/>
+                    </a:xfrm>
+                    <a:prstGeom prst="rect"/>
+                  </pic:spPr>
+                </pic:pic>
+              </a:graphicData>
+            </a:graphic>
+          </wp:inline>
+        </w:drawing>
+      </w:r>
+    </w:p>
+    <w:p>
+      <w:pPr>
+        <w:spacing w:line="336" w:lineRule="auto" w:after="180"/>
+      </w:pPr>
+      <w:r>
+        <w:rPr>
+          <w:b w:val="0"/>
+        </w:rPr>
+        <w:t xml:space="preserve">Present the Helpful Classroom Sorter’s versions, test records, </w:t>
+      </w:r>
+      <w:r>
+        <w:rPr>
+          <w:b/>
+        </w:rPr>
+        <w:t>baseline</w:t>
+      </w:r>
+      <w:r>
+        <w:rPr>
+          <w:b w:val="0"/>
+        </w:rPr>
+        <w:t xml:space="preserve">, failures and next investigation as an </w:t>
+      </w:r>
+      <w:r>
+        <w:rPr>
+          <w:b/>
+        </w:rPr>
+        <w:t>evidence</w:t>
+      </w:r>
+      <w:r>
+        <w:rPr>
+          <w:b w:val="0"/>
+        </w:rPr>
+        <w:t xml:space="preserve"> portfolio. Draw your </w:t>
+      </w:r>
+      <w:r>
+        <w:rPr>
+          <w:b/>
+        </w:rPr>
+        <w:t>input</w:t>
+      </w:r>
+      <w:r>
+        <w:rPr>
+          <w:b w:val="0"/>
+        </w:rPr>
+        <w:t>, deciding step, result and limit.</w:t>
+      </w:r>
+    </w:p>
+    <w:p>
+      <w:pPr>
+        <w:spacing w:line="336" w:lineRule="auto" w:after="180"/>
+      </w:pPr>
+      <w:r>
+        <w:rPr>
+          <w:b w:val="0"/>
+        </w:rPr>
+        <w:t xml:space="preserve">Supported question: Write one defensible success statement and one claim the </w:t>
+      </w:r>
+      <w:r>
+        <w:rPr>
+          <w:b/>
+        </w:rPr>
+        <w:t>evidence</w:t>
+      </w:r>
+      <w:r>
+        <w:rPr>
+          <w:b w:val="0"/>
+        </w:rPr>
+        <w:t xml:space="preserve"> cannot support.</w:t>
+      </w:r>
+    </w:p>
+    <w:p>
+      <w:pPr>
+        <w:spacing w:line="336" w:lineRule="auto" w:after="180"/>
+        <w:shd w:fill="F5F1FB"/>
+      </w:pPr>
+      <w:r>
+        <w:rPr>
+          <w:b w:val="0"/>
+        </w:rPr>
+        <w:t xml:space="preserve">Draw your project trace and justify the deciding step using </w:t>
+      </w:r>
+      <w:r>
+        <w:rPr>
+          <w:b/>
+        </w:rPr>
+        <w:t>evidence</w:t>
+      </w:r>
+      <w:r>
+        <w:rPr>
+          <w:b w:val="0"/>
+        </w:rPr>
+        <w:t>.</w:t>
       </w:r>
     </w:p>
     <w:sectPr>
